--- a/SQL/SQL.docx
+++ b/SQL/SQL.docx
@@ -493,6 +493,7 @@
           <w:sz w:val="24"/>
           <w:szCs w:val="24"/>
         </w:rPr>
+        <w:lastRenderedPageBreak/>
         <w:t>7. Explain the difference between the WHERE and HAVING clauses</w:t>
       </w:r>
     </w:p>
@@ -546,9 +547,9 @@
           <w:szCs w:val="24"/>
         </w:rPr>
         <w:drawing>
-          <wp:inline distT="0" distB="0" distL="0" distR="0" wp14:anchorId="310982C6" wp14:editId="54EAC0AB">
-            <wp:extent cx="3886537" cy="1204064"/>
-            <wp:effectExtent l="0" t="0" r="0" b="0"/>
+          <wp:inline distT="0" distB="0" distL="0" distR="0" wp14:anchorId="310982C6" wp14:editId="0800F279">
+            <wp:extent cx="3886200" cy="830580"/>
+            <wp:effectExtent l="0" t="0" r="0" b="7620"/>
             <wp:docPr id="124919546" name="Picture 1"/>
             <wp:cNvGraphicFramePr>
               <a:graphicFrameLocks xmlns:a="http://schemas.openxmlformats.org/drawingml/2006/main" noChangeAspect="1"/>
@@ -560,20 +561,29 @@
                     <pic:cNvPr id="124919546" name=""/>
                     <pic:cNvPicPr/>
                   </pic:nvPicPr>
-                  <pic:blipFill>
+                  <pic:blipFill rotWithShape="1">
                     <a:blip r:embed="rId6"/>
+                    <a:srcRect t="24050" b="6962"/>
                     <a:stretch>
                       <a:fillRect/>
                     </a:stretch>
                   </pic:blipFill>
-                  <pic:spPr>
+                  <pic:spPr bwMode="auto">
                     <a:xfrm>
                       <a:off x="0" y="0"/>
-                      <a:ext cx="3886537" cy="1204064"/>
+                      <a:ext cx="3886537" cy="830652"/>
                     </a:xfrm>
                     <a:prstGeom prst="rect">
                       <a:avLst/>
                     </a:prstGeom>
+                    <a:ln>
+                      <a:noFill/>
+                    </a:ln>
+                    <a:extLst>
+                      <a:ext uri="{53640926-AAD7-44D8-BBD7-CCE9431645EC}">
+                        <a14:shadowObscured xmlns:a14="http://schemas.microsoft.com/office/drawing/2010/main"/>
+                      </a:ext>
+                    </a:extLst>
                   </pic:spPr>
                 </pic:pic>
               </a:graphicData>
@@ -735,7 +745,6 @@
           <w:sz w:val="24"/>
           <w:szCs w:val="24"/>
         </w:rPr>
-        <w:lastRenderedPageBreak/>
         <w:t>9. Describe a PRIMARY KEY and how it differs from a UNIQUE key</w:t>
       </w:r>
     </w:p>
@@ -1118,20 +1127,8 @@
           <w:sz w:val="24"/>
           <w:szCs w:val="24"/>
         </w:rPr>
-        <w:t xml:space="preserve">13. How do clustered and non‑clustered indexes </w:t>
-      </w:r>
-      <w:proofErr w:type="gramStart"/>
-      <w:r>
-        <w:rPr>
-          <w:rFonts w:ascii="Times New Roman" w:hAnsi="Times New Roman" w:cs="Times New Roman"/>
-          <w:b/>
-          <w:bCs/>
-          <w:sz w:val="24"/>
-          <w:szCs w:val="24"/>
-        </w:rPr>
-        <w:t>differ ?</w:t>
-      </w:r>
-      <w:proofErr w:type="gramEnd"/>
+        <w:t>13. How do clustered and non‑clustered indexes differ ?</w:t>
+      </w:r>
     </w:p>
     <w:p>
       <w:pPr>
@@ -1212,20 +1209,8 @@
           <w:sz w:val="24"/>
           <w:szCs w:val="24"/>
         </w:rPr>
-        <w:t xml:space="preserve">14. How do you perform pattern matching in </w:t>
-      </w:r>
-      <w:proofErr w:type="gramStart"/>
-      <w:r>
-        <w:rPr>
-          <w:rFonts w:ascii="Times New Roman" w:hAnsi="Times New Roman" w:cs="Times New Roman"/>
-          <w:b/>
-          <w:bCs/>
-          <w:sz w:val="24"/>
-          <w:szCs w:val="24"/>
-        </w:rPr>
-        <w:t>SQL ?</w:t>
-      </w:r>
-      <w:proofErr w:type="gramEnd"/>
+        <w:t>14. How do you perform pattern matching in SQL ?</w:t>
+      </w:r>
     </w:p>
     <w:p>
       <w:pPr>
@@ -1322,43 +1307,7 @@
           <w:sz w:val="24"/>
           <w:szCs w:val="24"/>
         </w:rPr>
-        <w:t xml:space="preserve">A running total is calculated using the </w:t>
-      </w:r>
-      <w:proofErr w:type="gramStart"/>
-      <w:r>
-        <w:rPr>
-          <w:rFonts w:ascii="Times New Roman" w:hAnsi="Times New Roman" w:cs="Times New Roman"/>
-          <w:sz w:val="24"/>
-          <w:szCs w:val="24"/>
-        </w:rPr>
-        <w:t>SUM(</w:t>
-      </w:r>
-      <w:proofErr w:type="gramEnd"/>
-      <w:r>
-        <w:rPr>
-          <w:rFonts w:ascii="Times New Roman" w:hAnsi="Times New Roman" w:cs="Times New Roman"/>
-          <w:sz w:val="24"/>
-          <w:szCs w:val="24"/>
-        </w:rPr>
-        <w:t xml:space="preserve">) window function with the </w:t>
-      </w:r>
-      <w:proofErr w:type="gramStart"/>
-      <w:r>
-        <w:rPr>
-          <w:rFonts w:ascii="Times New Roman" w:hAnsi="Times New Roman" w:cs="Times New Roman"/>
-          <w:sz w:val="24"/>
-          <w:szCs w:val="24"/>
-        </w:rPr>
-        <w:t>OVER(</w:t>
-      </w:r>
-      <w:proofErr w:type="gramEnd"/>
-      <w:r>
-        <w:rPr>
-          <w:rFonts w:ascii="Times New Roman" w:hAnsi="Times New Roman" w:cs="Times New Roman"/>
-          <w:sz w:val="24"/>
-          <w:szCs w:val="24"/>
-        </w:rPr>
-        <w:t>) clause. It adds each row's value to the cumulative total while keeping individual rows.</w:t>
+        <w:t>A running total is calculated using the SUM() window function with the OVER() clause. It adds each row's value to the cumulative total while keeping individual rows.</w:t>
       </w:r>
     </w:p>
     <w:p>
@@ -1440,6 +1389,39 @@
           <w:szCs w:val="24"/>
         </w:rPr>
       </w:pPr>
+    </w:p>
+    <w:p>
+      <w:pPr>
+        <w:rPr>
+          <w:rFonts w:ascii="Times New Roman" w:hAnsi="Times New Roman" w:cs="Times New Roman"/>
+          <w:b/>
+          <w:bCs/>
+          <w:sz w:val="24"/>
+          <w:szCs w:val="24"/>
+        </w:rPr>
+      </w:pPr>
+    </w:p>
+    <w:p>
+      <w:pPr>
+        <w:rPr>
+          <w:rFonts w:ascii="Times New Roman" w:hAnsi="Times New Roman" w:cs="Times New Roman"/>
+          <w:b/>
+          <w:bCs/>
+          <w:sz w:val="24"/>
+          <w:szCs w:val="24"/>
+        </w:rPr>
+      </w:pPr>
+    </w:p>
+    <w:p>
+      <w:pPr>
+        <w:rPr>
+          <w:rFonts w:ascii="Times New Roman" w:hAnsi="Times New Roman" w:cs="Times New Roman"/>
+          <w:b/>
+          <w:bCs/>
+          <w:sz w:val="24"/>
+          <w:szCs w:val="24"/>
+        </w:rPr>
+      </w:pPr>
       <w:r>
         <w:rPr>
           <w:rFonts w:ascii="Times New Roman" w:hAnsi="Times New Roman" w:cs="Times New Roman"/>
@@ -1918,73 +1900,7 @@
           <w:sz w:val="24"/>
           <w:szCs w:val="24"/>
         </w:rPr>
-        <w:t xml:space="preserve">19. Explain the difference between </w:t>
-      </w:r>
-      <w:proofErr w:type="gramStart"/>
-      <w:r>
-        <w:rPr>
-          <w:rFonts w:ascii="Times New Roman" w:hAnsi="Times New Roman" w:cs="Times New Roman"/>
-          <w:b/>
-          <w:bCs/>
-          <w:sz w:val="24"/>
-          <w:szCs w:val="24"/>
-        </w:rPr>
-        <w:t>RANK(</w:t>
-      </w:r>
-      <w:proofErr w:type="gramEnd"/>
-      <w:r>
-        <w:rPr>
-          <w:rFonts w:ascii="Times New Roman" w:hAnsi="Times New Roman" w:cs="Times New Roman"/>
-          <w:b/>
-          <w:bCs/>
-          <w:sz w:val="24"/>
-          <w:szCs w:val="24"/>
-        </w:rPr>
-        <w:t>), DENSE_</w:t>
-      </w:r>
-      <w:proofErr w:type="gramStart"/>
-      <w:r>
-        <w:rPr>
-          <w:rFonts w:ascii="Times New Roman" w:hAnsi="Times New Roman" w:cs="Times New Roman"/>
-          <w:b/>
-          <w:bCs/>
-          <w:sz w:val="24"/>
-          <w:szCs w:val="24"/>
-        </w:rPr>
-        <w:t>RANK(</w:t>
-      </w:r>
-      <w:proofErr w:type="gramEnd"/>
-      <w:r>
-        <w:rPr>
-          <w:rFonts w:ascii="Times New Roman" w:hAnsi="Times New Roman" w:cs="Times New Roman"/>
-          <w:b/>
-          <w:bCs/>
-          <w:sz w:val="24"/>
-          <w:szCs w:val="24"/>
-        </w:rPr>
-        <w:t>) and ROW_</w:t>
-      </w:r>
-      <w:proofErr w:type="gramStart"/>
-      <w:r>
-        <w:rPr>
-          <w:rFonts w:ascii="Times New Roman" w:hAnsi="Times New Roman" w:cs="Times New Roman"/>
-          <w:b/>
-          <w:bCs/>
-          <w:sz w:val="24"/>
-          <w:szCs w:val="24"/>
-        </w:rPr>
-        <w:t>NUMBER(</w:t>
-      </w:r>
-      <w:proofErr w:type="gramEnd"/>
-      <w:r>
-        <w:rPr>
-          <w:rFonts w:ascii="Times New Roman" w:hAnsi="Times New Roman" w:cs="Times New Roman"/>
-          <w:b/>
-          <w:bCs/>
-          <w:sz w:val="24"/>
-          <w:szCs w:val="24"/>
-        </w:rPr>
-        <w:t>)</w:t>
+        <w:t>19. Explain the difference between RANK(), DENSE_RANK() and ROW_NUMBER()</w:t>
       </w:r>
     </w:p>
     <w:p>
@@ -2093,15 +2009,6 @@
     </w:p>
     <w:p>
       <w:pPr>
-        <w:rPr>
-          <w:rFonts w:ascii="Times New Roman" w:hAnsi="Times New Roman" w:cs="Times New Roman"/>
-          <w:sz w:val="24"/>
-          <w:szCs w:val="24"/>
-        </w:rPr>
-      </w:pPr>
-    </w:p>
-    <w:p>
-      <w:pPr>
         <w:pStyle w:val="ListParagraph"/>
         <w:numPr>
           <w:ilvl w:val="0"/>
@@ -2113,24 +2020,13 @@
           <w:szCs w:val="24"/>
         </w:rPr>
       </w:pPr>
-      <w:proofErr w:type="gramStart"/>
-      <w:r>
-        <w:rPr>
-          <w:rFonts w:ascii="Times New Roman" w:hAnsi="Times New Roman" w:cs="Times New Roman"/>
-          <w:sz w:val="24"/>
-          <w:szCs w:val="24"/>
-        </w:rPr>
-        <w:lastRenderedPageBreak/>
-        <w:t>LAG(</w:t>
-      </w:r>
-      <w:proofErr w:type="gramEnd"/>
-      <w:r>
-        <w:rPr>
-          <w:rFonts w:ascii="Times New Roman" w:hAnsi="Times New Roman" w:cs="Times New Roman"/>
-          <w:sz w:val="24"/>
-          <w:szCs w:val="24"/>
-        </w:rPr>
-        <w:t>) returns the value from the previous row.</w:t>
+      <w:r>
+        <w:rPr>
+          <w:rFonts w:ascii="Times New Roman" w:hAnsi="Times New Roman" w:cs="Times New Roman"/>
+          <w:sz w:val="24"/>
+          <w:szCs w:val="24"/>
+        </w:rPr>
+        <w:t>LAG() returns the value from the previous row.</w:t>
       </w:r>
     </w:p>
     <w:p>
@@ -2146,58 +2042,30 @@
           <w:szCs w:val="24"/>
         </w:rPr>
       </w:pPr>
-      <w:proofErr w:type="gramStart"/>
-      <w:r>
-        <w:rPr>
-          <w:rFonts w:ascii="Times New Roman" w:hAnsi="Times New Roman" w:cs="Times New Roman"/>
-          <w:sz w:val="24"/>
-          <w:szCs w:val="24"/>
-        </w:rPr>
-        <w:t>LEAD(</w:t>
-      </w:r>
-      <w:proofErr w:type="gramEnd"/>
-      <w:r>
-        <w:rPr>
-          <w:rFonts w:ascii="Times New Roman" w:hAnsi="Times New Roman" w:cs="Times New Roman"/>
-          <w:sz w:val="24"/>
-          <w:szCs w:val="24"/>
-        </w:rPr>
-        <w:t>) returns the value from the next row.</w:t>
-      </w:r>
-    </w:p>
-    <w:p>
-      <w:pPr>
-        <w:rPr>
-          <w:rFonts w:ascii="Times New Roman" w:hAnsi="Times New Roman" w:cs="Times New Roman"/>
-          <w:sz w:val="24"/>
-          <w:szCs w:val="24"/>
-        </w:rPr>
-      </w:pPr>
-      <w:r>
-        <w:rPr>
-          <w:rFonts w:ascii="Times New Roman" w:hAnsi="Times New Roman" w:cs="Times New Roman"/>
-          <w:sz w:val="24"/>
-          <w:szCs w:val="24"/>
-        </w:rPr>
-        <w:t xml:space="preserve">They are commonly used to compare consecutive rows, calculate differences and </w:t>
-      </w:r>
-      <w:proofErr w:type="spellStart"/>
-      <w:r>
-        <w:rPr>
-          <w:rFonts w:ascii="Times New Roman" w:hAnsi="Times New Roman" w:cs="Times New Roman"/>
-          <w:sz w:val="24"/>
-          <w:szCs w:val="24"/>
-        </w:rPr>
-        <w:t>analyze</w:t>
-      </w:r>
-      <w:proofErr w:type="spellEnd"/>
-      <w:r>
-        <w:rPr>
-          <w:rFonts w:ascii="Times New Roman" w:hAnsi="Times New Roman" w:cs="Times New Roman"/>
-          <w:sz w:val="24"/>
-          <w:szCs w:val="24"/>
-        </w:rPr>
-        <w:t xml:space="preserve"> trends.</w:t>
+      <w:r>
+        <w:rPr>
+          <w:rFonts w:ascii="Times New Roman" w:hAnsi="Times New Roman" w:cs="Times New Roman"/>
+          <w:sz w:val="24"/>
+          <w:szCs w:val="24"/>
+        </w:rPr>
+        <w:t>LEAD() returns the value from the next row.</w:t>
+      </w:r>
+    </w:p>
+    <w:p>
+      <w:pPr>
+        <w:rPr>
+          <w:rFonts w:ascii="Times New Roman" w:hAnsi="Times New Roman" w:cs="Times New Roman"/>
+          <w:sz w:val="24"/>
+          <w:szCs w:val="24"/>
+        </w:rPr>
+      </w:pPr>
+      <w:r>
+        <w:rPr>
+          <w:rFonts w:ascii="Times New Roman" w:hAnsi="Times New Roman" w:cs="Times New Roman"/>
+          <w:sz w:val="24"/>
+          <w:szCs w:val="24"/>
+        </w:rPr>
+        <w:t>They are commonly used to compare consecutive rows, calculate differences and analyze trends.</w:t>
       </w:r>
     </w:p>
     <w:p>
@@ -2384,6 +2252,7 @@
           <w:sz w:val="24"/>
           <w:szCs w:val="24"/>
         </w:rPr>
+        <w:lastRenderedPageBreak/>
         <w:drawing>
           <wp:inline distT="0" distB="0" distL="0" distR="0" wp14:anchorId="0F8644C4" wp14:editId="2D08BD64">
             <wp:extent cx="6340389" cy="1874682"/>
@@ -2425,17 +2294,6 @@
       <w:pPr>
         <w:rPr>
           <w:rFonts w:ascii="Times New Roman" w:hAnsi="Times New Roman" w:cs="Times New Roman"/>
-          <w:b/>
-          <w:bCs/>
-          <w:sz w:val="24"/>
-          <w:szCs w:val="24"/>
-        </w:rPr>
-      </w:pPr>
-    </w:p>
-    <w:p>
-      <w:pPr>
-        <w:rPr>
-          <w:rFonts w:ascii="Times New Roman" w:hAnsi="Times New Roman" w:cs="Times New Roman"/>
           <w:sz w:val="24"/>
           <w:szCs w:val="24"/>
         </w:rPr>
@@ -2875,7 +2733,6 @@
           <w:sz w:val="24"/>
           <w:szCs w:val="24"/>
         </w:rPr>
-        <w:lastRenderedPageBreak/>
         <w:t>Use least-privilege database accounts.</w:t>
       </w:r>
     </w:p>
@@ -2996,6 +2853,7 @@
           <w:sz w:val="24"/>
           <w:szCs w:val="24"/>
         </w:rPr>
+        <w:lastRenderedPageBreak/>
         <w:t>DCL (Data Control Language): GRANT, REVOKE.</w:t>
       </w:r>
     </w:p>
@@ -3175,25 +3033,7 @@
           <w:sz w:val="24"/>
           <w:szCs w:val="24"/>
         </w:rPr>
-        <w:t>Comparison Operators: =</w:t>
-      </w:r>
-      <w:proofErr w:type="gramStart"/>
-      <w:r>
-        <w:rPr>
-          <w:rFonts w:ascii="Times New Roman" w:hAnsi="Times New Roman" w:cs="Times New Roman"/>
-          <w:sz w:val="24"/>
-          <w:szCs w:val="24"/>
-        </w:rPr>
-        <w:t>, !</w:t>
-      </w:r>
-      <w:proofErr w:type="gramEnd"/>
-      <w:r>
-        <w:rPr>
-          <w:rFonts w:ascii="Times New Roman" w:hAnsi="Times New Roman" w:cs="Times New Roman"/>
-          <w:sz w:val="24"/>
-          <w:szCs w:val="24"/>
-        </w:rPr>
-        <w:t>=, &lt;&gt;, &gt;, &lt;, &gt;=, &lt;=</w:t>
+        <w:t>Comparison Operators: =, !=, &lt;&gt;, &gt;, &lt;, &gt;=, &lt;=</w:t>
       </w:r>
     </w:p>
     <w:p>
@@ -3454,172 +3294,147 @@
           <w:sz w:val="24"/>
           <w:szCs w:val="24"/>
         </w:rPr>
+        <w:lastRenderedPageBreak/>
         <w:t>Aggregate functions perform calculations on a set of values and return a single value. Common aggregate functions include:</w:t>
       </w:r>
     </w:p>
     <w:p>
       <w:pPr>
-        <w:rPr>
-          <w:rFonts w:ascii="Times New Roman" w:hAnsi="Times New Roman" w:cs="Times New Roman"/>
-          <w:sz w:val="24"/>
-          <w:szCs w:val="24"/>
-        </w:rPr>
-      </w:pPr>
-      <w:proofErr w:type="gramStart"/>
-      <w:r>
-        <w:rPr>
-          <w:rFonts w:ascii="Times New Roman" w:hAnsi="Times New Roman" w:cs="Times New Roman"/>
-          <w:sz w:val="24"/>
-          <w:szCs w:val="24"/>
-        </w:rPr>
-        <w:t>COUNT(</w:t>
-      </w:r>
-      <w:proofErr w:type="gramEnd"/>
-      <w:r>
-        <w:rPr>
-          <w:rFonts w:ascii="Times New Roman" w:hAnsi="Times New Roman" w:cs="Times New Roman"/>
-          <w:sz w:val="24"/>
-          <w:szCs w:val="24"/>
-        </w:rPr>
-        <w:t>): Returns the number of rows.</w:t>
-      </w:r>
-    </w:p>
-    <w:p>
-      <w:pPr>
-        <w:rPr>
-          <w:rFonts w:ascii="Times New Roman" w:hAnsi="Times New Roman" w:cs="Times New Roman"/>
-          <w:sz w:val="24"/>
-          <w:szCs w:val="24"/>
-        </w:rPr>
-      </w:pPr>
-      <w:proofErr w:type="gramStart"/>
-      <w:r>
-        <w:rPr>
-          <w:rFonts w:ascii="Times New Roman" w:hAnsi="Times New Roman" w:cs="Times New Roman"/>
-          <w:sz w:val="24"/>
-          <w:szCs w:val="24"/>
-        </w:rPr>
-        <w:t>SUM(</w:t>
-      </w:r>
-      <w:proofErr w:type="gramEnd"/>
-      <w:r>
-        <w:rPr>
-          <w:rFonts w:ascii="Times New Roman" w:hAnsi="Times New Roman" w:cs="Times New Roman"/>
-          <w:sz w:val="24"/>
-          <w:szCs w:val="24"/>
-        </w:rPr>
-        <w:t>): Returns the total sum of values.</w:t>
-      </w:r>
-    </w:p>
-    <w:p>
-      <w:pPr>
-        <w:rPr>
-          <w:rFonts w:ascii="Times New Roman" w:hAnsi="Times New Roman" w:cs="Times New Roman"/>
-          <w:sz w:val="24"/>
-          <w:szCs w:val="24"/>
-        </w:rPr>
-      </w:pPr>
-      <w:proofErr w:type="gramStart"/>
-      <w:r>
-        <w:rPr>
-          <w:rFonts w:ascii="Times New Roman" w:hAnsi="Times New Roman" w:cs="Times New Roman"/>
-          <w:sz w:val="24"/>
-          <w:szCs w:val="24"/>
-        </w:rPr>
-        <w:t>AVG(</w:t>
-      </w:r>
-      <w:proofErr w:type="gramEnd"/>
-      <w:r>
-        <w:rPr>
-          <w:rFonts w:ascii="Times New Roman" w:hAnsi="Times New Roman" w:cs="Times New Roman"/>
-          <w:sz w:val="24"/>
-          <w:szCs w:val="24"/>
-        </w:rPr>
-        <w:t>): Returns the average of values.</w:t>
-      </w:r>
-    </w:p>
-    <w:p>
-      <w:pPr>
-        <w:rPr>
-          <w:rFonts w:ascii="Times New Roman" w:hAnsi="Times New Roman" w:cs="Times New Roman"/>
-          <w:sz w:val="24"/>
-          <w:szCs w:val="24"/>
-        </w:rPr>
-      </w:pPr>
-      <w:proofErr w:type="gramStart"/>
-      <w:r>
-        <w:rPr>
-          <w:rFonts w:ascii="Times New Roman" w:hAnsi="Times New Roman" w:cs="Times New Roman"/>
-          <w:sz w:val="24"/>
-          <w:szCs w:val="24"/>
-        </w:rPr>
-        <w:t>MIN(</w:t>
-      </w:r>
-      <w:proofErr w:type="gramEnd"/>
-      <w:r>
-        <w:rPr>
-          <w:rFonts w:ascii="Times New Roman" w:hAnsi="Times New Roman" w:cs="Times New Roman"/>
-          <w:sz w:val="24"/>
-          <w:szCs w:val="24"/>
-        </w:rPr>
-        <w:t>): Returns the smallest value.</w:t>
-      </w:r>
-    </w:p>
-    <w:p>
-      <w:pPr>
-        <w:rPr>
-          <w:rFonts w:ascii="Times New Roman" w:hAnsi="Times New Roman" w:cs="Times New Roman"/>
-          <w:sz w:val="24"/>
-          <w:szCs w:val="24"/>
-        </w:rPr>
-      </w:pPr>
-      <w:proofErr w:type="gramStart"/>
-      <w:r>
-        <w:rPr>
-          <w:rFonts w:ascii="Times New Roman" w:hAnsi="Times New Roman" w:cs="Times New Roman"/>
-          <w:sz w:val="24"/>
-          <w:szCs w:val="24"/>
-        </w:rPr>
-        <w:t>MAX(</w:t>
-      </w:r>
-      <w:proofErr w:type="gramEnd"/>
-      <w:r>
-        <w:rPr>
-          <w:rFonts w:ascii="Times New Roman" w:hAnsi="Times New Roman" w:cs="Times New Roman"/>
-          <w:sz w:val="24"/>
-          <w:szCs w:val="24"/>
-        </w:rPr>
-        <w:t>): Returns the largest value.</w:t>
-      </w:r>
-    </w:p>
-    <w:p>
-      <w:pPr>
-        <w:rPr>
-          <w:rFonts w:ascii="Times New Roman" w:hAnsi="Times New Roman" w:cs="Times New Roman"/>
-          <w:sz w:val="24"/>
-          <w:szCs w:val="24"/>
-        </w:rPr>
-      </w:pPr>
-    </w:p>
-    <w:p>
-      <w:pPr>
-        <w:rPr>
-          <w:rFonts w:ascii="Times New Roman" w:hAnsi="Times New Roman" w:cs="Times New Roman"/>
-          <w:b/>
-          <w:bCs/>
-          <w:sz w:val="24"/>
-          <w:szCs w:val="24"/>
-        </w:rPr>
-      </w:pPr>
-      <w:r>
-        <w:rPr>
-          <w:rFonts w:ascii="Times New Roman" w:hAnsi="Times New Roman" w:cs="Times New Roman"/>
-          <w:b/>
-          <w:bCs/>
-          <w:sz w:val="24"/>
-          <w:szCs w:val="24"/>
-        </w:rPr>
-        <w:lastRenderedPageBreak/>
+        <w:pStyle w:val="ListParagraph"/>
+        <w:numPr>
+          <w:ilvl w:val="0"/>
+          <w:numId w:val="45"/>
+        </w:numPr>
+        <w:rPr>
+          <w:rFonts w:ascii="Times New Roman" w:hAnsi="Times New Roman" w:cs="Times New Roman"/>
+          <w:sz w:val="24"/>
+          <w:szCs w:val="24"/>
+        </w:rPr>
+      </w:pPr>
+      <w:r>
+        <w:rPr>
+          <w:rFonts w:ascii="Times New Roman" w:hAnsi="Times New Roman" w:cs="Times New Roman"/>
+          <w:sz w:val="24"/>
+          <w:szCs w:val="24"/>
+        </w:rPr>
+        <w:t>COUNT(): Returns the number of rows.</w:t>
+      </w:r>
+    </w:p>
+    <w:p>
+      <w:pPr>
+        <w:pStyle w:val="ListParagraph"/>
+        <w:numPr>
+          <w:ilvl w:val="0"/>
+          <w:numId w:val="45"/>
+        </w:numPr>
+        <w:rPr>
+          <w:rFonts w:ascii="Times New Roman" w:hAnsi="Times New Roman" w:cs="Times New Roman"/>
+          <w:sz w:val="24"/>
+          <w:szCs w:val="24"/>
+        </w:rPr>
+      </w:pPr>
+      <w:r>
+        <w:rPr>
+          <w:rFonts w:ascii="Times New Roman" w:hAnsi="Times New Roman" w:cs="Times New Roman"/>
+          <w:sz w:val="24"/>
+          <w:szCs w:val="24"/>
+        </w:rPr>
+        <w:t>SUM(): Returns the total sum of values.</w:t>
+      </w:r>
+    </w:p>
+    <w:p>
+      <w:pPr>
+        <w:pStyle w:val="ListParagraph"/>
+        <w:numPr>
+          <w:ilvl w:val="0"/>
+          <w:numId w:val="45"/>
+        </w:numPr>
+        <w:rPr>
+          <w:rFonts w:ascii="Times New Roman" w:hAnsi="Times New Roman" w:cs="Times New Roman"/>
+          <w:sz w:val="24"/>
+          <w:szCs w:val="24"/>
+        </w:rPr>
+      </w:pPr>
+      <w:r>
+        <w:rPr>
+          <w:rFonts w:ascii="Times New Roman" w:hAnsi="Times New Roman" w:cs="Times New Roman"/>
+          <w:sz w:val="24"/>
+          <w:szCs w:val="24"/>
+        </w:rPr>
+        <w:t>AVG(): Returns the average of values.</w:t>
+      </w:r>
+    </w:p>
+    <w:p>
+      <w:pPr>
+        <w:pStyle w:val="ListParagraph"/>
+        <w:numPr>
+          <w:ilvl w:val="0"/>
+          <w:numId w:val="45"/>
+        </w:numPr>
+        <w:rPr>
+          <w:rFonts w:ascii="Times New Roman" w:hAnsi="Times New Roman" w:cs="Times New Roman"/>
+          <w:sz w:val="24"/>
+          <w:szCs w:val="24"/>
+        </w:rPr>
+      </w:pPr>
+      <w:r>
+        <w:rPr>
+          <w:rFonts w:ascii="Times New Roman" w:hAnsi="Times New Roman" w:cs="Times New Roman"/>
+          <w:sz w:val="24"/>
+          <w:szCs w:val="24"/>
+        </w:rPr>
+        <w:t>MIN(): Returns the smallest value.</w:t>
+      </w:r>
+    </w:p>
+    <w:p>
+      <w:pPr>
+        <w:pStyle w:val="ListParagraph"/>
+        <w:numPr>
+          <w:ilvl w:val="0"/>
+          <w:numId w:val="45"/>
+        </w:numPr>
+        <w:rPr>
+          <w:rFonts w:ascii="Times New Roman" w:hAnsi="Times New Roman" w:cs="Times New Roman"/>
+          <w:sz w:val="24"/>
+          <w:szCs w:val="24"/>
+        </w:rPr>
+      </w:pPr>
+      <w:r>
+        <w:rPr>
+          <w:rFonts w:ascii="Times New Roman" w:hAnsi="Times New Roman" w:cs="Times New Roman"/>
+          <w:sz w:val="24"/>
+          <w:szCs w:val="24"/>
+        </w:rPr>
+        <w:t>MAX(): Returns the largest value.</w:t>
+      </w:r>
+    </w:p>
+    <w:p>
+      <w:pPr>
+        <w:rPr>
+          <w:rFonts w:ascii="Times New Roman" w:hAnsi="Times New Roman" w:cs="Times New Roman"/>
+          <w:sz w:val="24"/>
+          <w:szCs w:val="24"/>
+        </w:rPr>
+      </w:pPr>
+    </w:p>
+    <w:p>
+      <w:pPr>
+        <w:rPr>
+          <w:rFonts w:ascii="Times New Roman" w:hAnsi="Times New Roman" w:cs="Times New Roman"/>
+          <w:b/>
+          <w:bCs/>
+          <w:sz w:val="24"/>
+          <w:szCs w:val="24"/>
+        </w:rPr>
+      </w:pPr>
+      <w:r>
+        <w:rPr>
+          <w:rFonts w:ascii="Times New Roman" w:hAnsi="Times New Roman" w:cs="Times New Roman"/>
+          <w:b/>
+          <w:bCs/>
+          <w:sz w:val="24"/>
+          <w:szCs w:val="24"/>
+        </w:rPr>
         <w:t>34. What are indexes and why are they used?</w:t>
       </w:r>
     </w:p>
@@ -3642,6 +3457,11 @@
     </w:p>
     <w:p>
       <w:pPr>
+        <w:pStyle w:val="ListParagraph"/>
+        <w:numPr>
+          <w:ilvl w:val="0"/>
+          <w:numId w:val="46"/>
+        </w:numPr>
         <w:rPr>
           <w:rFonts w:ascii="Times New Roman" w:hAnsi="Times New Roman" w:cs="Times New Roman"/>
           <w:sz w:val="24"/>
@@ -3659,6 +3479,11 @@
     </w:p>
     <w:p>
       <w:pPr>
+        <w:pStyle w:val="ListParagraph"/>
+        <w:numPr>
+          <w:ilvl w:val="0"/>
+          <w:numId w:val="46"/>
+        </w:numPr>
         <w:rPr>
           <w:rFonts w:ascii="Times New Roman" w:hAnsi="Times New Roman" w:cs="Times New Roman"/>
           <w:sz w:val="24"/>
@@ -3676,6 +3501,11 @@
     </w:p>
     <w:p>
       <w:pPr>
+        <w:pStyle w:val="ListParagraph"/>
+        <w:numPr>
+          <w:ilvl w:val="0"/>
+          <w:numId w:val="46"/>
+        </w:numPr>
         <w:rPr>
           <w:rFonts w:ascii="Times New Roman" w:hAnsi="Times New Roman" w:cs="Times New Roman"/>
           <w:sz w:val="24"/>
@@ -3693,6 +3523,11 @@
     </w:p>
     <w:p>
       <w:pPr>
+        <w:pStyle w:val="ListParagraph"/>
+        <w:numPr>
+          <w:ilvl w:val="0"/>
+          <w:numId w:val="46"/>
+        </w:numPr>
         <w:rPr>
           <w:rFonts w:ascii="Times New Roman" w:hAnsi="Times New Roman" w:cs="Times New Roman"/>
           <w:sz w:val="24"/>
@@ -3903,14 +3738,37 @@
           <w:szCs w:val="24"/>
         </w:rPr>
       </w:pPr>
-      <w:r>
-        <w:rPr>
-          <w:rFonts w:ascii="Times New Roman" w:hAnsi="Times New Roman" w:cs="Times New Roman"/>
-          <w:b/>
-          <w:bCs/>
-          <w:sz w:val="24"/>
-          <w:szCs w:val="24"/>
-        </w:rPr>
+    </w:p>
+    <w:p>
+      <w:pPr>
+        <w:rPr>
+          <w:rFonts w:ascii="Times New Roman" w:hAnsi="Times New Roman" w:cs="Times New Roman"/>
+          <w:b/>
+          <w:bCs/>
+          <w:sz w:val="24"/>
+          <w:szCs w:val="24"/>
+        </w:rPr>
+      </w:pPr>
+    </w:p>
+    <w:p>
+      <w:pPr>
+        <w:rPr>
+          <w:rFonts w:ascii="Times New Roman" w:hAnsi="Times New Roman" w:cs="Times New Roman"/>
+          <w:b/>
+          <w:bCs/>
+          <w:sz w:val="24"/>
+          <w:szCs w:val="24"/>
+        </w:rPr>
+      </w:pPr>
+      <w:r>
+        <w:rPr>
+          <w:rFonts w:ascii="Times New Roman" w:hAnsi="Times New Roman" w:cs="Times New Roman"/>
+          <w:b/>
+          <w:bCs/>
+          <w:sz w:val="24"/>
+          <w:szCs w:val="24"/>
+        </w:rPr>
+        <w:lastRenderedPageBreak/>
         <w:t>37. What are the types of constraints in SQL?</w:t>
       </w:r>
     </w:p>
@@ -4314,150 +4172,172 @@
           <w:sz w:val="24"/>
           <w:szCs w:val="24"/>
         </w:rPr>
+        <w:t>40. What is the purpose of the SQL SELECT statement?</w:t>
+      </w:r>
+    </w:p>
+    <w:p>
+      <w:pPr>
+        <w:rPr>
+          <w:rFonts w:ascii="Times New Roman" w:hAnsi="Times New Roman" w:cs="Times New Roman"/>
+          <w:sz w:val="24"/>
+          <w:szCs w:val="24"/>
+        </w:rPr>
+      </w:pPr>
+      <w:r>
+        <w:rPr>
+          <w:rFonts w:ascii="Times New Roman" w:hAnsi="Times New Roman" w:cs="Times New Roman"/>
+          <w:sz w:val="24"/>
+          <w:szCs w:val="24"/>
+        </w:rPr>
+        <w:t>The SELECT statement retrieves data from one or more tables. It is the most commonly used command in SQL, allowing users to filter, sort and display data based on specific criteria.</w:t>
+      </w:r>
+    </w:p>
+    <w:p>
+      <w:pPr>
+        <w:rPr>
+          <w:rFonts w:ascii="Times New Roman" w:hAnsi="Times New Roman" w:cs="Times New Roman"/>
+          <w:sz w:val="24"/>
+          <w:szCs w:val="24"/>
+        </w:rPr>
+      </w:pPr>
+    </w:p>
+    <w:p>
+      <w:pPr>
+        <w:rPr>
+          <w:rFonts w:ascii="Times New Roman" w:hAnsi="Times New Roman" w:cs="Times New Roman"/>
+          <w:b/>
+          <w:bCs/>
+          <w:sz w:val="24"/>
+          <w:szCs w:val="24"/>
+        </w:rPr>
+      </w:pPr>
+      <w:r>
+        <w:rPr>
+          <w:rFonts w:ascii="Times New Roman" w:hAnsi="Times New Roman" w:cs="Times New Roman"/>
+          <w:b/>
+          <w:bCs/>
+          <w:sz w:val="24"/>
+          <w:szCs w:val="24"/>
+        </w:rPr>
+        <w:t>41. What is the purpose of the ORDER BY clause?</w:t>
+      </w:r>
+    </w:p>
+    <w:p>
+      <w:pPr>
+        <w:rPr>
+          <w:rFonts w:ascii="Times New Roman" w:hAnsi="Times New Roman" w:cs="Times New Roman"/>
+          <w:sz w:val="24"/>
+          <w:szCs w:val="24"/>
+        </w:rPr>
+      </w:pPr>
+      <w:r>
+        <w:rPr>
+          <w:rFonts w:ascii="Times New Roman" w:hAnsi="Times New Roman" w:cs="Times New Roman"/>
+          <w:sz w:val="24"/>
+          <w:szCs w:val="24"/>
+        </w:rPr>
+        <w:t>ORDER BY sorts the result set of a query in ascending or descending order based on one or more columns.</w:t>
+      </w:r>
+    </w:p>
+    <w:p>
+      <w:pPr>
+        <w:rPr>
+          <w:rFonts w:ascii="Times New Roman" w:hAnsi="Times New Roman" w:cs="Times New Roman"/>
+          <w:sz w:val="24"/>
+          <w:szCs w:val="24"/>
+        </w:rPr>
+      </w:pPr>
+    </w:p>
+    <w:p>
+      <w:pPr>
+        <w:rPr>
+          <w:rFonts w:ascii="Times New Roman" w:hAnsi="Times New Roman" w:cs="Times New Roman"/>
+          <w:b/>
+          <w:bCs/>
+          <w:sz w:val="24"/>
+          <w:szCs w:val="24"/>
+        </w:rPr>
+      </w:pPr>
+      <w:r>
+        <w:rPr>
+          <w:rFonts w:ascii="Times New Roman" w:hAnsi="Times New Roman" w:cs="Times New Roman"/>
+          <w:b/>
+          <w:bCs/>
+          <w:sz w:val="24"/>
+          <w:szCs w:val="24"/>
+        </w:rPr>
+        <w:t>42. What is a table in SQL?</w:t>
+      </w:r>
+    </w:p>
+    <w:p>
+      <w:pPr>
+        <w:rPr>
+          <w:rFonts w:ascii="Times New Roman" w:hAnsi="Times New Roman" w:cs="Times New Roman"/>
+          <w:sz w:val="24"/>
+          <w:szCs w:val="24"/>
+        </w:rPr>
+      </w:pPr>
+      <w:r>
+        <w:rPr>
+          <w:rFonts w:ascii="Times New Roman" w:hAnsi="Times New Roman" w:cs="Times New Roman"/>
+          <w:sz w:val="24"/>
+          <w:szCs w:val="24"/>
+        </w:rPr>
+        <w:t>A table is a structured collection of related data organized into rows and columns. Columns define the type of data stored, while rows contain individual records.</w:t>
+      </w:r>
+    </w:p>
+    <w:p>
+      <w:pPr>
+        <w:rPr>
+          <w:rFonts w:ascii="Times New Roman" w:hAnsi="Times New Roman" w:cs="Times New Roman"/>
+          <w:b/>
+          <w:bCs/>
+          <w:sz w:val="24"/>
+          <w:szCs w:val="24"/>
+        </w:rPr>
+      </w:pPr>
+    </w:p>
+    <w:p>
+      <w:pPr>
+        <w:rPr>
+          <w:rFonts w:ascii="Times New Roman" w:hAnsi="Times New Roman" w:cs="Times New Roman"/>
+          <w:b/>
+          <w:bCs/>
+          <w:sz w:val="24"/>
+          <w:szCs w:val="24"/>
+        </w:rPr>
+      </w:pPr>
+    </w:p>
+    <w:p>
+      <w:pPr>
+        <w:rPr>
+          <w:rFonts w:ascii="Times New Roman" w:hAnsi="Times New Roman" w:cs="Times New Roman"/>
+          <w:b/>
+          <w:bCs/>
+          <w:sz w:val="24"/>
+          <w:szCs w:val="24"/>
+        </w:rPr>
+      </w:pPr>
+    </w:p>
+    <w:p>
+      <w:pPr>
+        <w:rPr>
+          <w:rFonts w:ascii="Times New Roman" w:hAnsi="Times New Roman" w:cs="Times New Roman"/>
+          <w:b/>
+          <w:bCs/>
+          <w:sz w:val="24"/>
+          <w:szCs w:val="24"/>
+        </w:rPr>
+      </w:pPr>
+      <w:r>
+        <w:rPr>
+          <w:rFonts w:ascii="Times New Roman" w:hAnsi="Times New Roman" w:cs="Times New Roman"/>
+          <w:b/>
+          <w:bCs/>
+          <w:sz w:val="24"/>
+          <w:szCs w:val="24"/>
+        </w:rPr>
         <w:lastRenderedPageBreak/>
-        <w:t>40. What is the purpose of the SQL SELECT statement?</w:t>
-      </w:r>
-    </w:p>
-    <w:p>
-      <w:pPr>
-        <w:rPr>
-          <w:rFonts w:ascii="Times New Roman" w:hAnsi="Times New Roman" w:cs="Times New Roman"/>
-          <w:sz w:val="24"/>
-          <w:szCs w:val="24"/>
-        </w:rPr>
-      </w:pPr>
-      <w:r>
-        <w:rPr>
-          <w:rFonts w:ascii="Times New Roman" w:hAnsi="Times New Roman" w:cs="Times New Roman"/>
-          <w:sz w:val="24"/>
-          <w:szCs w:val="24"/>
-        </w:rPr>
-        <w:t>The SELECT statement retrieves data from one or more tables. It is the most commonly used command in SQL, allowing users to filter, sort and display data based on specific criteria.</w:t>
-      </w:r>
-    </w:p>
-    <w:p>
-      <w:pPr>
-        <w:rPr>
-          <w:rFonts w:ascii="Times New Roman" w:hAnsi="Times New Roman" w:cs="Times New Roman"/>
-          <w:sz w:val="24"/>
-          <w:szCs w:val="24"/>
-        </w:rPr>
-      </w:pPr>
-    </w:p>
-    <w:p>
-      <w:pPr>
-        <w:rPr>
-          <w:rFonts w:ascii="Times New Roman" w:hAnsi="Times New Roman" w:cs="Times New Roman"/>
-          <w:b/>
-          <w:bCs/>
-          <w:sz w:val="24"/>
-          <w:szCs w:val="24"/>
-        </w:rPr>
-      </w:pPr>
-      <w:r>
-        <w:rPr>
-          <w:rFonts w:ascii="Times New Roman" w:hAnsi="Times New Roman" w:cs="Times New Roman"/>
-          <w:b/>
-          <w:bCs/>
-          <w:sz w:val="24"/>
-          <w:szCs w:val="24"/>
-        </w:rPr>
-        <w:t>41. What is the purpose of the ORDER BY clause?</w:t>
-      </w:r>
-    </w:p>
-    <w:p>
-      <w:pPr>
-        <w:rPr>
-          <w:rFonts w:ascii="Times New Roman" w:hAnsi="Times New Roman" w:cs="Times New Roman"/>
-          <w:sz w:val="24"/>
-          <w:szCs w:val="24"/>
-        </w:rPr>
-      </w:pPr>
-      <w:r>
-        <w:rPr>
-          <w:rFonts w:ascii="Times New Roman" w:hAnsi="Times New Roman" w:cs="Times New Roman"/>
-          <w:sz w:val="24"/>
-          <w:szCs w:val="24"/>
-        </w:rPr>
-        <w:t>ORDER BY sorts the result set of a query in ascending or descending order based on one or more columns.</w:t>
-      </w:r>
-    </w:p>
-    <w:p>
-      <w:pPr>
-        <w:rPr>
-          <w:rFonts w:ascii="Times New Roman" w:hAnsi="Times New Roman" w:cs="Times New Roman"/>
-          <w:sz w:val="24"/>
-          <w:szCs w:val="24"/>
-        </w:rPr>
-      </w:pPr>
-    </w:p>
-    <w:p>
-      <w:pPr>
-        <w:rPr>
-          <w:rFonts w:ascii="Times New Roman" w:hAnsi="Times New Roman" w:cs="Times New Roman"/>
-          <w:b/>
-          <w:bCs/>
-          <w:sz w:val="24"/>
-          <w:szCs w:val="24"/>
-        </w:rPr>
-      </w:pPr>
-      <w:r>
-        <w:rPr>
-          <w:rFonts w:ascii="Times New Roman" w:hAnsi="Times New Roman" w:cs="Times New Roman"/>
-          <w:b/>
-          <w:bCs/>
-          <w:sz w:val="24"/>
-          <w:szCs w:val="24"/>
-        </w:rPr>
-        <w:t>42. What is a table in SQL?</w:t>
-      </w:r>
-    </w:p>
-    <w:p>
-      <w:pPr>
-        <w:rPr>
-          <w:rFonts w:ascii="Times New Roman" w:hAnsi="Times New Roman" w:cs="Times New Roman"/>
-          <w:sz w:val="24"/>
-          <w:szCs w:val="24"/>
-        </w:rPr>
-      </w:pPr>
-      <w:r>
-        <w:rPr>
-          <w:rFonts w:ascii="Times New Roman" w:hAnsi="Times New Roman" w:cs="Times New Roman"/>
-          <w:sz w:val="24"/>
-          <w:szCs w:val="24"/>
-        </w:rPr>
-        <w:t>A table is a structured collection of related data organized into rows and columns. Columns define the type of data stored, while rows contain individual records.</w:t>
-      </w:r>
-    </w:p>
-    <w:p>
-      <w:pPr>
-        <w:rPr>
-          <w:rFonts w:ascii="Times New Roman" w:hAnsi="Times New Roman" w:cs="Times New Roman"/>
-          <w:b/>
-          <w:bCs/>
-          <w:sz w:val="24"/>
-          <w:szCs w:val="24"/>
-        </w:rPr>
-      </w:pPr>
-    </w:p>
-    <w:p>
-      <w:pPr>
-        <w:rPr>
-          <w:rFonts w:ascii="Times New Roman" w:hAnsi="Times New Roman" w:cs="Times New Roman"/>
-          <w:b/>
-          <w:bCs/>
-          <w:sz w:val="24"/>
-          <w:szCs w:val="24"/>
-        </w:rPr>
-      </w:pPr>
-      <w:r>
-        <w:rPr>
-          <w:rFonts w:ascii="Times New Roman" w:hAnsi="Times New Roman" w:cs="Times New Roman"/>
-          <w:b/>
-          <w:bCs/>
-          <w:sz w:val="24"/>
-          <w:szCs w:val="24"/>
-        </w:rPr>
         <w:t>43. What are NULL values in SQL?</w:t>
       </w:r>
     </w:p>
@@ -4928,6 +4808,7 @@
           <w:sz w:val="24"/>
           <w:szCs w:val="24"/>
         </w:rPr>
+        <w:lastRenderedPageBreak/>
         <w:t>Cascading actions: Foreign keys can enforce integrity with ON DELETE CASCADE and ON UPDATE CASCADE, automatically updating or removing related rows.</w:t>
       </w:r>
     </w:p>
@@ -4961,39 +4842,20 @@
       <w:pPr>
         <w:rPr>
           <w:rFonts w:ascii="Times New Roman" w:hAnsi="Times New Roman" w:cs="Times New Roman"/>
-          <w:sz w:val="24"/>
-          <w:szCs w:val="24"/>
-        </w:rPr>
-      </w:pPr>
-    </w:p>
-    <w:p>
-      <w:pPr>
-        <w:rPr>
-          <w:rFonts w:ascii="Times New Roman" w:hAnsi="Times New Roman" w:cs="Times New Roman"/>
-          <w:sz w:val="24"/>
-          <w:szCs w:val="24"/>
-        </w:rPr>
-      </w:pPr>
-    </w:p>
-    <w:p>
-      <w:pPr>
-        <w:rPr>
-          <w:rFonts w:ascii="Times New Roman" w:hAnsi="Times New Roman" w:cs="Times New Roman"/>
-          <w:b/>
-          <w:bCs/>
-          <w:sz w:val="24"/>
-          <w:szCs w:val="24"/>
-        </w:rPr>
-      </w:pPr>
-      <w:r>
-        <w:rPr>
-          <w:rFonts w:ascii="Times New Roman" w:hAnsi="Times New Roman" w:cs="Times New Roman"/>
-          <w:b/>
-          <w:bCs/>
-          <w:sz w:val="24"/>
-          <w:szCs w:val="24"/>
-        </w:rPr>
-        <w:lastRenderedPageBreak/>
+          <w:b/>
+          <w:bCs/>
+          <w:sz w:val="24"/>
+          <w:szCs w:val="24"/>
+        </w:rPr>
+      </w:pPr>
+      <w:r>
+        <w:rPr>
+          <w:rFonts w:ascii="Times New Roman" w:hAnsi="Times New Roman" w:cs="Times New Roman"/>
+          <w:b/>
+          <w:bCs/>
+          <w:sz w:val="24"/>
+          <w:szCs w:val="24"/>
+        </w:rPr>
         <w:t>48. How does the CASE statement work in SQL?</w:t>
       </w:r>
     </w:p>
@@ -5226,51 +5088,7 @@
           <w:sz w:val="24"/>
           <w:szCs w:val="24"/>
         </w:rPr>
-        <w:t xml:space="preserve">50. What are the differences between SQL’s </w:t>
-      </w:r>
-      <w:proofErr w:type="gramStart"/>
-      <w:r>
-        <w:rPr>
-          <w:rFonts w:ascii="Times New Roman" w:hAnsi="Times New Roman" w:cs="Times New Roman"/>
-          <w:b/>
-          <w:bCs/>
-          <w:sz w:val="24"/>
-          <w:szCs w:val="24"/>
-        </w:rPr>
-        <w:t>COUNT(</w:t>
-      </w:r>
-      <w:proofErr w:type="gramEnd"/>
-      <w:r>
-        <w:rPr>
-          <w:rFonts w:ascii="Times New Roman" w:hAnsi="Times New Roman" w:cs="Times New Roman"/>
-          <w:b/>
-          <w:bCs/>
-          <w:sz w:val="24"/>
-          <w:szCs w:val="24"/>
-        </w:rPr>
-        <w:t xml:space="preserve">) and </w:t>
-      </w:r>
-      <w:proofErr w:type="gramStart"/>
-      <w:r>
-        <w:rPr>
-          <w:rFonts w:ascii="Times New Roman" w:hAnsi="Times New Roman" w:cs="Times New Roman"/>
-          <w:b/>
-          <w:bCs/>
-          <w:sz w:val="24"/>
-          <w:szCs w:val="24"/>
-        </w:rPr>
-        <w:t>SUM(</w:t>
-      </w:r>
-      <w:proofErr w:type="gramEnd"/>
-      <w:r>
-        <w:rPr>
-          <w:rFonts w:ascii="Times New Roman" w:hAnsi="Times New Roman" w:cs="Times New Roman"/>
-          <w:b/>
-          <w:bCs/>
-          <w:sz w:val="24"/>
-          <w:szCs w:val="24"/>
-        </w:rPr>
-        <w:t>) functions?</w:t>
+        <w:t>50. What are the differences between SQL’s COUNT() and SUM() functions?</w:t>
       </w:r>
     </w:p>
     <w:p>
@@ -5426,14 +5244,26 @@
           <w:szCs w:val="24"/>
         </w:rPr>
       </w:pPr>
-      <w:r>
-        <w:rPr>
-          <w:rFonts w:ascii="Times New Roman" w:hAnsi="Times New Roman" w:cs="Times New Roman"/>
-          <w:b/>
-          <w:bCs/>
-          <w:sz w:val="24"/>
-          <w:szCs w:val="24"/>
-        </w:rPr>
+    </w:p>
+    <w:p>
+      <w:pPr>
+        <w:rPr>
+          <w:rFonts w:ascii="Times New Roman" w:hAnsi="Times New Roman" w:cs="Times New Roman"/>
+          <w:b/>
+          <w:bCs/>
+          <w:sz w:val="24"/>
+          <w:szCs w:val="24"/>
+        </w:rPr>
+      </w:pPr>
+      <w:r>
+        <w:rPr>
+          <w:rFonts w:ascii="Times New Roman" w:hAnsi="Times New Roman" w:cs="Times New Roman"/>
+          <w:b/>
+          <w:bCs/>
+          <w:sz w:val="24"/>
+          <w:szCs w:val="24"/>
+        </w:rPr>
+        <w:lastRenderedPageBreak/>
         <w:t>52. What are scalar functions in SQL?</w:t>
       </w:r>
     </w:p>
@@ -5467,23 +5297,13 @@
           <w:szCs w:val="24"/>
         </w:rPr>
       </w:pPr>
-      <w:proofErr w:type="gramStart"/>
-      <w:r>
-        <w:rPr>
-          <w:rFonts w:ascii="Times New Roman" w:hAnsi="Times New Roman" w:cs="Times New Roman"/>
-          <w:sz w:val="24"/>
-          <w:szCs w:val="24"/>
-        </w:rPr>
-        <w:t>LEN(</w:t>
-      </w:r>
-      <w:proofErr w:type="gramEnd"/>
-      <w:r>
-        <w:rPr>
-          <w:rFonts w:ascii="Times New Roman" w:hAnsi="Times New Roman" w:cs="Times New Roman"/>
-          <w:sz w:val="24"/>
-          <w:szCs w:val="24"/>
-        </w:rPr>
-        <w:t>): Returns the length of a string.</w:t>
+      <w:r>
+        <w:rPr>
+          <w:rFonts w:ascii="Times New Roman" w:hAnsi="Times New Roman" w:cs="Times New Roman"/>
+          <w:sz w:val="24"/>
+          <w:szCs w:val="24"/>
+        </w:rPr>
+        <w:t>LEN(): Returns the length of a string.</w:t>
       </w:r>
     </w:p>
     <w:p>
@@ -5499,23 +5319,13 @@
           <w:szCs w:val="24"/>
         </w:rPr>
       </w:pPr>
-      <w:proofErr w:type="gramStart"/>
-      <w:r>
-        <w:rPr>
-          <w:rFonts w:ascii="Times New Roman" w:hAnsi="Times New Roman" w:cs="Times New Roman"/>
-          <w:sz w:val="24"/>
-          <w:szCs w:val="24"/>
-        </w:rPr>
-        <w:t>ROUND(</w:t>
-      </w:r>
-      <w:proofErr w:type="gramEnd"/>
-      <w:r>
-        <w:rPr>
-          <w:rFonts w:ascii="Times New Roman" w:hAnsi="Times New Roman" w:cs="Times New Roman"/>
-          <w:sz w:val="24"/>
-          <w:szCs w:val="24"/>
-        </w:rPr>
-        <w:t>): Rounds a numeric value.</w:t>
+      <w:r>
+        <w:rPr>
+          <w:rFonts w:ascii="Times New Roman" w:hAnsi="Times New Roman" w:cs="Times New Roman"/>
+          <w:sz w:val="24"/>
+          <w:szCs w:val="24"/>
+        </w:rPr>
+        <w:t>ROUND(): Rounds a numeric value.</w:t>
       </w:r>
     </w:p>
     <w:p>
@@ -5531,129 +5341,77 @@
           <w:szCs w:val="24"/>
         </w:rPr>
       </w:pPr>
-      <w:proofErr w:type="gramStart"/>
-      <w:r>
-        <w:rPr>
-          <w:rFonts w:ascii="Times New Roman" w:hAnsi="Times New Roman" w:cs="Times New Roman"/>
-          <w:sz w:val="24"/>
-          <w:szCs w:val="24"/>
-        </w:rPr>
-        <w:t>CONVERT(</w:t>
-      </w:r>
-      <w:proofErr w:type="gramEnd"/>
-      <w:r>
-        <w:rPr>
-          <w:rFonts w:ascii="Times New Roman" w:hAnsi="Times New Roman" w:cs="Times New Roman"/>
-          <w:sz w:val="24"/>
-          <w:szCs w:val="24"/>
-        </w:rPr>
-        <w:t>): Converts a value from one data type to another.</w:t>
-      </w:r>
-    </w:p>
-    <w:p>
-      <w:pPr>
-        <w:rPr>
-          <w:rFonts w:ascii="Times New Roman" w:hAnsi="Times New Roman" w:cs="Times New Roman"/>
-          <w:sz w:val="24"/>
-          <w:szCs w:val="24"/>
-        </w:rPr>
-      </w:pPr>
-    </w:p>
-    <w:p>
-      <w:pPr>
-        <w:rPr>
-          <w:rFonts w:ascii="Times New Roman" w:hAnsi="Times New Roman" w:cs="Times New Roman"/>
-          <w:b/>
-          <w:bCs/>
-          <w:sz w:val="24"/>
-          <w:szCs w:val="24"/>
-        </w:rPr>
-      </w:pPr>
-      <w:r>
-        <w:rPr>
-          <w:rFonts w:ascii="Times New Roman" w:hAnsi="Times New Roman" w:cs="Times New Roman"/>
-          <w:b/>
-          <w:bCs/>
-          <w:sz w:val="24"/>
-          <w:szCs w:val="24"/>
-        </w:rPr>
-        <w:t xml:space="preserve">53. What happens if you use </w:t>
-      </w:r>
-      <w:proofErr w:type="gramStart"/>
-      <w:r>
-        <w:rPr>
-          <w:rFonts w:ascii="Times New Roman" w:hAnsi="Times New Roman" w:cs="Times New Roman"/>
-          <w:b/>
-          <w:bCs/>
-          <w:sz w:val="24"/>
-          <w:szCs w:val="24"/>
-        </w:rPr>
-        <w:t>COUNT(</w:t>
-      </w:r>
-      <w:proofErr w:type="gramEnd"/>
-      <w:r>
-        <w:rPr>
-          <w:rFonts w:ascii="Times New Roman" w:hAnsi="Times New Roman" w:cs="Times New Roman"/>
-          <w:b/>
-          <w:bCs/>
-          <w:sz w:val="24"/>
-          <w:szCs w:val="24"/>
-        </w:rPr>
-        <w:t>) on NULLs?</w:t>
-      </w:r>
-    </w:p>
-    <w:p>
-      <w:pPr>
-        <w:rPr>
-          <w:rFonts w:ascii="Times New Roman" w:hAnsi="Times New Roman" w:cs="Times New Roman"/>
-          <w:sz w:val="24"/>
-          <w:szCs w:val="24"/>
-        </w:rPr>
-      </w:pPr>
-      <w:proofErr w:type="gramStart"/>
-      <w:r>
-        <w:rPr>
-          <w:rFonts w:ascii="Times New Roman" w:hAnsi="Times New Roman" w:cs="Times New Roman"/>
-          <w:sz w:val="24"/>
-          <w:szCs w:val="24"/>
-        </w:rPr>
-        <w:t>COUNT(</w:t>
-      </w:r>
-      <w:proofErr w:type="gramEnd"/>
-      <w:r>
-        <w:rPr>
-          <w:rFonts w:ascii="Times New Roman" w:hAnsi="Times New Roman" w:cs="Times New Roman"/>
-          <w:sz w:val="24"/>
-          <w:szCs w:val="24"/>
-        </w:rPr>
-        <w:t>column) ignores NULL values and only counts non-NULL entries.</w:t>
-      </w:r>
-    </w:p>
-    <w:p>
-      <w:pPr>
-        <w:rPr>
-          <w:rFonts w:ascii="Times New Roman" w:hAnsi="Times New Roman" w:cs="Times New Roman"/>
-          <w:sz w:val="24"/>
-          <w:szCs w:val="24"/>
-        </w:rPr>
-      </w:pPr>
-      <w:proofErr w:type="gramStart"/>
-      <w:r>
-        <w:rPr>
-          <w:rFonts w:ascii="Times New Roman" w:hAnsi="Times New Roman" w:cs="Times New Roman"/>
-          <w:sz w:val="24"/>
-          <w:szCs w:val="24"/>
-        </w:rPr>
-        <w:t>COUNT(</w:t>
-      </w:r>
-      <w:proofErr w:type="gramEnd"/>
-      <w:r>
-        <w:rPr>
-          <w:rFonts w:ascii="Times New Roman" w:hAnsi="Times New Roman" w:cs="Times New Roman"/>
-          <w:sz w:val="24"/>
-          <w:szCs w:val="24"/>
-        </w:rPr>
-        <w:t>*) counts all rows, including those with NULL values in columns.</w:t>
+      <w:r>
+        <w:rPr>
+          <w:rFonts w:ascii="Times New Roman" w:hAnsi="Times New Roman" w:cs="Times New Roman"/>
+          <w:sz w:val="24"/>
+          <w:szCs w:val="24"/>
+        </w:rPr>
+        <w:t>CONVERT(): Converts a value from one data type to another.</w:t>
+      </w:r>
+    </w:p>
+    <w:p>
+      <w:pPr>
+        <w:rPr>
+          <w:rFonts w:ascii="Times New Roman" w:hAnsi="Times New Roman" w:cs="Times New Roman"/>
+          <w:sz w:val="24"/>
+          <w:szCs w:val="24"/>
+        </w:rPr>
+      </w:pPr>
+    </w:p>
+    <w:p>
+      <w:pPr>
+        <w:rPr>
+          <w:rFonts w:ascii="Times New Roman" w:hAnsi="Times New Roman" w:cs="Times New Roman"/>
+          <w:b/>
+          <w:bCs/>
+          <w:sz w:val="24"/>
+          <w:szCs w:val="24"/>
+        </w:rPr>
+      </w:pPr>
+      <w:r>
+        <w:rPr>
+          <w:rFonts w:ascii="Times New Roman" w:hAnsi="Times New Roman" w:cs="Times New Roman"/>
+          <w:b/>
+          <w:bCs/>
+          <w:sz w:val="24"/>
+          <w:szCs w:val="24"/>
+        </w:rPr>
+        <w:t>53. What happens if you use COUNT() on NULLs?</w:t>
+      </w:r>
+    </w:p>
+    <w:p>
+      <w:pPr>
+        <w:rPr>
+          <w:rFonts w:ascii="Times New Roman" w:hAnsi="Times New Roman" w:cs="Times New Roman"/>
+          <w:sz w:val="24"/>
+          <w:szCs w:val="24"/>
+        </w:rPr>
+      </w:pPr>
+      <w:r>
+        <w:rPr>
+          <w:rFonts w:ascii="Times New Roman" w:hAnsi="Times New Roman" w:cs="Times New Roman"/>
+          <w:sz w:val="24"/>
+          <w:szCs w:val="24"/>
+        </w:rPr>
+        <w:t>COUNT(column) ignores NULL values and only counts non-NULL entries.</w:t>
+      </w:r>
+    </w:p>
+    <w:p>
+      <w:pPr>
+        <w:rPr>
+          <w:rFonts w:ascii="Times New Roman" w:hAnsi="Times New Roman" w:cs="Times New Roman"/>
+          <w:sz w:val="24"/>
+          <w:szCs w:val="24"/>
+        </w:rPr>
+      </w:pPr>
+      <w:r>
+        <w:rPr>
+          <w:rFonts w:ascii="Times New Roman" w:hAnsi="Times New Roman" w:cs="Times New Roman"/>
+          <w:sz w:val="24"/>
+          <w:szCs w:val="24"/>
+        </w:rPr>
+        <w:t>COUNT(*) counts all rows, including those with NULL values in columns.</w:t>
       </w:r>
     </w:p>
     <w:p>
@@ -5804,7 +5562,6 @@
           <w:sz w:val="24"/>
           <w:szCs w:val="24"/>
         </w:rPr>
-        <w:lastRenderedPageBreak/>
         <w:drawing>
           <wp:inline distT="0" distB="0" distL="0" distR="0" wp14:anchorId="1DCDD236" wp14:editId="7C0613F7">
             <wp:extent cx="3475021" cy="647756"/>
@@ -6054,6 +5811,7 @@
           <w:sz w:val="24"/>
           <w:szCs w:val="24"/>
         </w:rPr>
+        <w:lastRenderedPageBreak/>
         <w:t>The index on LastName lets the database quickly find all rows matching ‘Smith’ without scanning every record.</w:t>
       </w:r>
     </w:p>
@@ -6493,25 +6251,7 @@
           <w:sz w:val="24"/>
           <w:szCs w:val="24"/>
         </w:rPr>
-        <w:t xml:space="preserve">In Oracle/Postgres, you use: REFRESH MATERIALIZED VIEW </w:t>
-      </w:r>
-      <w:proofErr w:type="spellStart"/>
-      <w:r>
-        <w:rPr>
-          <w:rFonts w:ascii="Times New Roman" w:hAnsi="Times New Roman" w:cs="Times New Roman"/>
-          <w:sz w:val="24"/>
-          <w:szCs w:val="24"/>
-        </w:rPr>
-        <w:t>my_view</w:t>
-      </w:r>
-      <w:proofErr w:type="spellEnd"/>
-      <w:r>
-        <w:rPr>
-          <w:rFonts w:ascii="Times New Roman" w:hAnsi="Times New Roman" w:cs="Times New Roman"/>
-          <w:sz w:val="24"/>
-          <w:szCs w:val="24"/>
-        </w:rPr>
-        <w:t>;</w:t>
+        <w:t>In Oracle/Postgres, you use: REFRESH MATERIALIZED VIEW my_view;</w:t>
       </w:r>
     </w:p>
     <w:p>
@@ -6610,7 +6350,6 @@
           <w:sz w:val="24"/>
           <w:szCs w:val="24"/>
         </w:rPr>
-        <w:lastRenderedPageBreak/>
         <w:drawing>
           <wp:inline distT="0" distB="0" distL="0" distR="0" wp14:anchorId="7045CA4D" wp14:editId="406EDE04">
             <wp:extent cx="3330229" cy="556308"/>
@@ -6677,6 +6416,7 @@
           <w:sz w:val="24"/>
           <w:szCs w:val="24"/>
         </w:rPr>
+        <w:lastRenderedPageBreak/>
         <w:t>61. What is the purpose of the SQL EXCEPT operator?</w:t>
       </w:r>
     </w:p>
@@ -7295,6 +7035,7 @@
           <w:sz w:val="24"/>
           <w:szCs w:val="24"/>
         </w:rPr>
+        <w:lastRenderedPageBreak/>
         <w:drawing>
           <wp:inline distT="0" distB="0" distL="0" distR="0" wp14:anchorId="4CF46575" wp14:editId="56E50C3A">
             <wp:extent cx="2156647" cy="502964"/>
@@ -7546,15 +7287,25 @@
           <w:szCs w:val="24"/>
         </w:rPr>
       </w:pPr>
-      <w:r>
-        <w:rPr>
-          <w:rFonts w:ascii="Times New Roman" w:hAnsi="Times New Roman" w:cs="Times New Roman"/>
-          <w:b/>
-          <w:bCs/>
-          <w:sz w:val="24"/>
-          <w:szCs w:val="24"/>
-        </w:rPr>
-        <w:lastRenderedPageBreak/>
+    </w:p>
+    <w:p>
+      <w:pPr>
+        <w:rPr>
+          <w:rFonts w:ascii="Times New Roman" w:hAnsi="Times New Roman" w:cs="Times New Roman"/>
+          <w:b/>
+          <w:bCs/>
+          <w:sz w:val="24"/>
+          <w:szCs w:val="24"/>
+        </w:rPr>
+      </w:pPr>
+      <w:r>
+        <w:rPr>
+          <w:rFonts w:ascii="Times New Roman" w:hAnsi="Times New Roman" w:cs="Times New Roman"/>
+          <w:b/>
+          <w:bCs/>
+          <w:sz w:val="24"/>
+          <w:szCs w:val="24"/>
+        </w:rPr>
         <w:t>65. How can you handle duplicates in a query without using DISTINCT?</w:t>
       </w:r>
     </w:p>
@@ -7641,25 +7392,7 @@
           <w:sz w:val="24"/>
           <w:szCs w:val="24"/>
         </w:rPr>
-        <w:t>ROW_</w:t>
-      </w:r>
-      <w:proofErr w:type="gramStart"/>
-      <w:r>
-        <w:rPr>
-          <w:rFonts w:ascii="Times New Roman" w:hAnsi="Times New Roman" w:cs="Times New Roman"/>
-          <w:sz w:val="24"/>
-          <w:szCs w:val="24"/>
-        </w:rPr>
-        <w:t>NUMBER(</w:t>
-      </w:r>
-      <w:proofErr w:type="gramEnd"/>
-      <w:r>
-        <w:rPr>
-          <w:rFonts w:ascii="Times New Roman" w:hAnsi="Times New Roman" w:cs="Times New Roman"/>
-          <w:sz w:val="24"/>
-          <w:szCs w:val="24"/>
-        </w:rPr>
-        <w:t>): Assign a unique number to each row and filter by that</w:t>
+        <w:t>ROW_NUMBER(): Assign a unique number to each row and filter by that</w:t>
       </w:r>
     </w:p>
     <w:p>
@@ -7724,6 +7457,17 @@
           <w:szCs w:val="24"/>
         </w:rPr>
       </w:pPr>
+    </w:p>
+    <w:p>
+      <w:pPr>
+        <w:rPr>
+          <w:rFonts w:ascii="Times New Roman" w:hAnsi="Times New Roman" w:cs="Times New Roman"/>
+          <w:b/>
+          <w:bCs/>
+          <w:sz w:val="24"/>
+          <w:szCs w:val="24"/>
+        </w:rPr>
+      </w:pPr>
       <w:r>
         <w:rPr>
           <w:rFonts w:ascii="Times New Roman" w:hAnsi="Times New Roman" w:cs="Times New Roman"/>
@@ -7793,6 +7537,7 @@
           <w:sz w:val="24"/>
           <w:szCs w:val="24"/>
         </w:rPr>
+        <w:lastRenderedPageBreak/>
         <w:t>Example: A bank transfer fails if either debit or credit is unsuccessful.</w:t>
       </w:r>
     </w:p>
@@ -8369,60 +8114,49 @@
           <w:szCs w:val="24"/>
         </w:rPr>
       </w:pPr>
-    </w:p>
-    <w:p>
-      <w:pPr>
-        <w:rPr>
-          <w:rFonts w:ascii="Times New Roman" w:hAnsi="Times New Roman" w:cs="Times New Roman"/>
-          <w:b/>
-          <w:bCs/>
-          <w:sz w:val="24"/>
-          <w:szCs w:val="24"/>
-        </w:rPr>
-      </w:pPr>
-      <w:r>
-        <w:rPr>
-          <w:rFonts w:ascii="Times New Roman" w:hAnsi="Times New Roman" w:cs="Times New Roman"/>
-          <w:b/>
-          <w:bCs/>
+      <w:r>
+        <w:rPr>
+          <w:rFonts w:ascii="Times New Roman" w:hAnsi="Times New Roman" w:cs="Times New Roman"/>
+          <w:b/>
+          <w:bCs/>
+          <w:sz w:val="24"/>
+          <w:szCs w:val="24"/>
+        </w:rPr>
+        <w:t>70. What is a database snapshot and how is it used?</w:t>
+      </w:r>
+    </w:p>
+    <w:p>
+      <w:pPr>
+        <w:rPr>
+          <w:rFonts w:ascii="Times New Roman" w:hAnsi="Times New Roman" w:cs="Times New Roman"/>
+          <w:sz w:val="24"/>
+          <w:szCs w:val="24"/>
+        </w:rPr>
+      </w:pPr>
+      <w:r>
+        <w:rPr>
+          <w:rFonts w:ascii="Times New Roman" w:hAnsi="Times New Roman" w:cs="Times New Roman"/>
+          <w:sz w:val="24"/>
+          <w:szCs w:val="24"/>
+        </w:rPr>
+        <w:t>Database Snapshot is a read-only copy of a database at a specific point in time.</w:t>
+      </w:r>
+    </w:p>
+    <w:p>
+      <w:pPr>
+        <w:rPr>
+          <w:rFonts w:ascii="Times New Roman" w:hAnsi="Times New Roman" w:cs="Times New Roman"/>
+          <w:sz w:val="24"/>
+          <w:szCs w:val="24"/>
+        </w:rPr>
+      </w:pPr>
+      <w:r>
+        <w:rPr>
+          <w:rFonts w:ascii="Times New Roman" w:hAnsi="Times New Roman" w:cs="Times New Roman"/>
           <w:sz w:val="24"/>
           <w:szCs w:val="24"/>
         </w:rPr>
         <w:lastRenderedPageBreak/>
-        <w:t>70. What is a database snapshot and how is it used?</w:t>
-      </w:r>
-    </w:p>
-    <w:p>
-      <w:pPr>
-        <w:rPr>
-          <w:rFonts w:ascii="Times New Roman" w:hAnsi="Times New Roman" w:cs="Times New Roman"/>
-          <w:sz w:val="24"/>
-          <w:szCs w:val="24"/>
-        </w:rPr>
-      </w:pPr>
-      <w:r>
-        <w:rPr>
-          <w:rFonts w:ascii="Times New Roman" w:hAnsi="Times New Roman" w:cs="Times New Roman"/>
-          <w:sz w:val="24"/>
-          <w:szCs w:val="24"/>
-        </w:rPr>
-        <w:t>Database Snapshot is a read-only copy of a database at a specific point in time.</w:t>
-      </w:r>
-    </w:p>
-    <w:p>
-      <w:pPr>
-        <w:rPr>
-          <w:rFonts w:ascii="Times New Roman" w:hAnsi="Times New Roman" w:cs="Times New Roman"/>
-          <w:sz w:val="24"/>
-          <w:szCs w:val="24"/>
-        </w:rPr>
-      </w:pPr>
-      <w:r>
-        <w:rPr>
-          <w:rFonts w:ascii="Times New Roman" w:hAnsi="Times New Roman" w:cs="Times New Roman"/>
-          <w:sz w:val="24"/>
-          <w:szCs w:val="24"/>
-        </w:rPr>
         <w:t>Uses:</w:t>
       </w:r>
     </w:p>
@@ -8888,6 +8622,7 @@
           <w:sz w:val="24"/>
           <w:szCs w:val="24"/>
         </w:rPr>
+        <w:lastRenderedPageBreak/>
         <w:t>Builds flexible queries dynamically.</w:t>
       </w:r>
     </w:p>
@@ -9041,7 +8776,6 @@
           <w:sz w:val="24"/>
           <w:szCs w:val="24"/>
         </w:rPr>
-        <w:lastRenderedPageBreak/>
         <w:drawing>
           <wp:inline distT="0" distB="0" distL="0" distR="0" wp14:anchorId="6CA3C5BD" wp14:editId="61E5DFE4">
             <wp:extent cx="3238781" cy="2758679"/>
@@ -9218,25 +8952,7 @@
           <w:sz w:val="24"/>
           <w:szCs w:val="24"/>
         </w:rPr>
-        <w:t xml:space="preserve">Monitor Performance: </w:t>
-      </w:r>
-      <w:proofErr w:type="spellStart"/>
-      <w:r>
-        <w:rPr>
-          <w:rFonts w:ascii="Times New Roman" w:hAnsi="Times New Roman" w:cs="Times New Roman"/>
-          <w:sz w:val="24"/>
-          <w:szCs w:val="24"/>
-        </w:rPr>
-        <w:t>Analyze</w:t>
-      </w:r>
-      <w:proofErr w:type="spellEnd"/>
-      <w:r>
-        <w:rPr>
-          <w:rFonts w:ascii="Times New Roman" w:hAnsi="Times New Roman" w:cs="Times New Roman"/>
-          <w:sz w:val="24"/>
-          <w:szCs w:val="24"/>
-        </w:rPr>
-        <w:t xml:space="preserve"> execution plans and remove unused indexes to reduce maintenance overhead.</w:t>
+        <w:t>Monitor Performance: Analyze execution plans and remove unused indexes to reduce maintenance overhead.</w:t>
       </w:r>
     </w:p>
     <w:p>
@@ -9284,6 +9000,7 @@
           <w:sz w:val="24"/>
           <w:szCs w:val="24"/>
         </w:rPr>
+        <w:lastRenderedPageBreak/>
         <w:drawing>
           <wp:inline distT="0" distB="0" distL="0" distR="0" wp14:anchorId="0342950E" wp14:editId="2C5CEADE">
             <wp:extent cx="3208298" cy="2446232"/>
@@ -9452,23 +9169,13 @@
           <w:szCs w:val="24"/>
         </w:rPr>
       </w:pPr>
-      <w:proofErr w:type="spellStart"/>
-      <w:r>
-        <w:rPr>
-          <w:rFonts w:ascii="Times New Roman" w:hAnsi="Times New Roman" w:cs="Times New Roman"/>
-          <w:sz w:val="24"/>
-          <w:szCs w:val="24"/>
-        </w:rPr>
-        <w:t>Analyze</w:t>
-      </w:r>
-      <w:proofErr w:type="spellEnd"/>
-      <w:r>
-        <w:rPr>
-          <w:rFonts w:ascii="Times New Roman" w:hAnsi="Times New Roman" w:cs="Times New Roman"/>
-          <w:sz w:val="24"/>
-          <w:szCs w:val="24"/>
-        </w:rPr>
-        <w:t xml:space="preserve"> Execution Plans: Identify and fix slow query operations.</w:t>
+      <w:r>
+        <w:rPr>
+          <w:rFonts w:ascii="Times New Roman" w:hAnsi="Times New Roman" w:cs="Times New Roman"/>
+          <w:sz w:val="24"/>
+          <w:szCs w:val="24"/>
+        </w:rPr>
+        <w:t>Analyze Execution Plans: Identify and fix slow query operations.</w:t>
       </w:r>
     </w:p>
     <w:p>
@@ -9580,23 +9287,13 @@
           <w:szCs w:val="24"/>
         </w:rPr>
       </w:pPr>
-      <w:proofErr w:type="spellStart"/>
-      <w:r>
-        <w:rPr>
-          <w:rFonts w:ascii="Times New Roman" w:hAnsi="Times New Roman" w:cs="Times New Roman"/>
-          <w:sz w:val="24"/>
-          <w:szCs w:val="24"/>
-        </w:rPr>
-        <w:t>Analyze</w:t>
-      </w:r>
-      <w:proofErr w:type="spellEnd"/>
-      <w:r>
-        <w:rPr>
-          <w:rFonts w:ascii="Times New Roman" w:hAnsi="Times New Roman" w:cs="Times New Roman"/>
-          <w:sz w:val="24"/>
-          <w:szCs w:val="24"/>
-        </w:rPr>
-        <w:t xml:space="preserve"> Wait Statistics: Detect delays caused by locks, I/O or CPU usage.</w:t>
+      <w:r>
+        <w:rPr>
+          <w:rFonts w:ascii="Times New Roman" w:hAnsi="Times New Roman" w:cs="Times New Roman"/>
+          <w:sz w:val="24"/>
+          <w:szCs w:val="24"/>
+        </w:rPr>
+        <w:t>Analyze Wait Statistics: Detect delays caused by locks, I/O or CPU usage.</w:t>
       </w:r>
     </w:p>
     <w:p>
@@ -9618,25 +9315,7 @@
           <w:sz w:val="24"/>
           <w:szCs w:val="24"/>
         </w:rPr>
-        <w:t xml:space="preserve">Use Monitoring Tools: Use tools like EXPLAIN, Query Store and Performance Schema to </w:t>
-      </w:r>
-      <w:proofErr w:type="spellStart"/>
-      <w:r>
-        <w:rPr>
-          <w:rFonts w:ascii="Times New Roman" w:hAnsi="Times New Roman" w:cs="Times New Roman"/>
-          <w:sz w:val="24"/>
-          <w:szCs w:val="24"/>
-        </w:rPr>
-        <w:t>analyze</w:t>
-      </w:r>
-      <w:proofErr w:type="spellEnd"/>
-      <w:r>
-        <w:rPr>
-          <w:rFonts w:ascii="Times New Roman" w:hAnsi="Times New Roman" w:cs="Times New Roman"/>
-          <w:sz w:val="24"/>
-          <w:szCs w:val="24"/>
-        </w:rPr>
-        <w:t xml:space="preserve"> queries.</w:t>
+        <w:t>Use Monitoring Tools: Use tools like EXPLAIN, Query Store and Performance Schema to analyze queries.</w:t>
       </w:r>
     </w:p>
     <w:p>
@@ -9728,7 +9407,6 @@
           <w:sz w:val="24"/>
           <w:szCs w:val="24"/>
         </w:rPr>
-        <w:lastRenderedPageBreak/>
         <w:drawing>
           <wp:inline distT="0" distB="0" distL="0" distR="0" wp14:anchorId="2E58BEE9" wp14:editId="7482CBEA">
             <wp:extent cx="3596640" cy="2617273"/>
@@ -10165,6 +9843,7 @@
           <w:sz w:val="24"/>
           <w:szCs w:val="24"/>
         </w:rPr>
+        <w:lastRenderedPageBreak/>
         <w:t>Converting a dataset that lists monthly sales into a format that displays each month as a separate column.</w:t>
       </w:r>
     </w:p>
@@ -10183,7 +9862,6 @@
           <w:sz w:val="24"/>
           <w:szCs w:val="24"/>
         </w:rPr>
-        <w:lastRenderedPageBreak/>
         <w:drawing>
           <wp:inline distT="0" distB="0" distL="0" distR="0" wp14:anchorId="77BD3261" wp14:editId="3042B4CA">
             <wp:extent cx="3017782" cy="1844200"/>
@@ -10447,10 +10125,11 @@
           <w:sz w:val="24"/>
           <w:szCs w:val="24"/>
         </w:rPr>
+        <w:lastRenderedPageBreak/>
         <w:drawing>
-          <wp:inline distT="0" distB="0" distL="0" distR="0" wp14:anchorId="743075AC" wp14:editId="021F3256">
-            <wp:extent cx="5448772" cy="2514818"/>
-            <wp:effectExtent l="0" t="0" r="0" b="0"/>
+          <wp:inline distT="0" distB="0" distL="0" distR="0" wp14:anchorId="743075AC" wp14:editId="4782D8F7">
+            <wp:extent cx="4282440" cy="1976511"/>
+            <wp:effectExtent l="0" t="0" r="3810" b="5080"/>
             <wp:docPr id="542729326" name="Picture 1"/>
             <wp:cNvGraphicFramePr>
               <a:graphicFrameLocks xmlns:a="http://schemas.openxmlformats.org/drawingml/2006/main" noChangeAspect="1"/>
@@ -10471,7 +10150,7 @@
                   <pic:spPr>
                     <a:xfrm>
                       <a:off x="0" y="0"/>
-                      <a:ext cx="5448772" cy="2514818"/>
+                      <a:ext cx="4297863" cy="1983629"/>
                     </a:xfrm>
                     <a:prstGeom prst="rect">
                       <a:avLst/>
@@ -10494,6 +10173,17 @@
           <w:szCs w:val="24"/>
         </w:rPr>
       </w:pPr>
+    </w:p>
+    <w:p>
+      <w:pPr>
+        <w:rPr>
+          <w:rFonts w:ascii="Times New Roman" w:hAnsi="Times New Roman" w:cs="Times New Roman"/>
+          <w:b/>
+          <w:bCs/>
+          <w:sz w:val="24"/>
+          <w:szCs w:val="24"/>
+        </w:rPr>
+      </w:pPr>
       <w:r>
         <w:rPr>
           <w:rFonts w:ascii="Times New Roman" w:hAnsi="Times New Roman" w:cs="Times New Roman"/>
@@ -10537,7 +10227,6 @@
           <w:sz w:val="24"/>
           <w:szCs w:val="24"/>
         </w:rPr>
-        <w:lastRenderedPageBreak/>
         <w:drawing>
           <wp:inline distT="0" distB="0" distL="0" distR="0" wp14:anchorId="411AE09A" wp14:editId="3F275A13">
             <wp:extent cx="5433531" cy="1996613"/>
@@ -10602,82 +10291,24 @@
           <w:sz w:val="24"/>
           <w:szCs w:val="24"/>
         </w:rPr>
-        <w:t xml:space="preserve">88. What is a </w:t>
-      </w:r>
-      <w:proofErr w:type="spellStart"/>
-      <w:r>
-        <w:rPr>
-          <w:rFonts w:ascii="Times New Roman" w:hAnsi="Times New Roman" w:cs="Times New Roman"/>
-          <w:b/>
-          <w:bCs/>
-          <w:sz w:val="24"/>
-          <w:szCs w:val="24"/>
-        </w:rPr>
-        <w:t>Self Join</w:t>
-      </w:r>
-      <w:proofErr w:type="spellEnd"/>
-      <w:r>
-        <w:rPr>
-          <w:rFonts w:ascii="Times New Roman" w:hAnsi="Times New Roman" w:cs="Times New Roman"/>
-          <w:b/>
-          <w:bCs/>
-          <w:sz w:val="24"/>
-          <w:szCs w:val="24"/>
-        </w:rPr>
-        <w:t xml:space="preserve"> and when would you use it?</w:t>
-      </w:r>
-    </w:p>
-    <w:p>
-      <w:pPr>
-        <w:rPr>
-          <w:rFonts w:ascii="Times New Roman" w:hAnsi="Times New Roman" w:cs="Times New Roman"/>
-          <w:sz w:val="24"/>
-          <w:szCs w:val="24"/>
-        </w:rPr>
-      </w:pPr>
-      <w:r>
-        <w:rPr>
-          <w:rFonts w:ascii="Times New Roman" w:hAnsi="Times New Roman" w:cs="Times New Roman"/>
-          <w:sz w:val="24"/>
-          <w:szCs w:val="24"/>
-        </w:rPr>
-        <w:t>A Self Join is a technique where a table is joined with itself by giving the table two different aliases within the same query. This is most commonly used when a table has a recursive relationship, such as an employee table that contains a "</w:t>
-      </w:r>
-      <w:proofErr w:type="spellStart"/>
-      <w:r>
-        <w:rPr>
-          <w:rFonts w:ascii="Times New Roman" w:hAnsi="Times New Roman" w:cs="Times New Roman"/>
-          <w:sz w:val="24"/>
-          <w:szCs w:val="24"/>
-        </w:rPr>
-        <w:t>manager_id</w:t>
-      </w:r>
-      <w:proofErr w:type="spellEnd"/>
-      <w:r>
-        <w:rPr>
-          <w:rFonts w:ascii="Times New Roman" w:hAnsi="Times New Roman" w:cs="Times New Roman"/>
-          <w:sz w:val="24"/>
-          <w:szCs w:val="24"/>
-        </w:rPr>
-        <w:t>" pointing back to the "</w:t>
-      </w:r>
-      <w:proofErr w:type="spellStart"/>
-      <w:r>
-        <w:rPr>
-          <w:rFonts w:ascii="Times New Roman" w:hAnsi="Times New Roman" w:cs="Times New Roman"/>
-          <w:sz w:val="24"/>
-          <w:szCs w:val="24"/>
-        </w:rPr>
-        <w:t>employee_id</w:t>
-      </w:r>
-      <w:proofErr w:type="spellEnd"/>
-      <w:r>
-        <w:rPr>
-          <w:rFonts w:ascii="Times New Roman" w:hAnsi="Times New Roman" w:cs="Times New Roman"/>
-          <w:sz w:val="24"/>
-          <w:szCs w:val="24"/>
-        </w:rPr>
-        <w:t>" of another row in the same table.</w:t>
+        <w:t>88. What is a Self Join and when would you use it?</w:t>
+      </w:r>
+    </w:p>
+    <w:p>
+      <w:pPr>
+        <w:rPr>
+          <w:rFonts w:ascii="Times New Roman" w:hAnsi="Times New Roman" w:cs="Times New Roman"/>
+          <w:sz w:val="24"/>
+          <w:szCs w:val="24"/>
+        </w:rPr>
+      </w:pPr>
+      <w:r>
+        <w:rPr>
+          <w:rFonts w:ascii="Times New Roman" w:hAnsi="Times New Roman" w:cs="Times New Roman"/>
+          <w:sz w:val="24"/>
+          <w:szCs w:val="24"/>
+        </w:rPr>
+        <w:t>A Self Join is a technique where a table is joined with itself by giving the table two different aliases within the same query. This is most commonly used when a table has a recursive relationship, such as an employee table that contains a "manager_id" pointing back to the "employee_id" of another row in the same table.</w:t>
       </w:r>
     </w:p>
     <w:p>
@@ -10742,14 +10373,37 @@
           <w:szCs w:val="24"/>
         </w:rPr>
       </w:pPr>
-      <w:r>
-        <w:rPr>
-          <w:rFonts w:ascii="Times New Roman" w:hAnsi="Times New Roman" w:cs="Times New Roman"/>
-          <w:b/>
-          <w:bCs/>
-          <w:sz w:val="24"/>
-          <w:szCs w:val="24"/>
-        </w:rPr>
+    </w:p>
+    <w:p>
+      <w:pPr>
+        <w:rPr>
+          <w:rFonts w:ascii="Times New Roman" w:hAnsi="Times New Roman" w:cs="Times New Roman"/>
+          <w:b/>
+          <w:bCs/>
+          <w:sz w:val="24"/>
+          <w:szCs w:val="24"/>
+        </w:rPr>
+      </w:pPr>
+    </w:p>
+    <w:p>
+      <w:pPr>
+        <w:rPr>
+          <w:rFonts w:ascii="Times New Roman" w:hAnsi="Times New Roman" w:cs="Times New Roman"/>
+          <w:b/>
+          <w:bCs/>
+          <w:sz w:val="24"/>
+          <w:szCs w:val="24"/>
+        </w:rPr>
+      </w:pPr>
+      <w:r>
+        <w:rPr>
+          <w:rFonts w:ascii="Times New Roman" w:hAnsi="Times New Roman" w:cs="Times New Roman"/>
+          <w:b/>
+          <w:bCs/>
+          <w:sz w:val="24"/>
+          <w:szCs w:val="24"/>
+        </w:rPr>
+        <w:lastRenderedPageBreak/>
         <w:t>89. How do you find duplicate rows in a table?</w:t>
       </w:r>
     </w:p>
@@ -10767,25 +10421,7 @@
           <w:sz w:val="24"/>
           <w:szCs w:val="24"/>
         </w:rPr>
-        <w:t xml:space="preserve">To identify duplicates, you should select the columns you want to check, use the GROUP BY clause on those columns, and then apply a HAVING </w:t>
-      </w:r>
-      <w:proofErr w:type="gramStart"/>
-      <w:r>
-        <w:rPr>
-          <w:rFonts w:ascii="Times New Roman" w:hAnsi="Times New Roman" w:cs="Times New Roman"/>
-          <w:sz w:val="24"/>
-          <w:szCs w:val="24"/>
-        </w:rPr>
-        <w:t>COUNT(</w:t>
-      </w:r>
-      <w:proofErr w:type="gramEnd"/>
-      <w:r>
-        <w:rPr>
-          <w:rFonts w:ascii="Times New Roman" w:hAnsi="Times New Roman" w:cs="Times New Roman"/>
-          <w:sz w:val="24"/>
-          <w:szCs w:val="24"/>
-        </w:rPr>
-        <w:t>*) &gt; 1 filter. This identifies groups of data that appear more than once in the underlying dataset.</w:t>
+        <w:t>To identify duplicates, you should select the columns you want to check, use the GROUP BY clause on those columns, and then apply a HAVING COUNT(*) &gt; 1 filter. This identifies groups of data that appear more than once in the underlying dataset.</w:t>
       </w:r>
     </w:p>
     <w:p>
@@ -11013,72 +10649,65 @@
           <w:sz w:val="24"/>
           <w:szCs w:val="24"/>
         </w:rPr>
+        <w:t>92. How do you select the top N records from a table?</w:t>
+      </w:r>
+    </w:p>
+    <w:p>
+      <w:pPr>
+        <w:rPr>
+          <w:rFonts w:ascii="Times New Roman" w:hAnsi="Times New Roman" w:cs="Times New Roman"/>
+          <w:sz w:val="24"/>
+          <w:szCs w:val="24"/>
+        </w:rPr>
+      </w:pPr>
+      <w:r>
+        <w:rPr>
+          <w:rFonts w:ascii="Times New Roman" w:hAnsi="Times New Roman" w:cs="Times New Roman"/>
+          <w:sz w:val="24"/>
+          <w:szCs w:val="24"/>
+        </w:rPr>
+        <w:t>The syntax varies by database engine: in PostgreSQL, MySQL, and BigQuery, you use the LIMIT N clause at the end of the query. In SQL Server, you use SELECT TOP N at the beginning, and in Oracle, you typically use FETCH FIRST N ROWS ONLY.</w:t>
+      </w:r>
+    </w:p>
+    <w:p>
+      <w:pPr>
+        <w:rPr>
+          <w:rFonts w:ascii="Times New Roman" w:hAnsi="Times New Roman" w:cs="Times New Roman"/>
+          <w:sz w:val="24"/>
+          <w:szCs w:val="24"/>
+        </w:rPr>
+      </w:pPr>
+    </w:p>
+    <w:p>
+      <w:pPr>
+        <w:rPr>
+          <w:rFonts w:ascii="Times New Roman" w:hAnsi="Times New Roman" w:cs="Times New Roman"/>
+          <w:b/>
+          <w:bCs/>
+          <w:sz w:val="24"/>
+          <w:szCs w:val="24"/>
+        </w:rPr>
+      </w:pPr>
+    </w:p>
+    <w:p>
+      <w:pPr>
+        <w:rPr>
+          <w:rFonts w:ascii="Times New Roman" w:hAnsi="Times New Roman" w:cs="Times New Roman"/>
+          <w:b/>
+          <w:bCs/>
+          <w:sz w:val="24"/>
+          <w:szCs w:val="24"/>
+        </w:rPr>
+      </w:pPr>
+      <w:r>
+        <w:rPr>
+          <w:rFonts w:ascii="Times New Roman" w:hAnsi="Times New Roman" w:cs="Times New Roman"/>
+          <w:b/>
+          <w:bCs/>
+          <w:sz w:val="24"/>
+          <w:szCs w:val="24"/>
+        </w:rPr>
         <w:lastRenderedPageBreak/>
-        <w:t>92. How do you select the top N records from a table?</w:t>
-      </w:r>
-    </w:p>
-    <w:p>
-      <w:pPr>
-        <w:rPr>
-          <w:rFonts w:ascii="Times New Roman" w:hAnsi="Times New Roman" w:cs="Times New Roman"/>
-          <w:sz w:val="24"/>
-          <w:szCs w:val="24"/>
-        </w:rPr>
-      </w:pPr>
-      <w:r>
-        <w:rPr>
-          <w:rFonts w:ascii="Times New Roman" w:hAnsi="Times New Roman" w:cs="Times New Roman"/>
-          <w:sz w:val="24"/>
-          <w:szCs w:val="24"/>
-        </w:rPr>
-        <w:t xml:space="preserve">The syntax varies by database engine: in PostgreSQL, MySQL, and </w:t>
-      </w:r>
-      <w:proofErr w:type="spellStart"/>
-      <w:r>
-        <w:rPr>
-          <w:rFonts w:ascii="Times New Roman" w:hAnsi="Times New Roman" w:cs="Times New Roman"/>
-          <w:sz w:val="24"/>
-          <w:szCs w:val="24"/>
-        </w:rPr>
-        <w:t>BigQuery</w:t>
-      </w:r>
-      <w:proofErr w:type="spellEnd"/>
-      <w:r>
-        <w:rPr>
-          <w:rFonts w:ascii="Times New Roman" w:hAnsi="Times New Roman" w:cs="Times New Roman"/>
-          <w:sz w:val="24"/>
-          <w:szCs w:val="24"/>
-        </w:rPr>
-        <w:t>, you use the LIMIT N clause at the end of the query. In SQL Server, you use SELECT TOP N at the beginning, and in Oracle, you typically use FETCH FIRST N ROWS ONLY.</w:t>
-      </w:r>
-    </w:p>
-    <w:p>
-      <w:pPr>
-        <w:rPr>
-          <w:rFonts w:ascii="Times New Roman" w:hAnsi="Times New Roman" w:cs="Times New Roman"/>
-          <w:sz w:val="24"/>
-          <w:szCs w:val="24"/>
-        </w:rPr>
-      </w:pPr>
-    </w:p>
-    <w:p>
-      <w:pPr>
-        <w:rPr>
-          <w:rFonts w:ascii="Times New Roman" w:hAnsi="Times New Roman" w:cs="Times New Roman"/>
-          <w:b/>
-          <w:bCs/>
-          <w:sz w:val="24"/>
-          <w:szCs w:val="24"/>
-        </w:rPr>
-      </w:pPr>
-      <w:r>
-        <w:rPr>
-          <w:rFonts w:ascii="Times New Roman" w:hAnsi="Times New Roman" w:cs="Times New Roman"/>
-          <w:b/>
-          <w:bCs/>
-          <w:sz w:val="24"/>
-          <w:szCs w:val="24"/>
-        </w:rPr>
         <w:t>93. What does the COALESCE function do?</w:t>
       </w:r>
     </w:p>
@@ -11190,25 +10819,7 @@
           <w:sz w:val="24"/>
           <w:szCs w:val="24"/>
         </w:rPr>
-        <w:t xml:space="preserve">Standard comparison operators like = </w:t>
-      </w:r>
-      <w:proofErr w:type="gramStart"/>
-      <w:r>
-        <w:rPr>
-          <w:rFonts w:ascii="Times New Roman" w:hAnsi="Times New Roman" w:cs="Times New Roman"/>
-          <w:sz w:val="24"/>
-          <w:szCs w:val="24"/>
-        </w:rPr>
-        <w:t>or !</w:t>
-      </w:r>
-      <w:proofErr w:type="gramEnd"/>
-      <w:r>
-        <w:rPr>
-          <w:rFonts w:ascii="Times New Roman" w:hAnsi="Times New Roman" w:cs="Times New Roman"/>
-          <w:sz w:val="24"/>
-          <w:szCs w:val="24"/>
-        </w:rPr>
-        <w:t>= do not work with NULL because NULL represents an unknown value, not a zero or an empty string. You must use the specific operators IS NULL or IS NOT NULL to accurately filter for missing data.</w:t>
+        <w:t>Standard comparison operators like = or != do not work with NULL because NULL represents an unknown value, not a zero or an empty string. You must use the specific operators IS NULL or IS NOT NULL to accurately filter for missing data.</w:t>
       </w:r>
     </w:p>
     <w:p>
@@ -11257,248 +10868,56 @@
           <w:sz w:val="24"/>
           <w:szCs w:val="24"/>
         </w:rPr>
-        <w:t xml:space="preserve">Aggregate functions perform a calculation on a set of values across multiple rows to return a single, summary value. Common examples include </w:t>
-      </w:r>
-      <w:proofErr w:type="gramStart"/>
-      <w:r>
-        <w:rPr>
-          <w:rFonts w:ascii="Times New Roman" w:hAnsi="Times New Roman" w:cs="Times New Roman"/>
-          <w:sz w:val="24"/>
-          <w:szCs w:val="24"/>
-        </w:rPr>
-        <w:t>SUM(</w:t>
-      </w:r>
-      <w:proofErr w:type="gramEnd"/>
-      <w:r>
-        <w:rPr>
-          <w:rFonts w:ascii="Times New Roman" w:hAnsi="Times New Roman" w:cs="Times New Roman"/>
-          <w:sz w:val="24"/>
-          <w:szCs w:val="24"/>
-        </w:rPr>
-        <w:t xml:space="preserve">) for totals, </w:t>
-      </w:r>
-      <w:proofErr w:type="gramStart"/>
-      <w:r>
-        <w:rPr>
-          <w:rFonts w:ascii="Times New Roman" w:hAnsi="Times New Roman" w:cs="Times New Roman"/>
-          <w:sz w:val="24"/>
-          <w:szCs w:val="24"/>
-        </w:rPr>
-        <w:t>AVG(</w:t>
-      </w:r>
-      <w:proofErr w:type="gramEnd"/>
-      <w:r>
-        <w:rPr>
-          <w:rFonts w:ascii="Times New Roman" w:hAnsi="Times New Roman" w:cs="Times New Roman"/>
-          <w:sz w:val="24"/>
-          <w:szCs w:val="24"/>
-        </w:rPr>
-        <w:t xml:space="preserve">) for means, </w:t>
-      </w:r>
-      <w:proofErr w:type="gramStart"/>
-      <w:r>
-        <w:rPr>
-          <w:rFonts w:ascii="Times New Roman" w:hAnsi="Times New Roman" w:cs="Times New Roman"/>
-          <w:sz w:val="24"/>
-          <w:szCs w:val="24"/>
-        </w:rPr>
-        <w:t>COUNT(</w:t>
-      </w:r>
-      <w:proofErr w:type="gramEnd"/>
-      <w:r>
-        <w:rPr>
-          <w:rFonts w:ascii="Times New Roman" w:hAnsi="Times New Roman" w:cs="Times New Roman"/>
-          <w:sz w:val="24"/>
-          <w:szCs w:val="24"/>
-        </w:rPr>
-        <w:t>) for frequency, and MIN()/</w:t>
-      </w:r>
-      <w:proofErr w:type="gramStart"/>
-      <w:r>
-        <w:rPr>
-          <w:rFonts w:ascii="Times New Roman" w:hAnsi="Times New Roman" w:cs="Times New Roman"/>
-          <w:sz w:val="24"/>
-          <w:szCs w:val="24"/>
-        </w:rPr>
-        <w:t>MAX(</w:t>
-      </w:r>
-      <w:proofErr w:type="gramEnd"/>
-      <w:r>
-        <w:rPr>
-          <w:rFonts w:ascii="Times New Roman" w:hAnsi="Times New Roman" w:cs="Times New Roman"/>
-          <w:sz w:val="24"/>
-          <w:szCs w:val="24"/>
-        </w:rPr>
-        <w:t>) for range boundaries.</w:t>
-      </w:r>
-    </w:p>
-    <w:p>
-      <w:pPr>
-        <w:rPr>
-          <w:rFonts w:ascii="Times New Roman" w:hAnsi="Times New Roman" w:cs="Times New Roman"/>
-          <w:b/>
-          <w:bCs/>
-          <w:sz w:val="24"/>
-          <w:szCs w:val="24"/>
-        </w:rPr>
-      </w:pPr>
-    </w:p>
-    <w:p>
-      <w:pPr>
-        <w:rPr>
-          <w:rFonts w:ascii="Times New Roman" w:hAnsi="Times New Roman" w:cs="Times New Roman"/>
-          <w:b/>
-          <w:bCs/>
-          <w:sz w:val="24"/>
-          <w:szCs w:val="24"/>
-        </w:rPr>
-      </w:pPr>
-      <w:r>
-        <w:rPr>
-          <w:rFonts w:ascii="Times New Roman" w:hAnsi="Times New Roman" w:cs="Times New Roman"/>
-          <w:b/>
-          <w:bCs/>
-          <w:sz w:val="24"/>
-          <w:szCs w:val="24"/>
-        </w:rPr>
-        <w:t xml:space="preserve">97. Explain the difference between </w:t>
-      </w:r>
-      <w:proofErr w:type="gramStart"/>
-      <w:r>
-        <w:rPr>
-          <w:rFonts w:ascii="Times New Roman" w:hAnsi="Times New Roman" w:cs="Times New Roman"/>
-          <w:b/>
-          <w:bCs/>
-          <w:sz w:val="24"/>
-          <w:szCs w:val="24"/>
-        </w:rPr>
-        <w:t>RANK(</w:t>
-      </w:r>
-      <w:proofErr w:type="gramEnd"/>
-      <w:r>
-        <w:rPr>
-          <w:rFonts w:ascii="Times New Roman" w:hAnsi="Times New Roman" w:cs="Times New Roman"/>
-          <w:b/>
-          <w:bCs/>
-          <w:sz w:val="24"/>
-          <w:szCs w:val="24"/>
-        </w:rPr>
-        <w:t>), DENSE_</w:t>
-      </w:r>
-      <w:proofErr w:type="gramStart"/>
-      <w:r>
-        <w:rPr>
-          <w:rFonts w:ascii="Times New Roman" w:hAnsi="Times New Roman" w:cs="Times New Roman"/>
-          <w:b/>
-          <w:bCs/>
-          <w:sz w:val="24"/>
-          <w:szCs w:val="24"/>
-        </w:rPr>
-        <w:t>RANK(</w:t>
-      </w:r>
-      <w:proofErr w:type="gramEnd"/>
-      <w:r>
-        <w:rPr>
-          <w:rFonts w:ascii="Times New Roman" w:hAnsi="Times New Roman" w:cs="Times New Roman"/>
-          <w:b/>
-          <w:bCs/>
-          <w:sz w:val="24"/>
-          <w:szCs w:val="24"/>
-        </w:rPr>
-        <w:t>), and ROW_</w:t>
-      </w:r>
-      <w:proofErr w:type="gramStart"/>
-      <w:r>
-        <w:rPr>
-          <w:rFonts w:ascii="Times New Roman" w:hAnsi="Times New Roman" w:cs="Times New Roman"/>
-          <w:b/>
-          <w:bCs/>
-          <w:sz w:val="24"/>
-          <w:szCs w:val="24"/>
-        </w:rPr>
-        <w:t>NUMBER(</w:t>
-      </w:r>
-      <w:proofErr w:type="gramEnd"/>
-      <w:r>
-        <w:rPr>
-          <w:rFonts w:ascii="Times New Roman" w:hAnsi="Times New Roman" w:cs="Times New Roman"/>
-          <w:b/>
-          <w:bCs/>
-          <w:sz w:val="24"/>
-          <w:szCs w:val="24"/>
-        </w:rPr>
-        <w:t>).</w:t>
-      </w:r>
-    </w:p>
-    <w:p>
-      <w:pPr>
-        <w:rPr>
-          <w:rFonts w:ascii="Times New Roman" w:hAnsi="Times New Roman" w:cs="Times New Roman"/>
-          <w:sz w:val="24"/>
-          <w:szCs w:val="24"/>
-        </w:rPr>
-      </w:pPr>
-      <w:r>
-        <w:rPr>
-          <w:rFonts w:ascii="Times New Roman" w:hAnsi="Times New Roman" w:cs="Times New Roman"/>
-          <w:sz w:val="24"/>
-          <w:szCs w:val="24"/>
-        </w:rPr>
-        <w:t>ROW_</w:t>
-      </w:r>
-      <w:proofErr w:type="gramStart"/>
-      <w:r>
-        <w:rPr>
-          <w:rFonts w:ascii="Times New Roman" w:hAnsi="Times New Roman" w:cs="Times New Roman"/>
-          <w:sz w:val="24"/>
-          <w:szCs w:val="24"/>
-        </w:rPr>
-        <w:t>NUMBER(</w:t>
-      </w:r>
-      <w:proofErr w:type="gramEnd"/>
-      <w:r>
-        <w:rPr>
-          <w:rFonts w:ascii="Times New Roman" w:hAnsi="Times New Roman" w:cs="Times New Roman"/>
-          <w:sz w:val="24"/>
-          <w:szCs w:val="24"/>
-        </w:rPr>
-        <w:t xml:space="preserve">) assigns a strictly unique, sequential integer to each row. </w:t>
-      </w:r>
-      <w:proofErr w:type="gramStart"/>
-      <w:r>
-        <w:rPr>
-          <w:rFonts w:ascii="Times New Roman" w:hAnsi="Times New Roman" w:cs="Times New Roman"/>
-          <w:sz w:val="24"/>
-          <w:szCs w:val="24"/>
-        </w:rPr>
-        <w:t>RANK(</w:t>
-      </w:r>
-      <w:proofErr w:type="gramEnd"/>
-      <w:r>
-        <w:rPr>
-          <w:rFonts w:ascii="Times New Roman" w:hAnsi="Times New Roman" w:cs="Times New Roman"/>
-          <w:sz w:val="24"/>
-          <w:szCs w:val="24"/>
-        </w:rPr>
-        <w:t>) assigns the same number to tied values but skips the next sequential numbers (e.g., 1, 2, 2, 4). DENSE_</w:t>
-      </w:r>
-      <w:proofErr w:type="gramStart"/>
-      <w:r>
-        <w:rPr>
-          <w:rFonts w:ascii="Times New Roman" w:hAnsi="Times New Roman" w:cs="Times New Roman"/>
-          <w:sz w:val="24"/>
-          <w:szCs w:val="24"/>
-        </w:rPr>
-        <w:t>RANK(</w:t>
-      </w:r>
-      <w:proofErr w:type="gramEnd"/>
-      <w:r>
-        <w:rPr>
-          <w:rFonts w:ascii="Times New Roman" w:hAnsi="Times New Roman" w:cs="Times New Roman"/>
-          <w:sz w:val="24"/>
-          <w:szCs w:val="24"/>
-        </w:rPr>
-        <w:t>) also assigns the same number to ties but does not skip any numbers (e.g., 1, 2, 2, 3), keeping the ranking "dense."</w:t>
+        <w:t>Aggregate functions perform a calculation on a set of values across multiple rows to return a single, summary value. Common examples include SUM() for totals, AVG() for means, COUNT() for frequency, and MIN()/MAX() for range boundaries.</w:t>
+      </w:r>
+    </w:p>
+    <w:p>
+      <w:pPr>
+        <w:rPr>
+          <w:rFonts w:ascii="Times New Roman" w:hAnsi="Times New Roman" w:cs="Times New Roman"/>
+          <w:b/>
+          <w:bCs/>
+          <w:sz w:val="24"/>
+          <w:szCs w:val="24"/>
+        </w:rPr>
+      </w:pPr>
+    </w:p>
+    <w:p>
+      <w:pPr>
+        <w:rPr>
+          <w:rFonts w:ascii="Times New Roman" w:hAnsi="Times New Roman" w:cs="Times New Roman"/>
+          <w:b/>
+          <w:bCs/>
+          <w:sz w:val="24"/>
+          <w:szCs w:val="24"/>
+        </w:rPr>
+      </w:pPr>
+      <w:r>
+        <w:rPr>
+          <w:rFonts w:ascii="Times New Roman" w:hAnsi="Times New Roman" w:cs="Times New Roman"/>
+          <w:b/>
+          <w:bCs/>
+          <w:sz w:val="24"/>
+          <w:szCs w:val="24"/>
+        </w:rPr>
+        <w:t>97. Explain the difference between RANK(), DENSE_RANK(), and ROW_NUMBER().</w:t>
+      </w:r>
+    </w:p>
+    <w:p>
+      <w:pPr>
+        <w:rPr>
+          <w:rFonts w:ascii="Times New Roman" w:hAnsi="Times New Roman" w:cs="Times New Roman"/>
+          <w:sz w:val="24"/>
+          <w:szCs w:val="24"/>
+        </w:rPr>
+      </w:pPr>
+      <w:r>
+        <w:rPr>
+          <w:rFonts w:ascii="Times New Roman" w:hAnsi="Times New Roman" w:cs="Times New Roman"/>
+          <w:sz w:val="24"/>
+          <w:szCs w:val="24"/>
+        </w:rPr>
+        <w:t>ROW_NUMBER() assigns a strictly unique, sequential integer to each row. RANK() assigns the same number to tied values but skips the next sequential numbers (e.g., 1, 2, 2, 4). DENSE_RANK() also assigns the same number to ties but does not skip any numbers (e.g., 1, 2, 2, 3), keeping the ranking "dense."</w:t>
       </w:r>
     </w:p>
     <w:p>
@@ -11617,6 +11036,7 @@
           <w:sz w:val="24"/>
           <w:szCs w:val="24"/>
         </w:rPr>
+        <w:lastRenderedPageBreak/>
         <w:drawing>
           <wp:inline distT="0" distB="0" distL="0" distR="0" wp14:anchorId="3B4E0C26" wp14:editId="3C34F2E2">
             <wp:extent cx="5372566" cy="2301439"/>
@@ -11745,25 +11165,7 @@
           <w:sz w:val="24"/>
           <w:szCs w:val="24"/>
         </w:rPr>
-        <w:t xml:space="preserve">A window function performs a calculation across a set of rows that are related to the current row, but unlike aggregate functions, it does not collapse the rows into a single output. Using the </w:t>
-      </w:r>
-      <w:proofErr w:type="gramStart"/>
-      <w:r>
-        <w:rPr>
-          <w:rFonts w:ascii="Times New Roman" w:hAnsi="Times New Roman" w:cs="Times New Roman"/>
-          <w:sz w:val="24"/>
-          <w:szCs w:val="24"/>
-        </w:rPr>
-        <w:t>OVER(</w:t>
-      </w:r>
-      <w:proofErr w:type="gramEnd"/>
-      <w:r>
-        <w:rPr>
-          <w:rFonts w:ascii="Times New Roman" w:hAnsi="Times New Roman" w:cs="Times New Roman"/>
-          <w:sz w:val="24"/>
-          <w:szCs w:val="24"/>
-        </w:rPr>
-        <w:t>) clause, it allows you to see the original row data alongside the calculated value (like a moving average).</w:t>
+        <w:t>A window function performs a calculation across a set of rows that are related to the current row, but unlike aggregate functions, it does not collapse the rows into a single output. Using the OVER() clause, it allows you to see the original row data alongside the calculated value (like a moving average).</w:t>
       </w:r>
     </w:p>
     <w:p>
@@ -11862,182 +11264,56 @@
           <w:sz w:val="24"/>
           <w:szCs w:val="24"/>
         </w:rPr>
-        <w:t xml:space="preserve">You use the </w:t>
-      </w:r>
-      <w:proofErr w:type="gramStart"/>
-      <w:r>
-        <w:rPr>
-          <w:rFonts w:ascii="Times New Roman" w:hAnsi="Times New Roman" w:cs="Times New Roman"/>
-          <w:sz w:val="24"/>
-          <w:szCs w:val="24"/>
-        </w:rPr>
-        <w:t>SUM(</w:t>
-      </w:r>
-      <w:proofErr w:type="gramEnd"/>
-      <w:r>
-        <w:rPr>
-          <w:rFonts w:ascii="Times New Roman" w:hAnsi="Times New Roman" w:cs="Times New Roman"/>
-          <w:sz w:val="24"/>
-          <w:szCs w:val="24"/>
-        </w:rPr>
-        <w:t xml:space="preserve">) aggregate function as a window function by adding an OVER clause with an ORDER BY sub-clause. For example: </w:t>
-      </w:r>
-      <w:proofErr w:type="gramStart"/>
-      <w:r>
-        <w:rPr>
-          <w:rFonts w:ascii="Times New Roman" w:hAnsi="Times New Roman" w:cs="Times New Roman"/>
-          <w:sz w:val="24"/>
-          <w:szCs w:val="24"/>
-        </w:rPr>
-        <w:t>SUM(</w:t>
-      </w:r>
-      <w:proofErr w:type="gramEnd"/>
-      <w:r>
-        <w:rPr>
-          <w:rFonts w:ascii="Times New Roman" w:hAnsi="Times New Roman" w:cs="Times New Roman"/>
-          <w:sz w:val="24"/>
-          <w:szCs w:val="24"/>
-        </w:rPr>
-        <w:t xml:space="preserve">sales) OVER (ORDER BY </w:t>
-      </w:r>
-      <w:proofErr w:type="spellStart"/>
-      <w:r>
-        <w:rPr>
-          <w:rFonts w:ascii="Times New Roman" w:hAnsi="Times New Roman" w:cs="Times New Roman"/>
-          <w:sz w:val="24"/>
-          <w:szCs w:val="24"/>
-        </w:rPr>
-        <w:t>transaction_date</w:t>
-      </w:r>
-      <w:proofErr w:type="spellEnd"/>
-      <w:r>
-        <w:rPr>
-          <w:rFonts w:ascii="Times New Roman" w:hAnsi="Times New Roman" w:cs="Times New Roman"/>
-          <w:sz w:val="24"/>
-          <w:szCs w:val="24"/>
-        </w:rPr>
-        <w:t>). This tells the database to sum the values progressively as it moves through the ordered rows.</w:t>
-      </w:r>
-    </w:p>
-    <w:p>
-      <w:pPr>
-        <w:rPr>
-          <w:rFonts w:ascii="Times New Roman" w:hAnsi="Times New Roman" w:cs="Times New Roman"/>
-          <w:b/>
-          <w:bCs/>
-          <w:sz w:val="24"/>
-          <w:szCs w:val="24"/>
-        </w:rPr>
-      </w:pPr>
-    </w:p>
-    <w:p>
-      <w:pPr>
-        <w:rPr>
-          <w:rFonts w:ascii="Times New Roman" w:hAnsi="Times New Roman" w:cs="Times New Roman"/>
-          <w:b/>
-          <w:bCs/>
-          <w:sz w:val="24"/>
-          <w:szCs w:val="24"/>
-        </w:rPr>
-      </w:pPr>
-      <w:r>
-        <w:rPr>
-          <w:rFonts w:ascii="Times New Roman" w:hAnsi="Times New Roman" w:cs="Times New Roman"/>
-          <w:b/>
-          <w:bCs/>
-          <w:sz w:val="24"/>
-          <w:szCs w:val="24"/>
-        </w:rPr>
-        <w:t xml:space="preserve">102. What is the </w:t>
-      </w:r>
-      <w:proofErr w:type="gramStart"/>
-      <w:r>
-        <w:rPr>
-          <w:rFonts w:ascii="Times New Roman" w:hAnsi="Times New Roman" w:cs="Times New Roman"/>
-          <w:b/>
-          <w:bCs/>
-          <w:sz w:val="24"/>
-          <w:szCs w:val="24"/>
-        </w:rPr>
-        <w:t>LEAD(</w:t>
-      </w:r>
-      <w:proofErr w:type="gramEnd"/>
-      <w:r>
-        <w:rPr>
-          <w:rFonts w:ascii="Times New Roman" w:hAnsi="Times New Roman" w:cs="Times New Roman"/>
-          <w:b/>
-          <w:bCs/>
-          <w:sz w:val="24"/>
-          <w:szCs w:val="24"/>
-        </w:rPr>
-        <w:t xml:space="preserve">) and </w:t>
-      </w:r>
-      <w:proofErr w:type="gramStart"/>
-      <w:r>
-        <w:rPr>
-          <w:rFonts w:ascii="Times New Roman" w:hAnsi="Times New Roman" w:cs="Times New Roman"/>
-          <w:b/>
-          <w:bCs/>
-          <w:sz w:val="24"/>
-          <w:szCs w:val="24"/>
-        </w:rPr>
-        <w:t>LAG(</w:t>
-      </w:r>
-      <w:proofErr w:type="gramEnd"/>
-      <w:r>
-        <w:rPr>
-          <w:rFonts w:ascii="Times New Roman" w:hAnsi="Times New Roman" w:cs="Times New Roman"/>
-          <w:b/>
-          <w:bCs/>
-          <w:sz w:val="24"/>
-          <w:szCs w:val="24"/>
-        </w:rPr>
-        <w:t>) function?</w:t>
-      </w:r>
-    </w:p>
-    <w:p>
-      <w:pPr>
-        <w:rPr>
-          <w:rFonts w:ascii="Times New Roman" w:hAnsi="Times New Roman" w:cs="Times New Roman"/>
-          <w:sz w:val="24"/>
-          <w:szCs w:val="24"/>
-        </w:rPr>
-      </w:pPr>
-      <w:proofErr w:type="gramStart"/>
-      <w:r>
-        <w:rPr>
-          <w:rFonts w:ascii="Times New Roman" w:hAnsi="Times New Roman" w:cs="Times New Roman"/>
-          <w:sz w:val="24"/>
-          <w:szCs w:val="24"/>
-        </w:rPr>
-        <w:t>LAG(</w:t>
-      </w:r>
-      <w:proofErr w:type="gramEnd"/>
-      <w:r>
-        <w:rPr>
-          <w:rFonts w:ascii="Times New Roman" w:hAnsi="Times New Roman" w:cs="Times New Roman"/>
-          <w:sz w:val="24"/>
-          <w:szCs w:val="24"/>
-        </w:rPr>
-        <w:t xml:space="preserve">) provides access to a value in a row "behind" the current row, while </w:t>
-      </w:r>
-      <w:proofErr w:type="gramStart"/>
-      <w:r>
-        <w:rPr>
-          <w:rFonts w:ascii="Times New Roman" w:hAnsi="Times New Roman" w:cs="Times New Roman"/>
-          <w:sz w:val="24"/>
-          <w:szCs w:val="24"/>
-        </w:rPr>
-        <w:t>LEAD(</w:t>
-      </w:r>
-      <w:proofErr w:type="gramEnd"/>
-      <w:r>
-        <w:rPr>
-          <w:rFonts w:ascii="Times New Roman" w:hAnsi="Times New Roman" w:cs="Times New Roman"/>
-          <w:sz w:val="24"/>
-          <w:szCs w:val="24"/>
-        </w:rPr>
-        <w:t>) provides access to a value in a row "ahead" of the current row. These are incredibly useful for calculating period-over-period growth or time-deltas between events without performing expensive self-joins.</w:t>
+        <w:t>You use the SUM() aggregate function as a window function by adding an OVER clause with an ORDER BY sub-clause. For example: SUM(sales) OVER (ORDER BY transaction_date). This tells the database to sum the values progressively as it moves through the ordered rows.</w:t>
+      </w:r>
+    </w:p>
+    <w:p>
+      <w:pPr>
+        <w:rPr>
+          <w:rFonts w:ascii="Times New Roman" w:hAnsi="Times New Roman" w:cs="Times New Roman"/>
+          <w:b/>
+          <w:bCs/>
+          <w:sz w:val="24"/>
+          <w:szCs w:val="24"/>
+        </w:rPr>
+      </w:pPr>
+    </w:p>
+    <w:p>
+      <w:pPr>
+        <w:rPr>
+          <w:rFonts w:ascii="Times New Roman" w:hAnsi="Times New Roman" w:cs="Times New Roman"/>
+          <w:b/>
+          <w:bCs/>
+          <w:sz w:val="24"/>
+          <w:szCs w:val="24"/>
+        </w:rPr>
+      </w:pPr>
+      <w:r>
+        <w:rPr>
+          <w:rFonts w:ascii="Times New Roman" w:hAnsi="Times New Roman" w:cs="Times New Roman"/>
+          <w:b/>
+          <w:bCs/>
+          <w:sz w:val="24"/>
+          <w:szCs w:val="24"/>
+        </w:rPr>
+        <w:t>102. What is the LEAD() and LAG() function?</w:t>
+      </w:r>
+    </w:p>
+    <w:p>
+      <w:pPr>
+        <w:rPr>
+          <w:rFonts w:ascii="Times New Roman" w:hAnsi="Times New Roman" w:cs="Times New Roman"/>
+          <w:sz w:val="24"/>
+          <w:szCs w:val="24"/>
+        </w:rPr>
+      </w:pPr>
+      <w:r>
+        <w:rPr>
+          <w:rFonts w:ascii="Times New Roman" w:hAnsi="Times New Roman" w:cs="Times New Roman"/>
+          <w:sz w:val="24"/>
+          <w:szCs w:val="24"/>
+        </w:rPr>
+        <w:t>LAG() provides access to a value in a row "behind" the current row, while LEAD() provides access to a value in a row "ahead" of the current row. These are incredibly useful for calculating period-over-period growth or time-deltas between events without performing expensive self-joins.</w:t>
       </w:r>
     </w:p>
     <w:p>
@@ -12055,6 +11331,7 @@
           <w:sz w:val="24"/>
           <w:szCs w:val="24"/>
         </w:rPr>
+        <w:lastRenderedPageBreak/>
         <w:drawing>
           <wp:inline distT="0" distB="0" distL="0" distR="0" wp14:anchorId="1BE06C35" wp14:editId="0BA3F0EB">
             <wp:extent cx="5143946" cy="2461473"/>
@@ -12264,17 +11541,7 @@
           <w:sz w:val="24"/>
           <w:szCs w:val="24"/>
         </w:rPr>
-        <w:t xml:space="preserve">106. </w:t>
-      </w:r>
-      <w:r>
-        <w:rPr>
-          <w:rFonts w:ascii="Times New Roman" w:hAnsi="Times New Roman" w:cs="Times New Roman"/>
-          <w:b/>
-          <w:bCs/>
-          <w:sz w:val="24"/>
-          <w:szCs w:val="24"/>
-        </w:rPr>
-        <w:t>What is an Index and how does it affect performance?</w:t>
+        <w:t>106. What is an Index and how does it affect performance?</w:t>
       </w:r>
     </w:p>
     <w:p>
@@ -12305,6 +11572,7 @@
       <w:r>
         <w:rPr>
           <w:rFonts w:ascii="Times New Roman" w:hAnsi="Times New Roman" w:cs="Times New Roman"/>
+          <w:noProof/>
           <w:sz w:val="24"/>
           <w:szCs w:val="24"/>
         </w:rPr>
@@ -12373,17 +11641,7 @@
           <w:sz w:val="24"/>
           <w:szCs w:val="24"/>
         </w:rPr>
-        <w:t xml:space="preserve">107. </w:t>
-      </w:r>
-      <w:r>
-        <w:rPr>
-          <w:rFonts w:ascii="Times New Roman" w:hAnsi="Times New Roman" w:cs="Times New Roman"/>
-          <w:b/>
-          <w:bCs/>
-          <w:sz w:val="24"/>
-          <w:szCs w:val="24"/>
-        </w:rPr>
-        <w:t>Explain the concept of Partitioning in SQL.</w:t>
+        <w:t>107. Explain the concept of Partitioning in SQL.</w:t>
       </w:r>
     </w:p>
     <w:p>
@@ -12414,6 +11672,7 @@
       <w:r>
         <w:rPr>
           <w:rFonts w:ascii="Times New Roman" w:hAnsi="Times New Roman" w:cs="Times New Roman"/>
+          <w:noProof/>
           <w:sz w:val="24"/>
           <w:szCs w:val="24"/>
         </w:rPr>
@@ -12481,17 +11740,7 @@
           <w:sz w:val="24"/>
           <w:szCs w:val="24"/>
         </w:rPr>
-        <w:t xml:space="preserve">108. </w:t>
-      </w:r>
-      <w:r>
-        <w:rPr>
-          <w:rFonts w:ascii="Times New Roman" w:hAnsi="Times New Roman" w:cs="Times New Roman"/>
-          <w:b/>
-          <w:bCs/>
-          <w:sz w:val="24"/>
-          <w:szCs w:val="24"/>
-        </w:rPr>
-        <w:t>What is the difference between a Clustered and Non-Clustered index?</w:t>
+        <w:t>108. What is the difference between a Clustered and Non-Clustered index?</w:t>
       </w:r>
     </w:p>
     <w:p>
@@ -12538,17 +11787,7 @@
           <w:sz w:val="24"/>
           <w:szCs w:val="24"/>
         </w:rPr>
-        <w:t>109</w:t>
-      </w:r>
-      <w:r>
-        <w:rPr>
-          <w:rFonts w:ascii="Times New Roman" w:hAnsi="Times New Roman" w:cs="Times New Roman"/>
-          <w:b/>
-          <w:bCs/>
-          <w:sz w:val="24"/>
-          <w:szCs w:val="24"/>
-        </w:rPr>
-        <w:t>. What is a View?</w:t>
+        <w:t>109. What is a View?</w:t>
       </w:r>
     </w:p>
     <w:p>
@@ -12595,17 +11834,8 @@
           <w:sz w:val="24"/>
           <w:szCs w:val="24"/>
         </w:rPr>
-        <w:t>110</w:t>
-      </w:r>
-      <w:r>
-        <w:rPr>
-          <w:rFonts w:ascii="Times New Roman" w:hAnsi="Times New Roman" w:cs="Times New Roman"/>
-          <w:b/>
-          <w:bCs/>
-          <w:sz w:val="24"/>
-          <w:szCs w:val="24"/>
-        </w:rPr>
-        <w:t>. What is a Materialized View?</w:t>
+        <w:lastRenderedPageBreak/>
+        <w:t>110. What is a Materialized View?</w:t>
       </w:r>
     </w:p>
     <w:p>
@@ -12654,65 +11884,38 @@
           <w:sz w:val="24"/>
           <w:szCs w:val="24"/>
         </w:rPr>
-        <w:t>111</w:t>
-      </w:r>
-      <w:r>
-        <w:rPr>
-          <w:rFonts w:ascii="Times New Roman" w:hAnsi="Times New Roman" w:cs="Times New Roman"/>
-          <w:b/>
-          <w:bCs/>
-          <w:sz w:val="24"/>
-          <w:szCs w:val="24"/>
-        </w:rPr>
-        <w:t>. How would you delete duplicate records while keeping only one?</w:t>
-      </w:r>
-    </w:p>
-    <w:p>
-      <w:pPr>
-        <w:rPr>
-          <w:rFonts w:ascii="Times New Roman" w:hAnsi="Times New Roman" w:cs="Times New Roman"/>
-          <w:sz w:val="24"/>
-          <w:szCs w:val="24"/>
-        </w:rPr>
-      </w:pPr>
-      <w:r>
-        <w:rPr>
-          <w:rFonts w:ascii="Times New Roman" w:hAnsi="Times New Roman" w:cs="Times New Roman"/>
-          <w:sz w:val="24"/>
-          <w:szCs w:val="24"/>
-        </w:rPr>
-        <w:t>The most robust method is to use a CTE with a window function like ROW_</w:t>
-      </w:r>
-      <w:proofErr w:type="gramStart"/>
-      <w:r>
-        <w:rPr>
-          <w:rFonts w:ascii="Times New Roman" w:hAnsi="Times New Roman" w:cs="Times New Roman"/>
-          <w:sz w:val="24"/>
-          <w:szCs w:val="24"/>
-        </w:rPr>
-        <w:t>NUMBER(</w:t>
-      </w:r>
-      <w:proofErr w:type="gramEnd"/>
-      <w:r>
-        <w:rPr>
-          <w:rFonts w:ascii="Times New Roman" w:hAnsi="Times New Roman" w:cs="Times New Roman"/>
-          <w:sz w:val="24"/>
-          <w:szCs w:val="24"/>
-        </w:rPr>
-        <w:t>). You partition by the columns that define the duplicate and order by a unique ID; then, you delete all rows where the assigned row number is greater than 1.</w:t>
-      </w:r>
-    </w:p>
-    <w:p>
-      <w:pPr>
-        <w:rPr>
-          <w:rFonts w:ascii="Times New Roman" w:hAnsi="Times New Roman" w:cs="Times New Roman"/>
-          <w:sz w:val="24"/>
-          <w:szCs w:val="24"/>
-        </w:rPr>
-      </w:pPr>
-      <w:r>
-        <w:rPr>
-          <w:rFonts w:ascii="Times New Roman" w:hAnsi="Times New Roman" w:cs="Times New Roman"/>
+        <w:t>111. How would you delete duplicate records while keeping only one?</w:t>
+      </w:r>
+    </w:p>
+    <w:p>
+      <w:pPr>
+        <w:rPr>
+          <w:rFonts w:ascii="Times New Roman" w:hAnsi="Times New Roman" w:cs="Times New Roman"/>
+          <w:sz w:val="24"/>
+          <w:szCs w:val="24"/>
+        </w:rPr>
+      </w:pPr>
+      <w:r>
+        <w:rPr>
+          <w:rFonts w:ascii="Times New Roman" w:hAnsi="Times New Roman" w:cs="Times New Roman"/>
+          <w:sz w:val="24"/>
+          <w:szCs w:val="24"/>
+        </w:rPr>
+        <w:t>The most robust method is to use a CTE with a window function like ROW_NUMBER(). You partition by the columns that define the duplicate and order by a unique ID; then, you delete all rows where the assigned row number is greater than 1.</w:t>
+      </w:r>
+    </w:p>
+    <w:p>
+      <w:pPr>
+        <w:rPr>
+          <w:rFonts w:ascii="Times New Roman" w:hAnsi="Times New Roman" w:cs="Times New Roman"/>
+          <w:sz w:val="24"/>
+          <w:szCs w:val="24"/>
+        </w:rPr>
+      </w:pPr>
+      <w:r>
+        <w:rPr>
+          <w:rFonts w:ascii="Times New Roman" w:hAnsi="Times New Roman" w:cs="Times New Roman"/>
+          <w:noProof/>
           <w:sz w:val="24"/>
           <w:szCs w:val="24"/>
         </w:rPr>
@@ -12771,18 +11974,7 @@
           <w:sz w:val="24"/>
           <w:szCs w:val="24"/>
         </w:rPr>
-        <w:lastRenderedPageBreak/>
-        <w:t>112</w:t>
-      </w:r>
-      <w:r>
-        <w:rPr>
-          <w:rFonts w:ascii="Times New Roman" w:hAnsi="Times New Roman" w:cs="Times New Roman"/>
-          <w:b/>
-          <w:bCs/>
-          <w:sz w:val="24"/>
-          <w:szCs w:val="24"/>
-        </w:rPr>
-        <w:t>. What are ACID properties?</w:t>
+        <w:t>112. What are ACID properties?</w:t>
       </w:r>
     </w:p>
     <w:p>
@@ -12829,17 +12021,7 @@
           <w:sz w:val="24"/>
           <w:szCs w:val="24"/>
         </w:rPr>
-        <w:t>113</w:t>
-      </w:r>
-      <w:r>
-        <w:rPr>
-          <w:rFonts w:ascii="Times New Roman" w:hAnsi="Times New Roman" w:cs="Times New Roman"/>
-          <w:b/>
-          <w:bCs/>
-          <w:sz w:val="24"/>
-          <w:szCs w:val="24"/>
-        </w:rPr>
-        <w:t>. Explain "Normalization" and its levels.</w:t>
+        <w:t>113. Explain "Normalization" and its levels.</w:t>
       </w:r>
     </w:p>
     <w:p>
@@ -12870,6 +12052,7 @@
       <w:r>
         <w:rPr>
           <w:rFonts w:ascii="Times New Roman" w:hAnsi="Times New Roman" w:cs="Times New Roman"/>
+          <w:noProof/>
           <w:sz w:val="24"/>
           <w:szCs w:val="24"/>
         </w:rPr>
@@ -12937,17 +12120,7 @@
           <w:sz w:val="24"/>
           <w:szCs w:val="24"/>
         </w:rPr>
-        <w:t>114</w:t>
-      </w:r>
-      <w:r>
-        <w:rPr>
-          <w:rFonts w:ascii="Times New Roman" w:hAnsi="Times New Roman" w:cs="Times New Roman"/>
-          <w:b/>
-          <w:bCs/>
-          <w:sz w:val="24"/>
-          <w:szCs w:val="24"/>
-        </w:rPr>
-        <w:t>. What is "Denormalization" and why do Data Engineers do it?</w:t>
+        <w:t>114. What is "Denormalization" and why do Data Engineers do it?</w:t>
       </w:r>
     </w:p>
     <w:p>
@@ -12994,71 +12167,44 @@
           <w:sz w:val="24"/>
           <w:szCs w:val="24"/>
         </w:rPr>
-        <w:t>115</w:t>
-      </w:r>
-      <w:r>
-        <w:rPr>
-          <w:rFonts w:ascii="Times New Roman" w:hAnsi="Times New Roman" w:cs="Times New Roman"/>
-          <w:b/>
-          <w:bCs/>
-          <w:sz w:val="24"/>
-          <w:szCs w:val="24"/>
-        </w:rPr>
-        <w:t>. What is a Star Schema?</w:t>
-      </w:r>
-    </w:p>
-    <w:p>
-      <w:pPr>
-        <w:rPr>
-          <w:rFonts w:ascii="Times New Roman" w:hAnsi="Times New Roman" w:cs="Times New Roman"/>
-          <w:sz w:val="24"/>
-          <w:szCs w:val="24"/>
-        </w:rPr>
-      </w:pPr>
-      <w:r>
-        <w:rPr>
-          <w:rFonts w:ascii="Times New Roman" w:hAnsi="Times New Roman" w:cs="Times New Roman"/>
-          <w:sz w:val="24"/>
-          <w:szCs w:val="24"/>
-        </w:rPr>
-        <w:t xml:space="preserve">A Star Schema is a data </w:t>
-      </w:r>
-      <w:proofErr w:type="spellStart"/>
-      <w:r>
-        <w:rPr>
-          <w:rFonts w:ascii="Times New Roman" w:hAnsi="Times New Roman" w:cs="Times New Roman"/>
-          <w:sz w:val="24"/>
-          <w:szCs w:val="24"/>
-        </w:rPr>
-        <w:t>modeling</w:t>
-      </w:r>
-      <w:proofErr w:type="spellEnd"/>
-      <w:r>
-        <w:rPr>
-          <w:rFonts w:ascii="Times New Roman" w:hAnsi="Times New Roman" w:cs="Times New Roman"/>
-          <w:sz w:val="24"/>
-          <w:szCs w:val="24"/>
-        </w:rPr>
-        <w:t xml:space="preserve"> design where a central "Fact Table" (containing quantitative metrics) is connected to several "Dimension Tables" (containing descriptive attributes). This structure is optimized for simple queries and fast aggregations in OLAP systems.</w:t>
-      </w:r>
-    </w:p>
-    <w:p>
-      <w:pPr>
-        <w:rPr>
-          <w:rFonts w:ascii="Times New Roman" w:hAnsi="Times New Roman" w:cs="Times New Roman"/>
-          <w:sz w:val="24"/>
-          <w:szCs w:val="24"/>
-        </w:rPr>
-      </w:pPr>
-      <w:r>
-        <w:rPr>
-          <w:rFonts w:ascii="Times New Roman" w:hAnsi="Times New Roman" w:cs="Times New Roman"/>
+        <w:t>115. What is a Star Schema?</w:t>
+      </w:r>
+    </w:p>
+    <w:p>
+      <w:pPr>
+        <w:rPr>
+          <w:rFonts w:ascii="Times New Roman" w:hAnsi="Times New Roman" w:cs="Times New Roman"/>
+          <w:sz w:val="24"/>
+          <w:szCs w:val="24"/>
+        </w:rPr>
+      </w:pPr>
+      <w:r>
+        <w:rPr>
+          <w:rFonts w:ascii="Times New Roman" w:hAnsi="Times New Roman" w:cs="Times New Roman"/>
+          <w:sz w:val="24"/>
+          <w:szCs w:val="24"/>
+        </w:rPr>
+        <w:t>A Star Schema is a data modeling design where a central "Fact Table" (containing quantitative metrics) is connected to several "Dimension Tables" (containing descriptive attributes). This structure is optimized for simple queries and fast aggregations in OLAP systems.</w:t>
+      </w:r>
+    </w:p>
+    <w:p>
+      <w:pPr>
+        <w:rPr>
+          <w:rFonts w:ascii="Times New Roman" w:hAnsi="Times New Roman" w:cs="Times New Roman"/>
+          <w:sz w:val="24"/>
+          <w:szCs w:val="24"/>
+        </w:rPr>
+      </w:pPr>
+      <w:r>
+        <w:rPr>
+          <w:rFonts w:ascii="Times New Roman" w:hAnsi="Times New Roman" w:cs="Times New Roman"/>
+          <w:noProof/>
           <w:sz w:val="24"/>
           <w:szCs w:val="24"/>
         </w:rPr>
         <w:drawing>
-          <wp:inline distT="0" distB="0" distL="0" distR="0" wp14:anchorId="28F5D032" wp14:editId="7940C3E2">
-            <wp:extent cx="6447079" cy="3223539"/>
+          <wp:inline distT="0" distB="0" distL="0" distR="0" wp14:anchorId="28F5D032" wp14:editId="49355BCD">
+            <wp:extent cx="5189220" cy="2594610"/>
             <wp:effectExtent l="0" t="0" r="0" b="0"/>
             <wp:docPr id="313147836" name="Picture 1"/>
             <wp:cNvGraphicFramePr>
@@ -13080,7 +12226,7 @@
                   <pic:spPr>
                     <a:xfrm>
                       <a:off x="0" y="0"/>
-                      <a:ext cx="6447079" cy="3223539"/>
+                      <a:ext cx="5189674" cy="2594837"/>
                     </a:xfrm>
                     <a:prstGeom prst="rect">
                       <a:avLst/>
@@ -13120,17 +12266,7 @@
           <w:sz w:val="24"/>
           <w:szCs w:val="24"/>
         </w:rPr>
-        <w:t>116</w:t>
-      </w:r>
-      <w:r>
-        <w:rPr>
-          <w:rFonts w:ascii="Times New Roman" w:hAnsi="Times New Roman" w:cs="Times New Roman"/>
-          <w:b/>
-          <w:bCs/>
-          <w:sz w:val="24"/>
-          <w:szCs w:val="24"/>
-        </w:rPr>
-        <w:t>. How do you optimize a slow-running query?</w:t>
+        <w:t>116. How do you optimize a slow-running query?</w:t>
       </w:r>
     </w:p>
     <w:p>
@@ -13177,392 +12313,209 @@
           <w:sz w:val="24"/>
           <w:szCs w:val="24"/>
         </w:rPr>
-        <w:t>117</w:t>
-      </w:r>
-      <w:r>
-        <w:rPr>
-          <w:rFonts w:ascii="Times New Roman" w:hAnsi="Times New Roman" w:cs="Times New Roman"/>
-          <w:b/>
-          <w:bCs/>
-          <w:sz w:val="24"/>
-          <w:szCs w:val="24"/>
-        </w:rPr>
-        <w:t>. What is an "Execution Plan"?</w:t>
-      </w:r>
-    </w:p>
-    <w:p>
-      <w:pPr>
-        <w:rPr>
-          <w:rFonts w:ascii="Times New Roman" w:hAnsi="Times New Roman" w:cs="Times New Roman"/>
-          <w:sz w:val="24"/>
-          <w:szCs w:val="24"/>
-        </w:rPr>
-      </w:pPr>
-      <w:r>
-        <w:rPr>
-          <w:rFonts w:ascii="Times New Roman" w:hAnsi="Times New Roman" w:cs="Times New Roman"/>
-          <w:sz w:val="24"/>
-          <w:szCs w:val="24"/>
-        </w:rPr>
-        <w:t xml:space="preserve">An execution plan is a report generated by the database's query optimizer that details the steps the engine will take to </w:t>
-      </w:r>
-      <w:proofErr w:type="spellStart"/>
-      <w:r>
-        <w:rPr>
-          <w:rFonts w:ascii="Times New Roman" w:hAnsi="Times New Roman" w:cs="Times New Roman"/>
-          <w:sz w:val="24"/>
-          <w:szCs w:val="24"/>
-        </w:rPr>
-        <w:t>fulfill</w:t>
-      </w:r>
-      <w:proofErr w:type="spellEnd"/>
-      <w:r>
-        <w:rPr>
-          <w:rFonts w:ascii="Times New Roman" w:hAnsi="Times New Roman" w:cs="Times New Roman"/>
-          <w:sz w:val="24"/>
-          <w:szCs w:val="24"/>
-        </w:rPr>
-        <w:t xml:space="preserve"> a query. It shows whether the engine will use indexes, how it will join tables (e.g., Hash Join vs. Nested Loop), and the estimated cost of each operation.</w:t>
-      </w:r>
-    </w:p>
-    <w:p>
-      <w:pPr>
-        <w:rPr>
-          <w:rFonts w:ascii="Times New Roman" w:hAnsi="Times New Roman" w:cs="Times New Roman"/>
-          <w:sz w:val="24"/>
-          <w:szCs w:val="24"/>
-        </w:rPr>
-      </w:pPr>
-    </w:p>
-    <w:p>
-      <w:pPr>
-        <w:rPr>
-          <w:rFonts w:ascii="Times New Roman" w:hAnsi="Times New Roman" w:cs="Times New Roman"/>
-          <w:b/>
-          <w:bCs/>
-          <w:sz w:val="24"/>
-          <w:szCs w:val="24"/>
-        </w:rPr>
-      </w:pPr>
-      <w:r>
-        <w:rPr>
-          <w:rFonts w:ascii="Times New Roman" w:hAnsi="Times New Roman" w:cs="Times New Roman"/>
-          <w:b/>
-          <w:bCs/>
-          <w:sz w:val="24"/>
-          <w:szCs w:val="24"/>
-        </w:rPr>
-        <w:t>118</w:t>
-      </w:r>
-      <w:r>
-        <w:rPr>
-          <w:rFonts w:ascii="Times New Roman" w:hAnsi="Times New Roman" w:cs="Times New Roman"/>
-          <w:b/>
-          <w:bCs/>
-          <w:sz w:val="24"/>
-          <w:szCs w:val="24"/>
-        </w:rPr>
-        <w:t>. What is the "N+1 Problem" in the context of database queries?</w:t>
-      </w:r>
-    </w:p>
-    <w:p>
-      <w:pPr>
-        <w:rPr>
-          <w:rFonts w:ascii="Times New Roman" w:hAnsi="Times New Roman" w:cs="Times New Roman"/>
-          <w:sz w:val="24"/>
-          <w:szCs w:val="24"/>
-        </w:rPr>
-      </w:pPr>
-      <w:r>
-        <w:rPr>
-          <w:rFonts w:ascii="Times New Roman" w:hAnsi="Times New Roman" w:cs="Times New Roman"/>
+        <w:t>117. What is an "Execution Plan"?</w:t>
+      </w:r>
+    </w:p>
+    <w:p>
+      <w:pPr>
+        <w:rPr>
+          <w:rFonts w:ascii="Times New Roman" w:hAnsi="Times New Roman" w:cs="Times New Roman"/>
+          <w:sz w:val="24"/>
+          <w:szCs w:val="24"/>
+        </w:rPr>
+      </w:pPr>
+      <w:r>
+        <w:rPr>
+          <w:rFonts w:ascii="Times New Roman" w:hAnsi="Times New Roman" w:cs="Times New Roman"/>
+          <w:sz w:val="24"/>
+          <w:szCs w:val="24"/>
+        </w:rPr>
+        <w:t>An execution plan is a report generated by the database's query optimizer that details the steps the engine will take to fulfill a query. It shows whether the engine will use indexes, how it will join tables (e.g., Hash Join vs. Nested Loop), and the estimated cost of each operation.</w:t>
+      </w:r>
+    </w:p>
+    <w:p>
+      <w:pPr>
+        <w:rPr>
+          <w:rFonts w:ascii="Times New Roman" w:hAnsi="Times New Roman" w:cs="Times New Roman"/>
+          <w:sz w:val="24"/>
+          <w:szCs w:val="24"/>
+        </w:rPr>
+      </w:pPr>
+    </w:p>
+    <w:p>
+      <w:pPr>
+        <w:rPr>
+          <w:rFonts w:ascii="Times New Roman" w:hAnsi="Times New Roman" w:cs="Times New Roman"/>
+          <w:b/>
+          <w:bCs/>
+          <w:sz w:val="24"/>
+          <w:szCs w:val="24"/>
+        </w:rPr>
+      </w:pPr>
+      <w:r>
+        <w:rPr>
+          <w:rFonts w:ascii="Times New Roman" w:hAnsi="Times New Roman" w:cs="Times New Roman"/>
+          <w:b/>
+          <w:bCs/>
+          <w:sz w:val="24"/>
+          <w:szCs w:val="24"/>
+        </w:rPr>
+        <w:t>118. What is the "N+1 Problem" in the context of database queries?</w:t>
+      </w:r>
+    </w:p>
+    <w:p>
+      <w:pPr>
+        <w:rPr>
+          <w:rFonts w:ascii="Times New Roman" w:hAnsi="Times New Roman" w:cs="Times New Roman"/>
+          <w:sz w:val="24"/>
+          <w:szCs w:val="24"/>
+        </w:rPr>
+      </w:pPr>
+      <w:r>
+        <w:rPr>
+          <w:rFonts w:ascii="Times New Roman" w:hAnsi="Times New Roman" w:cs="Times New Roman"/>
+          <w:sz w:val="24"/>
+          <w:szCs w:val="24"/>
+        </w:rPr>
+        <w:t>This occurs when an application makes one query to get a list of IDs and then executes a separate query for each of those IDs to get details. In data engineering, we solve this by using set-based logic, joining the tables in a single SQL query, rather than using iterative loops in a programming language.</w:t>
+      </w:r>
+    </w:p>
+    <w:p>
+      <w:pPr>
+        <w:rPr>
+          <w:rFonts w:ascii="Times New Roman" w:hAnsi="Times New Roman" w:cs="Times New Roman"/>
+          <w:sz w:val="24"/>
+          <w:szCs w:val="24"/>
+        </w:rPr>
+      </w:pPr>
+    </w:p>
+    <w:p>
+      <w:pPr>
+        <w:rPr>
+          <w:rFonts w:ascii="Times New Roman" w:hAnsi="Times New Roman" w:cs="Times New Roman"/>
+          <w:b/>
+          <w:bCs/>
+          <w:sz w:val="24"/>
+          <w:szCs w:val="24"/>
+        </w:rPr>
+      </w:pPr>
+    </w:p>
+    <w:p>
+      <w:pPr>
+        <w:rPr>
+          <w:rFonts w:ascii="Times New Roman" w:hAnsi="Times New Roman" w:cs="Times New Roman"/>
+          <w:b/>
+          <w:bCs/>
+          <w:sz w:val="24"/>
+          <w:szCs w:val="24"/>
+        </w:rPr>
+      </w:pPr>
+    </w:p>
+    <w:p>
+      <w:pPr>
+        <w:rPr>
+          <w:rFonts w:ascii="Times New Roman" w:hAnsi="Times New Roman" w:cs="Times New Roman"/>
+          <w:b/>
+          <w:bCs/>
+          <w:sz w:val="24"/>
+          <w:szCs w:val="24"/>
+        </w:rPr>
+      </w:pPr>
+      <w:r>
+        <w:rPr>
+          <w:rFonts w:ascii="Times New Roman" w:hAnsi="Times New Roman" w:cs="Times New Roman"/>
+          <w:b/>
+          <w:bCs/>
           <w:sz w:val="24"/>
           <w:szCs w:val="24"/>
         </w:rPr>
         <w:lastRenderedPageBreak/>
-        <w:t>This occurs when an application makes one query to get a list of IDs and then executes a separate query for each of those IDs to get details. In data engineering, we solve this by using set-based logic, joining the tables in a single SQL query, rather than using iterative loops in a programming language.</w:t>
-      </w:r>
-    </w:p>
-    <w:p>
-      <w:pPr>
-        <w:rPr>
-          <w:rFonts w:ascii="Times New Roman" w:hAnsi="Times New Roman" w:cs="Times New Roman"/>
-          <w:sz w:val="24"/>
-          <w:szCs w:val="24"/>
-        </w:rPr>
-      </w:pPr>
-    </w:p>
-    <w:p>
-      <w:pPr>
-        <w:rPr>
-          <w:rFonts w:ascii="Times New Roman" w:hAnsi="Times New Roman" w:cs="Times New Roman"/>
-          <w:b/>
-          <w:bCs/>
-          <w:sz w:val="24"/>
-          <w:szCs w:val="24"/>
-        </w:rPr>
-      </w:pPr>
-      <w:r>
-        <w:rPr>
-          <w:rFonts w:ascii="Times New Roman" w:hAnsi="Times New Roman" w:cs="Times New Roman"/>
-          <w:b/>
-          <w:bCs/>
-          <w:sz w:val="24"/>
-          <w:szCs w:val="24"/>
-        </w:rPr>
-        <w:t>119</w:t>
-      </w:r>
-      <w:r>
-        <w:rPr>
-          <w:rFonts w:ascii="Times New Roman" w:hAnsi="Times New Roman" w:cs="Times New Roman"/>
-          <w:b/>
-          <w:bCs/>
-          <w:sz w:val="24"/>
-          <w:szCs w:val="24"/>
-        </w:rPr>
-        <w:t xml:space="preserve">. How do you find the second-highest salary in an </w:t>
-      </w:r>
-      <w:proofErr w:type="gramStart"/>
-      <w:r>
-        <w:rPr>
-          <w:rFonts w:ascii="Times New Roman" w:hAnsi="Times New Roman" w:cs="Times New Roman"/>
-          <w:b/>
-          <w:bCs/>
-          <w:sz w:val="24"/>
-          <w:szCs w:val="24"/>
-        </w:rPr>
-        <w:t>Employee</w:t>
-      </w:r>
-      <w:proofErr w:type="gramEnd"/>
-      <w:r>
-        <w:rPr>
-          <w:rFonts w:ascii="Times New Roman" w:hAnsi="Times New Roman" w:cs="Times New Roman"/>
-          <w:b/>
-          <w:bCs/>
-          <w:sz w:val="24"/>
-          <w:szCs w:val="24"/>
-        </w:rPr>
-        <w:t xml:space="preserve"> table?</w:t>
-      </w:r>
-    </w:p>
-    <w:p>
-      <w:pPr>
-        <w:rPr>
-          <w:rFonts w:ascii="Times New Roman" w:hAnsi="Times New Roman" w:cs="Times New Roman"/>
-          <w:sz w:val="24"/>
-          <w:szCs w:val="24"/>
-        </w:rPr>
-      </w:pPr>
-      <w:r>
-        <w:rPr>
-          <w:rFonts w:ascii="Times New Roman" w:hAnsi="Times New Roman" w:cs="Times New Roman"/>
-          <w:sz w:val="24"/>
-          <w:szCs w:val="24"/>
-        </w:rPr>
-        <w:t xml:space="preserve">A classic interview question solved by: SELECT </w:t>
-      </w:r>
-      <w:proofErr w:type="gramStart"/>
-      <w:r>
-        <w:rPr>
-          <w:rFonts w:ascii="Times New Roman" w:hAnsi="Times New Roman" w:cs="Times New Roman"/>
-          <w:sz w:val="24"/>
-          <w:szCs w:val="24"/>
-        </w:rPr>
-        <w:t>MAX(</w:t>
-      </w:r>
-      <w:proofErr w:type="gramEnd"/>
-      <w:r>
-        <w:rPr>
-          <w:rFonts w:ascii="Times New Roman" w:hAnsi="Times New Roman" w:cs="Times New Roman"/>
-          <w:sz w:val="24"/>
-          <w:szCs w:val="24"/>
-        </w:rPr>
-        <w:t xml:space="preserve">salary) FROM Employee WHERE salary &lt; (SELECT </w:t>
-      </w:r>
-      <w:proofErr w:type="gramStart"/>
-      <w:r>
-        <w:rPr>
-          <w:rFonts w:ascii="Times New Roman" w:hAnsi="Times New Roman" w:cs="Times New Roman"/>
-          <w:sz w:val="24"/>
-          <w:szCs w:val="24"/>
-        </w:rPr>
-        <w:t>MAX(</w:t>
-      </w:r>
-      <w:proofErr w:type="gramEnd"/>
-      <w:r>
-        <w:rPr>
-          <w:rFonts w:ascii="Times New Roman" w:hAnsi="Times New Roman" w:cs="Times New Roman"/>
-          <w:sz w:val="24"/>
-          <w:szCs w:val="24"/>
-        </w:rPr>
-        <w:t>salary) FROM Employee</w:t>
-      </w:r>
-      <w:proofErr w:type="gramStart"/>
-      <w:r>
-        <w:rPr>
-          <w:rFonts w:ascii="Times New Roman" w:hAnsi="Times New Roman" w:cs="Times New Roman"/>
-          <w:sz w:val="24"/>
-          <w:szCs w:val="24"/>
-        </w:rPr>
-        <w:t>);.</w:t>
-      </w:r>
-      <w:proofErr w:type="gramEnd"/>
-      <w:r>
-        <w:rPr>
-          <w:rFonts w:ascii="Times New Roman" w:hAnsi="Times New Roman" w:cs="Times New Roman"/>
-          <w:sz w:val="24"/>
-          <w:szCs w:val="24"/>
-        </w:rPr>
-        <w:t xml:space="preserve"> Alternatively, you can use OFFSET 1 LIMIT 1 after sorting by salary in descending order.</w:t>
-      </w:r>
-    </w:p>
-    <w:p>
-      <w:pPr>
-        <w:rPr>
-          <w:rFonts w:ascii="Times New Roman" w:hAnsi="Times New Roman" w:cs="Times New Roman"/>
-          <w:sz w:val="24"/>
-          <w:szCs w:val="24"/>
-        </w:rPr>
-      </w:pPr>
-    </w:p>
-    <w:p>
-      <w:pPr>
-        <w:rPr>
-          <w:rFonts w:ascii="Times New Roman" w:hAnsi="Times New Roman" w:cs="Times New Roman"/>
-          <w:b/>
-          <w:bCs/>
-          <w:sz w:val="24"/>
-          <w:szCs w:val="24"/>
-        </w:rPr>
-      </w:pPr>
-      <w:r>
-        <w:rPr>
-          <w:rFonts w:ascii="Times New Roman" w:hAnsi="Times New Roman" w:cs="Times New Roman"/>
-          <w:b/>
-          <w:bCs/>
-          <w:sz w:val="24"/>
-          <w:szCs w:val="24"/>
-        </w:rPr>
-        <w:t>120</w:t>
-      </w:r>
-      <w:r>
-        <w:rPr>
-          <w:rFonts w:ascii="Times New Roman" w:hAnsi="Times New Roman" w:cs="Times New Roman"/>
-          <w:b/>
-          <w:bCs/>
-          <w:sz w:val="24"/>
-          <w:szCs w:val="24"/>
-        </w:rPr>
-        <w:t>. How do you handle "SCD Type 2" (Slowly Changing Dimensions) in SQL?</w:t>
-      </w:r>
-    </w:p>
-    <w:p>
-      <w:pPr>
-        <w:rPr>
-          <w:rFonts w:ascii="Times New Roman" w:hAnsi="Times New Roman" w:cs="Times New Roman"/>
-          <w:sz w:val="24"/>
-          <w:szCs w:val="24"/>
-        </w:rPr>
-      </w:pPr>
-      <w:r>
-        <w:rPr>
-          <w:rFonts w:ascii="Times New Roman" w:hAnsi="Times New Roman" w:cs="Times New Roman"/>
-          <w:sz w:val="24"/>
-          <w:szCs w:val="24"/>
-        </w:rPr>
-        <w:t xml:space="preserve">SCD Type 2 tracks historical changes by creating a new row for every change. You manage this by including </w:t>
-      </w:r>
-      <w:proofErr w:type="spellStart"/>
-      <w:r>
-        <w:rPr>
-          <w:rFonts w:ascii="Times New Roman" w:hAnsi="Times New Roman" w:cs="Times New Roman"/>
-          <w:sz w:val="24"/>
-          <w:szCs w:val="24"/>
-        </w:rPr>
-        <w:t>valid_from</w:t>
-      </w:r>
-      <w:proofErr w:type="spellEnd"/>
-      <w:r>
-        <w:rPr>
-          <w:rFonts w:ascii="Times New Roman" w:hAnsi="Times New Roman" w:cs="Times New Roman"/>
-          <w:sz w:val="24"/>
-          <w:szCs w:val="24"/>
-        </w:rPr>
-        <w:t xml:space="preserve"> and </w:t>
-      </w:r>
-      <w:proofErr w:type="spellStart"/>
-      <w:r>
-        <w:rPr>
-          <w:rFonts w:ascii="Times New Roman" w:hAnsi="Times New Roman" w:cs="Times New Roman"/>
-          <w:sz w:val="24"/>
-          <w:szCs w:val="24"/>
-        </w:rPr>
-        <w:t>valid_to</w:t>
-      </w:r>
-      <w:proofErr w:type="spellEnd"/>
-      <w:r>
-        <w:rPr>
-          <w:rFonts w:ascii="Times New Roman" w:hAnsi="Times New Roman" w:cs="Times New Roman"/>
-          <w:sz w:val="24"/>
-          <w:szCs w:val="24"/>
-        </w:rPr>
-        <w:t xml:space="preserve"> timestamps (or an </w:t>
-      </w:r>
-      <w:proofErr w:type="spellStart"/>
-      <w:r>
-        <w:rPr>
-          <w:rFonts w:ascii="Times New Roman" w:hAnsi="Times New Roman" w:cs="Times New Roman"/>
-          <w:sz w:val="24"/>
-          <w:szCs w:val="24"/>
-        </w:rPr>
-        <w:t>is_current</w:t>
-      </w:r>
-      <w:proofErr w:type="spellEnd"/>
-      <w:r>
-        <w:rPr>
-          <w:rFonts w:ascii="Times New Roman" w:hAnsi="Times New Roman" w:cs="Times New Roman"/>
-          <w:sz w:val="24"/>
-          <w:szCs w:val="24"/>
-        </w:rPr>
-        <w:t xml:space="preserve"> </w:t>
-      </w:r>
-      <w:proofErr w:type="spellStart"/>
-      <w:r>
-        <w:rPr>
-          <w:rFonts w:ascii="Times New Roman" w:hAnsi="Times New Roman" w:cs="Times New Roman"/>
-          <w:sz w:val="24"/>
-          <w:szCs w:val="24"/>
-        </w:rPr>
-        <w:t>boolean</w:t>
-      </w:r>
-      <w:proofErr w:type="spellEnd"/>
-      <w:r>
-        <w:rPr>
-          <w:rFonts w:ascii="Times New Roman" w:hAnsi="Times New Roman" w:cs="Times New Roman"/>
-          <w:sz w:val="24"/>
-          <w:szCs w:val="24"/>
-        </w:rPr>
-        <w:t xml:space="preserve"> flag) to allow queries to "point-in-time" lookups of what the data looked like at any given moment.</w:t>
-      </w:r>
-    </w:p>
-    <w:p>
-      <w:pPr>
-        <w:rPr>
-          <w:rFonts w:ascii="Times New Roman" w:hAnsi="Times New Roman" w:cs="Times New Roman"/>
-          <w:sz w:val="24"/>
-          <w:szCs w:val="24"/>
-        </w:rPr>
-      </w:pPr>
-      <w:r>
-        <w:rPr>
-          <w:rFonts w:ascii="Times New Roman" w:hAnsi="Times New Roman" w:cs="Times New Roman"/>
+        <w:t>119. How do you find the second-highest salary in an Employee table?</w:t>
+      </w:r>
+    </w:p>
+    <w:p>
+      <w:pPr>
+        <w:rPr>
+          <w:rFonts w:ascii="Times New Roman" w:hAnsi="Times New Roman" w:cs="Times New Roman"/>
+          <w:sz w:val="24"/>
+          <w:szCs w:val="24"/>
+        </w:rPr>
+      </w:pPr>
+      <w:r>
+        <w:rPr>
+          <w:rFonts w:ascii="Times New Roman" w:hAnsi="Times New Roman" w:cs="Times New Roman"/>
+          <w:sz w:val="24"/>
+          <w:szCs w:val="24"/>
+        </w:rPr>
+        <w:t>A classic interview question solved by: SELECT MAX(salary) FROM Employee WHERE salary &lt; (SELECT MAX(salary) FROM Employee);. Alternatively, you can use OFFSET 1 LIMIT 1 after sorting by salary in descending order.</w:t>
+      </w:r>
+    </w:p>
+    <w:p>
+      <w:pPr>
+        <w:rPr>
+          <w:rFonts w:ascii="Times New Roman" w:hAnsi="Times New Roman" w:cs="Times New Roman"/>
+          <w:sz w:val="24"/>
+          <w:szCs w:val="24"/>
+        </w:rPr>
+      </w:pPr>
+    </w:p>
+    <w:p>
+      <w:pPr>
+        <w:rPr>
+          <w:rFonts w:ascii="Times New Roman" w:hAnsi="Times New Roman" w:cs="Times New Roman"/>
+          <w:b/>
+          <w:bCs/>
+          <w:sz w:val="24"/>
+          <w:szCs w:val="24"/>
+        </w:rPr>
+      </w:pPr>
+      <w:r>
+        <w:rPr>
+          <w:rFonts w:ascii="Times New Roman" w:hAnsi="Times New Roman" w:cs="Times New Roman"/>
+          <w:b/>
+          <w:bCs/>
+          <w:sz w:val="24"/>
+          <w:szCs w:val="24"/>
+        </w:rPr>
+        <w:t>120. How do you handle "SCD Type 2" (Slowly Changing Dimensions) in SQL?</w:t>
+      </w:r>
+    </w:p>
+    <w:p>
+      <w:pPr>
+        <w:rPr>
+          <w:rFonts w:ascii="Times New Roman" w:hAnsi="Times New Roman" w:cs="Times New Roman"/>
+          <w:sz w:val="24"/>
+          <w:szCs w:val="24"/>
+        </w:rPr>
+      </w:pPr>
+      <w:r>
+        <w:rPr>
+          <w:rFonts w:ascii="Times New Roman" w:hAnsi="Times New Roman" w:cs="Times New Roman"/>
+          <w:sz w:val="24"/>
+          <w:szCs w:val="24"/>
+        </w:rPr>
+        <w:t>SCD Type 2 tracks historical changes by creating a new row for every change. You manage this by including valid_from and valid_to timestamps (or an is_current boolean flag) to allow queries to "point-in-time" lookups of what the data looked like at any given moment.</w:t>
+      </w:r>
+    </w:p>
+    <w:p>
+      <w:pPr>
+        <w:rPr>
+          <w:rFonts w:ascii="Times New Roman" w:hAnsi="Times New Roman" w:cs="Times New Roman"/>
+          <w:sz w:val="24"/>
+          <w:szCs w:val="24"/>
+        </w:rPr>
+      </w:pPr>
+      <w:r>
+        <w:rPr>
+          <w:rFonts w:ascii="Times New Roman" w:hAnsi="Times New Roman" w:cs="Times New Roman"/>
+          <w:noProof/>
           <w:sz w:val="24"/>
           <w:szCs w:val="24"/>
         </w:rPr>
         <w:drawing>
-          <wp:inline distT="0" distB="0" distL="0" distR="0" wp14:anchorId="5F4DCDE6" wp14:editId="46E0E106">
-            <wp:extent cx="6340389" cy="2933954"/>
-            <wp:effectExtent l="0" t="0" r="3810" b="0"/>
+          <wp:inline distT="0" distB="0" distL="0" distR="0" wp14:anchorId="5F4DCDE6" wp14:editId="1AC68330">
+            <wp:extent cx="5128260" cy="2373053"/>
+            <wp:effectExtent l="0" t="0" r="0" b="8255"/>
             <wp:docPr id="622063027" name="Picture 1"/>
             <wp:cNvGraphicFramePr>
               <a:graphicFrameLocks xmlns:a="http://schemas.openxmlformats.org/drawingml/2006/main" noChangeAspect="1"/>
@@ -13583,7 +12536,7 @@
                   <pic:spPr>
                     <a:xfrm>
                       <a:off x="0" y="0"/>
-                      <a:ext cx="6340389" cy="2933954"/>
+                      <a:ext cx="5136295" cy="2376771"/>
                     </a:xfrm>
                     <a:prstGeom prst="rect">
                       <a:avLst/>
@@ -13625,17 +12578,7 @@
           <w:sz w:val="24"/>
           <w:szCs w:val="24"/>
         </w:rPr>
-        <w:t>121</w:t>
-      </w:r>
-      <w:r>
-        <w:rPr>
-          <w:rFonts w:ascii="Times New Roman" w:hAnsi="Times New Roman" w:cs="Times New Roman"/>
-          <w:b/>
-          <w:bCs/>
-          <w:sz w:val="24"/>
-          <w:szCs w:val="24"/>
-        </w:rPr>
-        <w:t>. Explain the difference between TRUNCATE and DELETE.</w:t>
+        <w:t>121. Explain the difference between TRUNCATE and DELETE.</w:t>
       </w:r>
     </w:p>
     <w:p>
@@ -13682,17 +12625,7 @@
           <w:sz w:val="24"/>
           <w:szCs w:val="24"/>
         </w:rPr>
-        <w:t>122</w:t>
-      </w:r>
-      <w:r>
-        <w:rPr>
-          <w:rFonts w:ascii="Times New Roman" w:hAnsi="Times New Roman" w:cs="Times New Roman"/>
-          <w:b/>
-          <w:bCs/>
-          <w:sz w:val="24"/>
-          <w:szCs w:val="24"/>
-        </w:rPr>
-        <w:t>. What is a Stored Procedure?</w:t>
+        <w:t>122. What is a Stored Procedure?</w:t>
       </w:r>
     </w:p>
     <w:p>
@@ -13739,17 +12672,7 @@
           <w:sz w:val="24"/>
           <w:szCs w:val="24"/>
         </w:rPr>
-        <w:t>123</w:t>
-      </w:r>
-      <w:r>
-        <w:rPr>
-          <w:rFonts w:ascii="Times New Roman" w:hAnsi="Times New Roman" w:cs="Times New Roman"/>
-          <w:b/>
-          <w:bCs/>
-          <w:sz w:val="24"/>
-          <w:szCs w:val="24"/>
-        </w:rPr>
-        <w:t>. What is a Trigger?</w:t>
+        <w:t>123. What is a Trigger?</w:t>
       </w:r>
     </w:p>
     <w:p>
@@ -13796,110 +12719,54 @@
           <w:sz w:val="24"/>
           <w:szCs w:val="24"/>
         </w:rPr>
-        <w:t>124</w:t>
-      </w:r>
-      <w:r>
-        <w:rPr>
-          <w:rFonts w:ascii="Times New Roman" w:hAnsi="Times New Roman" w:cs="Times New Roman"/>
-          <w:b/>
-          <w:bCs/>
-          <w:sz w:val="24"/>
-          <w:szCs w:val="24"/>
-        </w:rPr>
-        <w:t>. How do you handle Big Data in SQL (e.g., billions of rows)?</w:t>
-      </w:r>
-    </w:p>
-    <w:p>
-      <w:pPr>
-        <w:rPr>
-          <w:rFonts w:ascii="Times New Roman" w:hAnsi="Times New Roman" w:cs="Times New Roman"/>
-          <w:sz w:val="24"/>
-          <w:szCs w:val="24"/>
-        </w:rPr>
-      </w:pPr>
-      <w:r>
-        <w:rPr>
-          <w:rFonts w:ascii="Times New Roman" w:hAnsi="Times New Roman" w:cs="Times New Roman"/>
-          <w:sz w:val="24"/>
-          <w:szCs w:val="24"/>
-        </w:rPr>
-        <w:t xml:space="preserve">Standard relational databases struggle at this scale. Data engineers use distributed systems like Snowflake, </w:t>
-      </w:r>
-      <w:proofErr w:type="spellStart"/>
-      <w:r>
-        <w:rPr>
-          <w:rFonts w:ascii="Times New Roman" w:hAnsi="Times New Roman" w:cs="Times New Roman"/>
-          <w:sz w:val="24"/>
-          <w:szCs w:val="24"/>
-        </w:rPr>
-        <w:t>BigQuery</w:t>
-      </w:r>
-      <w:proofErr w:type="spellEnd"/>
-      <w:r>
-        <w:rPr>
-          <w:rFonts w:ascii="Times New Roman" w:hAnsi="Times New Roman" w:cs="Times New Roman"/>
-          <w:sz w:val="24"/>
-          <w:szCs w:val="24"/>
-        </w:rPr>
-        <w:t xml:space="preserve">, or </w:t>
-      </w:r>
-      <w:proofErr w:type="spellStart"/>
-      <w:r>
-        <w:rPr>
-          <w:rFonts w:ascii="Times New Roman" w:hAnsi="Times New Roman" w:cs="Times New Roman"/>
-          <w:sz w:val="24"/>
-          <w:szCs w:val="24"/>
-        </w:rPr>
-        <w:t>SparkSQL</w:t>
-      </w:r>
-      <w:proofErr w:type="spellEnd"/>
-      <w:r>
-        <w:rPr>
-          <w:rFonts w:ascii="Times New Roman" w:hAnsi="Times New Roman" w:cs="Times New Roman"/>
-          <w:sz w:val="24"/>
-          <w:szCs w:val="24"/>
-        </w:rPr>
-        <w:t>, which rely on columnar storage (storing data by column rather than row) and massively parallel processing (MPP) to distribute the workload across many nodes.</w:t>
-      </w:r>
-    </w:p>
-    <w:p>
-      <w:pPr>
-        <w:rPr>
-          <w:rFonts w:ascii="Times New Roman" w:hAnsi="Times New Roman" w:cs="Times New Roman"/>
-          <w:sz w:val="24"/>
-          <w:szCs w:val="24"/>
-        </w:rPr>
-      </w:pPr>
-    </w:p>
-    <w:p>
-      <w:pPr>
-        <w:rPr>
-          <w:rFonts w:ascii="Times New Roman" w:hAnsi="Times New Roman" w:cs="Times New Roman"/>
-          <w:b/>
-          <w:bCs/>
-          <w:sz w:val="24"/>
-          <w:szCs w:val="24"/>
-        </w:rPr>
-      </w:pPr>
-      <w:r>
-        <w:rPr>
-          <w:rFonts w:ascii="Times New Roman" w:hAnsi="Times New Roman" w:cs="Times New Roman"/>
-          <w:b/>
-          <w:bCs/>
-          <w:sz w:val="24"/>
-          <w:szCs w:val="24"/>
-        </w:rPr>
-        <w:t>125</w:t>
-      </w:r>
-      <w:r>
-        <w:rPr>
-          <w:rFonts w:ascii="Times New Roman" w:hAnsi="Times New Roman" w:cs="Times New Roman"/>
-          <w:b/>
-          <w:bCs/>
-          <w:sz w:val="24"/>
-          <w:szCs w:val="24"/>
-        </w:rPr>
-        <w:t>. What is the difference between OLTP and OLAP?</w:t>
+        <w:t>124. How do you handle Big Data in SQL (e.g., billions of rows)?</w:t>
+      </w:r>
+    </w:p>
+    <w:p>
+      <w:pPr>
+        <w:rPr>
+          <w:rFonts w:ascii="Times New Roman" w:hAnsi="Times New Roman" w:cs="Times New Roman"/>
+          <w:sz w:val="24"/>
+          <w:szCs w:val="24"/>
+        </w:rPr>
+      </w:pPr>
+      <w:r>
+        <w:rPr>
+          <w:rFonts w:ascii="Times New Roman" w:hAnsi="Times New Roman" w:cs="Times New Roman"/>
+          <w:sz w:val="24"/>
+          <w:szCs w:val="24"/>
+        </w:rPr>
+        <w:t>Standard relational databases struggle at this scale. Data engineers use distributed systems like Snowflake, BigQuery, or SparkSQL, which rely on columnar storage (storing data by column rather than row) and massively parallel processing (MPP) to distribute the workload across many nodes.</w:t>
+      </w:r>
+    </w:p>
+    <w:p>
+      <w:pPr>
+        <w:rPr>
+          <w:rFonts w:ascii="Times New Roman" w:hAnsi="Times New Roman" w:cs="Times New Roman"/>
+          <w:sz w:val="24"/>
+          <w:szCs w:val="24"/>
+        </w:rPr>
+      </w:pPr>
+    </w:p>
+    <w:p>
+      <w:pPr>
+        <w:rPr>
+          <w:rFonts w:ascii="Times New Roman" w:hAnsi="Times New Roman" w:cs="Times New Roman"/>
+          <w:b/>
+          <w:bCs/>
+          <w:sz w:val="24"/>
+          <w:szCs w:val="24"/>
+        </w:rPr>
+      </w:pPr>
+      <w:r>
+        <w:rPr>
+          <w:rFonts w:ascii="Times New Roman" w:hAnsi="Times New Roman" w:cs="Times New Roman"/>
+          <w:b/>
+          <w:bCs/>
+          <w:sz w:val="24"/>
+          <w:szCs w:val="24"/>
+        </w:rPr>
+        <w:t>125. What is the difference between OLTP and OLAP?</w:t>
       </w:r>
     </w:p>
     <w:p>
@@ -13930,6 +12797,7 @@
       <w:r>
         <w:rPr>
           <w:rFonts w:ascii="Times New Roman" w:hAnsi="Times New Roman" w:cs="Times New Roman"/>
+          <w:noProof/>
           <w:sz w:val="24"/>
           <w:szCs w:val="24"/>
         </w:rPr>
@@ -13988,469 +12856,254 @@
           <w:sz w:val="24"/>
           <w:szCs w:val="24"/>
         </w:rPr>
+        <w:t>126. What is "Upsert"?</w:t>
+      </w:r>
+    </w:p>
+    <w:p>
+      <w:pPr>
+        <w:rPr>
+          <w:rFonts w:ascii="Times New Roman" w:hAnsi="Times New Roman" w:cs="Times New Roman"/>
+          <w:sz w:val="24"/>
+          <w:szCs w:val="24"/>
+        </w:rPr>
+      </w:pPr>
+      <w:r>
+        <w:rPr>
+          <w:rFonts w:ascii="Times New Roman" w:hAnsi="Times New Roman" w:cs="Times New Roman"/>
+          <w:sz w:val="24"/>
+          <w:szCs w:val="24"/>
+        </w:rPr>
+        <w:t>"Upsert" is a portmanteau of "Update" and "Insert." It refers to a database operation that attempts to update an existing record based on a unique key, but if that key is not found, it inserts a new record instead. In standard SQL, this is often implemented using the MERGE statement.</w:t>
+      </w:r>
+    </w:p>
+    <w:p>
+      <w:pPr>
+        <w:rPr>
+          <w:rFonts w:ascii="Times New Roman" w:hAnsi="Times New Roman" w:cs="Times New Roman"/>
+          <w:sz w:val="24"/>
+          <w:szCs w:val="24"/>
+        </w:rPr>
+      </w:pPr>
+    </w:p>
+    <w:p>
+      <w:pPr>
+        <w:rPr>
+          <w:rFonts w:ascii="Times New Roman" w:hAnsi="Times New Roman" w:cs="Times New Roman"/>
+          <w:b/>
+          <w:bCs/>
+          <w:sz w:val="24"/>
+          <w:szCs w:val="24"/>
+        </w:rPr>
+      </w:pPr>
+      <w:r>
+        <w:rPr>
+          <w:rFonts w:ascii="Times New Roman" w:hAnsi="Times New Roman" w:cs="Times New Roman"/>
+          <w:b/>
+          <w:bCs/>
+          <w:sz w:val="24"/>
+          <w:szCs w:val="24"/>
+        </w:rPr>
+        <w:t>127. How do you convert a String to a Date in SQL?</w:t>
+      </w:r>
+    </w:p>
+    <w:p>
+      <w:pPr>
+        <w:rPr>
+          <w:rFonts w:ascii="Times New Roman" w:hAnsi="Times New Roman" w:cs="Times New Roman"/>
+          <w:sz w:val="24"/>
+          <w:szCs w:val="24"/>
+        </w:rPr>
+      </w:pPr>
+      <w:r>
+        <w:rPr>
+          <w:rFonts w:ascii="Times New Roman" w:hAnsi="Times New Roman" w:cs="Times New Roman"/>
+          <w:sz w:val="24"/>
+          <w:szCs w:val="24"/>
+        </w:rPr>
+        <w:t>The method depends on the SQL dialect: PostgreSQL uses TO_DATE(string, format), SQL Server uses CONVERT(DATE, string), and many modern warehouses like Snowflake or BigQuery allow for simple casting using string::DATE or CAST(string AS DATE).</w:t>
+      </w:r>
+    </w:p>
+    <w:p>
+      <w:pPr>
+        <w:rPr>
+          <w:rFonts w:ascii="Times New Roman" w:hAnsi="Times New Roman" w:cs="Times New Roman"/>
+          <w:sz w:val="24"/>
+          <w:szCs w:val="24"/>
+        </w:rPr>
+      </w:pPr>
+    </w:p>
+    <w:p>
+      <w:pPr>
+        <w:rPr>
+          <w:rFonts w:ascii="Times New Roman" w:hAnsi="Times New Roman" w:cs="Times New Roman"/>
+          <w:b/>
+          <w:bCs/>
+          <w:sz w:val="24"/>
+          <w:szCs w:val="24"/>
+        </w:rPr>
+      </w:pPr>
+      <w:r>
+        <w:rPr>
+          <w:rFonts w:ascii="Times New Roman" w:hAnsi="Times New Roman" w:cs="Times New Roman"/>
+          <w:b/>
+          <w:bCs/>
+          <w:sz w:val="24"/>
+          <w:szCs w:val="24"/>
+        </w:rPr>
+        <w:t>128. What is a "Full Outer Join"?</w:t>
+      </w:r>
+    </w:p>
+    <w:p>
+      <w:pPr>
+        <w:rPr>
+          <w:rFonts w:ascii="Times New Roman" w:hAnsi="Times New Roman" w:cs="Times New Roman"/>
+          <w:sz w:val="24"/>
+          <w:szCs w:val="24"/>
+        </w:rPr>
+      </w:pPr>
+      <w:r>
+        <w:rPr>
+          <w:rFonts w:ascii="Times New Roman" w:hAnsi="Times New Roman" w:cs="Times New Roman"/>
+          <w:sz w:val="24"/>
+          <w:szCs w:val="24"/>
+        </w:rPr>
+        <w:t>A Full Outer Join combines the results of both a Left and Right Outer Join. It returns all records from both tables; where there is a match, the columns are joined, and where there is no match, the missing side contains NULL values.</w:t>
+      </w:r>
+    </w:p>
+    <w:p>
+      <w:pPr>
+        <w:rPr>
+          <w:rFonts w:ascii="Times New Roman" w:hAnsi="Times New Roman" w:cs="Times New Roman"/>
+          <w:sz w:val="24"/>
+          <w:szCs w:val="24"/>
+        </w:rPr>
+      </w:pPr>
+    </w:p>
+    <w:p>
+      <w:pPr>
+        <w:rPr>
+          <w:rFonts w:ascii="Times New Roman" w:hAnsi="Times New Roman" w:cs="Times New Roman"/>
+          <w:b/>
+          <w:bCs/>
+          <w:sz w:val="24"/>
+          <w:szCs w:val="24"/>
+        </w:rPr>
+      </w:pPr>
+      <w:r>
+        <w:rPr>
+          <w:rFonts w:ascii="Times New Roman" w:hAnsi="Times New Roman" w:cs="Times New Roman"/>
+          <w:b/>
+          <w:bCs/>
+          <w:sz w:val="24"/>
+          <w:szCs w:val="24"/>
+        </w:rPr>
+        <w:t>129. What is "Data Profiling"?</w:t>
+      </w:r>
+    </w:p>
+    <w:p>
+      <w:pPr>
+        <w:rPr>
+          <w:rFonts w:ascii="Times New Roman" w:hAnsi="Times New Roman" w:cs="Times New Roman"/>
+          <w:sz w:val="24"/>
+          <w:szCs w:val="24"/>
+        </w:rPr>
+      </w:pPr>
+      <w:r>
+        <w:rPr>
+          <w:rFonts w:ascii="Times New Roman" w:hAnsi="Times New Roman" w:cs="Times New Roman"/>
+          <w:sz w:val="24"/>
+          <w:szCs w:val="24"/>
+        </w:rPr>
+        <w:t>Data profiling is the process of using SQL to explore and understand a new dataset. This includes calculating the percentage of NULLs, finding the distribution of values (min/max/avg), identifying unique counts, and uncovering potential data quality issues before building a pipeline.</w:t>
+      </w:r>
+    </w:p>
+    <w:p>
+      <w:pPr>
+        <w:rPr>
+          <w:rFonts w:ascii="Times New Roman" w:hAnsi="Times New Roman" w:cs="Times New Roman"/>
+          <w:sz w:val="24"/>
+          <w:szCs w:val="24"/>
+        </w:rPr>
+      </w:pPr>
+    </w:p>
+    <w:p>
+      <w:pPr>
+        <w:rPr>
+          <w:rFonts w:ascii="Times New Roman" w:hAnsi="Times New Roman" w:cs="Times New Roman"/>
+          <w:b/>
+          <w:bCs/>
+          <w:sz w:val="24"/>
+          <w:szCs w:val="24"/>
+        </w:rPr>
+      </w:pPr>
+      <w:r>
+        <w:rPr>
+          <w:rFonts w:ascii="Times New Roman" w:hAnsi="Times New Roman" w:cs="Times New Roman"/>
+          <w:b/>
+          <w:bCs/>
+          <w:sz w:val="24"/>
+          <w:szCs w:val="24"/>
+        </w:rPr>
+        <w:t>130. How do you pivot data from rows to columns?</w:t>
+      </w:r>
+    </w:p>
+    <w:p>
+      <w:pPr>
+        <w:rPr>
+          <w:rFonts w:ascii="Times New Roman" w:hAnsi="Times New Roman" w:cs="Times New Roman"/>
+          <w:sz w:val="24"/>
+          <w:szCs w:val="24"/>
+        </w:rPr>
+      </w:pPr>
+      <w:r>
+        <w:rPr>
+          <w:rFonts w:ascii="Times New Roman" w:hAnsi="Times New Roman" w:cs="Times New Roman"/>
+          <w:sz w:val="24"/>
+          <w:szCs w:val="24"/>
+        </w:rPr>
+        <w:t>You can use the built-in PIVOT operator available in some dialects (like SQL Server or Snowflake). In dialects that lack it, you use an aggregate function combined with a CASE statement, such as SUM(CASE WHEN category = 'A' THEN amount ELSE 0 END).</w:t>
+      </w:r>
+    </w:p>
+    <w:p>
+      <w:pPr>
+        <w:rPr>
+          <w:rFonts w:ascii="Times New Roman" w:hAnsi="Times New Roman" w:cs="Times New Roman"/>
+          <w:sz w:val="24"/>
+          <w:szCs w:val="24"/>
+        </w:rPr>
+      </w:pPr>
+    </w:p>
+    <w:p>
+      <w:pPr>
+        <w:rPr>
+          <w:rFonts w:ascii="Times New Roman" w:hAnsi="Times New Roman" w:cs="Times New Roman"/>
+          <w:b/>
+          <w:bCs/>
+          <w:sz w:val="24"/>
+          <w:szCs w:val="24"/>
+        </w:rPr>
+      </w:pPr>
+    </w:p>
+    <w:p>
+      <w:pPr>
+        <w:rPr>
+          <w:rFonts w:ascii="Times New Roman" w:hAnsi="Times New Roman" w:cs="Times New Roman"/>
+          <w:b/>
+          <w:bCs/>
+          <w:sz w:val="24"/>
+          <w:szCs w:val="24"/>
+        </w:rPr>
+      </w:pPr>
+      <w:r>
+        <w:rPr>
+          <w:rFonts w:ascii="Times New Roman" w:hAnsi="Times New Roman" w:cs="Times New Roman"/>
+          <w:b/>
+          <w:bCs/>
+          <w:sz w:val="24"/>
+          <w:szCs w:val="24"/>
+        </w:rPr>
         <w:lastRenderedPageBreak/>
-        <w:t>126</w:t>
-      </w:r>
-      <w:r>
-        <w:rPr>
-          <w:rFonts w:ascii="Times New Roman" w:hAnsi="Times New Roman" w:cs="Times New Roman"/>
-          <w:b/>
-          <w:bCs/>
-          <w:sz w:val="24"/>
-          <w:szCs w:val="24"/>
-        </w:rPr>
-        <w:t>. What is "</w:t>
-      </w:r>
-      <w:proofErr w:type="spellStart"/>
-      <w:r>
-        <w:rPr>
-          <w:rFonts w:ascii="Times New Roman" w:hAnsi="Times New Roman" w:cs="Times New Roman"/>
-          <w:b/>
-          <w:bCs/>
-          <w:sz w:val="24"/>
-          <w:szCs w:val="24"/>
-        </w:rPr>
-        <w:t>Upsert</w:t>
-      </w:r>
-      <w:proofErr w:type="spellEnd"/>
-      <w:r>
-        <w:rPr>
-          <w:rFonts w:ascii="Times New Roman" w:hAnsi="Times New Roman" w:cs="Times New Roman"/>
-          <w:b/>
-          <w:bCs/>
-          <w:sz w:val="24"/>
-          <w:szCs w:val="24"/>
-        </w:rPr>
-        <w:t>"?</w:t>
-      </w:r>
-    </w:p>
-    <w:p>
-      <w:pPr>
-        <w:rPr>
-          <w:rFonts w:ascii="Times New Roman" w:hAnsi="Times New Roman" w:cs="Times New Roman"/>
-          <w:sz w:val="24"/>
-          <w:szCs w:val="24"/>
-        </w:rPr>
-      </w:pPr>
-      <w:r>
-        <w:rPr>
-          <w:rFonts w:ascii="Times New Roman" w:hAnsi="Times New Roman" w:cs="Times New Roman"/>
-          <w:sz w:val="24"/>
-          <w:szCs w:val="24"/>
-        </w:rPr>
-        <w:t>"</w:t>
-      </w:r>
-      <w:proofErr w:type="spellStart"/>
-      <w:r>
-        <w:rPr>
-          <w:rFonts w:ascii="Times New Roman" w:hAnsi="Times New Roman" w:cs="Times New Roman"/>
-          <w:sz w:val="24"/>
-          <w:szCs w:val="24"/>
-        </w:rPr>
-        <w:t>Upsert</w:t>
-      </w:r>
-      <w:proofErr w:type="spellEnd"/>
-      <w:r>
-        <w:rPr>
-          <w:rFonts w:ascii="Times New Roman" w:hAnsi="Times New Roman" w:cs="Times New Roman"/>
-          <w:sz w:val="24"/>
-          <w:szCs w:val="24"/>
-        </w:rPr>
-        <w:t>" is a portmanteau of "Update" and "Insert." It refers to a database operation that attempts to update an existing record based on a unique key, but if that key is not found, it inserts a new record instead. In standard SQL, this is often implemented using the MERGE statement.</w:t>
-      </w:r>
-    </w:p>
-    <w:p>
-      <w:pPr>
-        <w:rPr>
-          <w:rFonts w:ascii="Times New Roman" w:hAnsi="Times New Roman" w:cs="Times New Roman"/>
-          <w:sz w:val="24"/>
-          <w:szCs w:val="24"/>
-        </w:rPr>
-      </w:pPr>
-    </w:p>
-    <w:p>
-      <w:pPr>
-        <w:rPr>
-          <w:rFonts w:ascii="Times New Roman" w:hAnsi="Times New Roman" w:cs="Times New Roman"/>
-          <w:b/>
-          <w:bCs/>
-          <w:sz w:val="24"/>
-          <w:szCs w:val="24"/>
-        </w:rPr>
-      </w:pPr>
-      <w:r>
-        <w:rPr>
-          <w:rFonts w:ascii="Times New Roman" w:hAnsi="Times New Roman" w:cs="Times New Roman"/>
-          <w:b/>
-          <w:bCs/>
-          <w:sz w:val="24"/>
-          <w:szCs w:val="24"/>
-        </w:rPr>
-        <w:t>127.</w:t>
-      </w:r>
-      <w:r>
-        <w:rPr>
-          <w:rFonts w:ascii="Times New Roman" w:hAnsi="Times New Roman" w:cs="Times New Roman"/>
-          <w:b/>
-          <w:bCs/>
-          <w:sz w:val="24"/>
-          <w:szCs w:val="24"/>
-        </w:rPr>
-        <w:t xml:space="preserve"> How do you convert a String to a Date in SQL?</w:t>
-      </w:r>
-    </w:p>
-    <w:p>
-      <w:pPr>
-        <w:rPr>
-          <w:rFonts w:ascii="Times New Roman" w:hAnsi="Times New Roman" w:cs="Times New Roman"/>
-          <w:sz w:val="24"/>
-          <w:szCs w:val="24"/>
-        </w:rPr>
-      </w:pPr>
-      <w:r>
-        <w:rPr>
-          <w:rFonts w:ascii="Times New Roman" w:hAnsi="Times New Roman" w:cs="Times New Roman"/>
-          <w:sz w:val="24"/>
-          <w:szCs w:val="24"/>
-        </w:rPr>
-        <w:t>The method depends on the SQL dialect: PostgreSQL uses TO_</w:t>
-      </w:r>
-      <w:proofErr w:type="gramStart"/>
-      <w:r>
-        <w:rPr>
-          <w:rFonts w:ascii="Times New Roman" w:hAnsi="Times New Roman" w:cs="Times New Roman"/>
-          <w:sz w:val="24"/>
-          <w:szCs w:val="24"/>
-        </w:rPr>
-        <w:t>DATE(</w:t>
-      </w:r>
-      <w:proofErr w:type="gramEnd"/>
-      <w:r>
-        <w:rPr>
-          <w:rFonts w:ascii="Times New Roman" w:hAnsi="Times New Roman" w:cs="Times New Roman"/>
-          <w:sz w:val="24"/>
-          <w:szCs w:val="24"/>
-        </w:rPr>
-        <w:t xml:space="preserve">string, format), SQL Server uses </w:t>
-      </w:r>
-      <w:proofErr w:type="gramStart"/>
-      <w:r>
-        <w:rPr>
-          <w:rFonts w:ascii="Times New Roman" w:hAnsi="Times New Roman" w:cs="Times New Roman"/>
-          <w:sz w:val="24"/>
-          <w:szCs w:val="24"/>
-        </w:rPr>
-        <w:t>CONVERT(</w:t>
-      </w:r>
-      <w:proofErr w:type="gramEnd"/>
-      <w:r>
-        <w:rPr>
-          <w:rFonts w:ascii="Times New Roman" w:hAnsi="Times New Roman" w:cs="Times New Roman"/>
-          <w:sz w:val="24"/>
-          <w:szCs w:val="24"/>
-        </w:rPr>
-        <w:t xml:space="preserve">DATE, string), and many modern warehouses like Snowflake or </w:t>
-      </w:r>
-      <w:proofErr w:type="spellStart"/>
-      <w:r>
-        <w:rPr>
-          <w:rFonts w:ascii="Times New Roman" w:hAnsi="Times New Roman" w:cs="Times New Roman"/>
-          <w:sz w:val="24"/>
-          <w:szCs w:val="24"/>
-        </w:rPr>
-        <w:t>BigQuery</w:t>
-      </w:r>
-      <w:proofErr w:type="spellEnd"/>
-      <w:r>
-        <w:rPr>
-          <w:rFonts w:ascii="Times New Roman" w:hAnsi="Times New Roman" w:cs="Times New Roman"/>
-          <w:sz w:val="24"/>
-          <w:szCs w:val="24"/>
-        </w:rPr>
-        <w:t xml:space="preserve"> allow for simple casting using </w:t>
-      </w:r>
-      <w:proofErr w:type="gramStart"/>
-      <w:r>
-        <w:rPr>
-          <w:rFonts w:ascii="Times New Roman" w:hAnsi="Times New Roman" w:cs="Times New Roman"/>
-          <w:sz w:val="24"/>
-          <w:szCs w:val="24"/>
-        </w:rPr>
-        <w:t>string::</w:t>
-      </w:r>
-      <w:proofErr w:type="gramEnd"/>
-      <w:r>
-        <w:rPr>
-          <w:rFonts w:ascii="Times New Roman" w:hAnsi="Times New Roman" w:cs="Times New Roman"/>
-          <w:sz w:val="24"/>
-          <w:szCs w:val="24"/>
-        </w:rPr>
-        <w:t xml:space="preserve">DATE or </w:t>
-      </w:r>
-      <w:proofErr w:type="gramStart"/>
-      <w:r>
-        <w:rPr>
-          <w:rFonts w:ascii="Times New Roman" w:hAnsi="Times New Roman" w:cs="Times New Roman"/>
-          <w:sz w:val="24"/>
-          <w:szCs w:val="24"/>
-        </w:rPr>
-        <w:t>CAST(</w:t>
-      </w:r>
-      <w:proofErr w:type="gramEnd"/>
-      <w:r>
-        <w:rPr>
-          <w:rFonts w:ascii="Times New Roman" w:hAnsi="Times New Roman" w:cs="Times New Roman"/>
-          <w:sz w:val="24"/>
-          <w:szCs w:val="24"/>
-        </w:rPr>
-        <w:t>string AS DATE).</w:t>
-      </w:r>
-    </w:p>
-    <w:p>
-      <w:pPr>
-        <w:rPr>
-          <w:rFonts w:ascii="Times New Roman" w:hAnsi="Times New Roman" w:cs="Times New Roman"/>
-          <w:sz w:val="24"/>
-          <w:szCs w:val="24"/>
-        </w:rPr>
-      </w:pPr>
-    </w:p>
-    <w:p>
-      <w:pPr>
-        <w:rPr>
-          <w:rFonts w:ascii="Times New Roman" w:hAnsi="Times New Roman" w:cs="Times New Roman"/>
-          <w:b/>
-          <w:bCs/>
-          <w:sz w:val="24"/>
-          <w:szCs w:val="24"/>
-        </w:rPr>
-      </w:pPr>
-      <w:r>
-        <w:rPr>
-          <w:rFonts w:ascii="Times New Roman" w:hAnsi="Times New Roman" w:cs="Times New Roman"/>
-          <w:b/>
-          <w:bCs/>
-          <w:sz w:val="24"/>
-          <w:szCs w:val="24"/>
-        </w:rPr>
-        <w:t>128</w:t>
-      </w:r>
-      <w:r>
-        <w:rPr>
-          <w:rFonts w:ascii="Times New Roman" w:hAnsi="Times New Roman" w:cs="Times New Roman"/>
-          <w:b/>
-          <w:bCs/>
-          <w:sz w:val="24"/>
-          <w:szCs w:val="24"/>
-        </w:rPr>
-        <w:t>. What is a "Full Outer Join"?</w:t>
-      </w:r>
-    </w:p>
-    <w:p>
-      <w:pPr>
-        <w:rPr>
-          <w:rFonts w:ascii="Times New Roman" w:hAnsi="Times New Roman" w:cs="Times New Roman"/>
-          <w:sz w:val="24"/>
-          <w:szCs w:val="24"/>
-        </w:rPr>
-      </w:pPr>
-      <w:r>
-        <w:rPr>
-          <w:rFonts w:ascii="Times New Roman" w:hAnsi="Times New Roman" w:cs="Times New Roman"/>
-          <w:sz w:val="24"/>
-          <w:szCs w:val="24"/>
-        </w:rPr>
-        <w:t>A Full Outer Join combines the results of both a Left and Right Outer Join. It returns all records from both tables; where there is a match, the columns are joined, and where there is no match, the missing side contains NULL values.</w:t>
-      </w:r>
-    </w:p>
-    <w:p>
-      <w:pPr>
-        <w:rPr>
-          <w:rFonts w:ascii="Times New Roman" w:hAnsi="Times New Roman" w:cs="Times New Roman"/>
-          <w:sz w:val="24"/>
-          <w:szCs w:val="24"/>
-        </w:rPr>
-      </w:pPr>
-    </w:p>
-    <w:p>
-      <w:pPr>
-        <w:rPr>
-          <w:rFonts w:ascii="Times New Roman" w:hAnsi="Times New Roman" w:cs="Times New Roman"/>
-          <w:b/>
-          <w:bCs/>
-          <w:sz w:val="24"/>
-          <w:szCs w:val="24"/>
-        </w:rPr>
-      </w:pPr>
-      <w:r>
-        <w:rPr>
-          <w:rFonts w:ascii="Times New Roman" w:hAnsi="Times New Roman" w:cs="Times New Roman"/>
-          <w:b/>
-          <w:bCs/>
-          <w:sz w:val="24"/>
-          <w:szCs w:val="24"/>
-        </w:rPr>
-        <w:t>129</w:t>
-      </w:r>
-      <w:r>
-        <w:rPr>
-          <w:rFonts w:ascii="Times New Roman" w:hAnsi="Times New Roman" w:cs="Times New Roman"/>
-          <w:b/>
-          <w:bCs/>
-          <w:sz w:val="24"/>
-          <w:szCs w:val="24"/>
-        </w:rPr>
-        <w:t>. What is "Data Profiling"?</w:t>
-      </w:r>
-    </w:p>
-    <w:p>
-      <w:pPr>
-        <w:rPr>
-          <w:rFonts w:ascii="Times New Roman" w:hAnsi="Times New Roman" w:cs="Times New Roman"/>
-          <w:sz w:val="24"/>
-          <w:szCs w:val="24"/>
-        </w:rPr>
-      </w:pPr>
-      <w:r>
-        <w:rPr>
-          <w:rFonts w:ascii="Times New Roman" w:hAnsi="Times New Roman" w:cs="Times New Roman"/>
-          <w:sz w:val="24"/>
-          <w:szCs w:val="24"/>
-        </w:rPr>
-        <w:t>Data profiling is the process of using SQL to explore and understand a new dataset. This includes calculating the percentage of NULLs, finding the distribution of values (min/max/</w:t>
-      </w:r>
-      <w:proofErr w:type="spellStart"/>
-      <w:r>
-        <w:rPr>
-          <w:rFonts w:ascii="Times New Roman" w:hAnsi="Times New Roman" w:cs="Times New Roman"/>
-          <w:sz w:val="24"/>
-          <w:szCs w:val="24"/>
-        </w:rPr>
-        <w:t>avg</w:t>
-      </w:r>
-      <w:proofErr w:type="spellEnd"/>
-      <w:r>
-        <w:rPr>
-          <w:rFonts w:ascii="Times New Roman" w:hAnsi="Times New Roman" w:cs="Times New Roman"/>
-          <w:sz w:val="24"/>
-          <w:szCs w:val="24"/>
-        </w:rPr>
-        <w:t>), identifying unique counts, and uncovering potential data quality issues before building a pipeline.</w:t>
-      </w:r>
-    </w:p>
-    <w:p>
-      <w:pPr>
-        <w:rPr>
-          <w:rFonts w:ascii="Times New Roman" w:hAnsi="Times New Roman" w:cs="Times New Roman"/>
-          <w:sz w:val="24"/>
-          <w:szCs w:val="24"/>
-        </w:rPr>
-      </w:pPr>
-    </w:p>
-    <w:p>
-      <w:pPr>
-        <w:rPr>
-          <w:rFonts w:ascii="Times New Roman" w:hAnsi="Times New Roman" w:cs="Times New Roman"/>
-          <w:b/>
-          <w:bCs/>
-          <w:sz w:val="24"/>
-          <w:szCs w:val="24"/>
-        </w:rPr>
-      </w:pPr>
-      <w:r>
-        <w:rPr>
-          <w:rFonts w:ascii="Times New Roman" w:hAnsi="Times New Roman" w:cs="Times New Roman"/>
-          <w:b/>
-          <w:bCs/>
-          <w:sz w:val="24"/>
-          <w:szCs w:val="24"/>
-        </w:rPr>
-        <w:t>130</w:t>
-      </w:r>
-      <w:r>
-        <w:rPr>
-          <w:rFonts w:ascii="Times New Roman" w:hAnsi="Times New Roman" w:cs="Times New Roman"/>
-          <w:b/>
-          <w:bCs/>
-          <w:sz w:val="24"/>
-          <w:szCs w:val="24"/>
-        </w:rPr>
-        <w:t>. How do you pivot data from rows to columns?</w:t>
-      </w:r>
-    </w:p>
-    <w:p>
-      <w:pPr>
-        <w:rPr>
-          <w:rFonts w:ascii="Times New Roman" w:hAnsi="Times New Roman" w:cs="Times New Roman"/>
-          <w:sz w:val="24"/>
-          <w:szCs w:val="24"/>
-        </w:rPr>
-      </w:pPr>
-      <w:r>
-        <w:rPr>
-          <w:rFonts w:ascii="Times New Roman" w:hAnsi="Times New Roman" w:cs="Times New Roman"/>
-          <w:sz w:val="24"/>
-          <w:szCs w:val="24"/>
-        </w:rPr>
-        <w:t xml:space="preserve">You can use the built-in PIVOT operator available in some dialects (like SQL Server or Snowflake). In dialects that lack it, you use an aggregate function combined with a CASE statement, such as </w:t>
-      </w:r>
-      <w:proofErr w:type="gramStart"/>
-      <w:r>
-        <w:rPr>
-          <w:rFonts w:ascii="Times New Roman" w:hAnsi="Times New Roman" w:cs="Times New Roman"/>
-          <w:sz w:val="24"/>
-          <w:szCs w:val="24"/>
-        </w:rPr>
-        <w:t>SUM(</w:t>
-      </w:r>
-      <w:proofErr w:type="gramEnd"/>
-      <w:r>
-        <w:rPr>
-          <w:rFonts w:ascii="Times New Roman" w:hAnsi="Times New Roman" w:cs="Times New Roman"/>
-          <w:sz w:val="24"/>
-          <w:szCs w:val="24"/>
-        </w:rPr>
-        <w:t>CASE WHEN category = 'A' THEN amount ELSE 0 END).</w:t>
-      </w:r>
-    </w:p>
-    <w:p>
-      <w:pPr>
-        <w:rPr>
-          <w:rFonts w:ascii="Times New Roman" w:hAnsi="Times New Roman" w:cs="Times New Roman"/>
-          <w:sz w:val="24"/>
-          <w:szCs w:val="24"/>
-        </w:rPr>
-      </w:pPr>
-    </w:p>
-    <w:p>
-      <w:pPr>
-        <w:rPr>
-          <w:rFonts w:ascii="Times New Roman" w:hAnsi="Times New Roman" w:cs="Times New Roman"/>
-          <w:b/>
-          <w:bCs/>
-          <w:sz w:val="24"/>
-          <w:szCs w:val="24"/>
-        </w:rPr>
-      </w:pPr>
-      <w:r>
-        <w:rPr>
-          <w:rFonts w:ascii="Times New Roman" w:hAnsi="Times New Roman" w:cs="Times New Roman"/>
-          <w:b/>
-          <w:bCs/>
-          <w:sz w:val="24"/>
-          <w:szCs w:val="24"/>
-        </w:rPr>
-        <w:t>131</w:t>
-      </w:r>
-      <w:r>
-        <w:rPr>
-          <w:rFonts w:ascii="Times New Roman" w:hAnsi="Times New Roman" w:cs="Times New Roman"/>
-          <w:b/>
-          <w:bCs/>
-          <w:sz w:val="24"/>
-          <w:szCs w:val="24"/>
-        </w:rPr>
-        <w:t>. Explain "Sharding".</w:t>
+        <w:t>131. Explain "Sharding".</w:t>
       </w:r>
     </w:p>
     <w:p>
@@ -14481,13 +13134,14 @@
       <w:r>
         <w:rPr>
           <w:rFonts w:ascii="Times New Roman" w:hAnsi="Times New Roman" w:cs="Times New Roman"/>
+          <w:noProof/>
           <w:sz w:val="24"/>
           <w:szCs w:val="24"/>
         </w:rPr>
         <w:drawing>
-          <wp:inline distT="0" distB="0" distL="0" distR="0" wp14:anchorId="6871FFB6" wp14:editId="786BE8F1">
-            <wp:extent cx="6378493" cy="3292125"/>
-            <wp:effectExtent l="0" t="0" r="3810" b="3810"/>
+          <wp:inline distT="0" distB="0" distL="0" distR="0" wp14:anchorId="6871FFB6" wp14:editId="731CAB40">
+            <wp:extent cx="4975860" cy="2568186"/>
+            <wp:effectExtent l="0" t="0" r="0" b="3810"/>
             <wp:docPr id="309158042" name="Picture 1"/>
             <wp:cNvGraphicFramePr>
               <a:graphicFrameLocks xmlns:a="http://schemas.openxmlformats.org/drawingml/2006/main" noChangeAspect="1"/>
@@ -14508,7 +13162,7 @@
                   <pic:spPr>
                     <a:xfrm>
                       <a:off x="0" y="0"/>
-                      <a:ext cx="6378493" cy="3292125"/>
+                      <a:ext cx="4984649" cy="2572722"/>
                     </a:xfrm>
                     <a:prstGeom prst="rect">
                       <a:avLst/>
@@ -14548,17 +13202,7 @@
           <w:sz w:val="24"/>
           <w:szCs w:val="24"/>
         </w:rPr>
-        <w:t>132</w:t>
-      </w:r>
-      <w:r>
-        <w:rPr>
-          <w:rFonts w:ascii="Times New Roman" w:hAnsi="Times New Roman" w:cs="Times New Roman"/>
-          <w:b/>
-          <w:bCs/>
-          <w:sz w:val="24"/>
-          <w:szCs w:val="24"/>
-        </w:rPr>
-        <w:t>. What is the difference between a Temporary Table and a Table Variable?</w:t>
+        <w:t>132. What is the difference between a Temporary Table and a Table Variable?</w:t>
       </w:r>
     </w:p>
     <w:p>
@@ -14605,17 +13249,7 @@
           <w:sz w:val="24"/>
           <w:szCs w:val="24"/>
         </w:rPr>
-        <w:t>133</w:t>
-      </w:r>
-      <w:r>
-        <w:rPr>
-          <w:rFonts w:ascii="Times New Roman" w:hAnsi="Times New Roman" w:cs="Times New Roman"/>
-          <w:b/>
-          <w:bCs/>
-          <w:sz w:val="24"/>
-          <w:szCs w:val="24"/>
-        </w:rPr>
-        <w:t>. How do you use the EXPLAIN keyword?</w:t>
+        <w:t>133. How do you use the EXPLAIN keyword?</w:t>
       </w:r>
     </w:p>
     <w:p>
@@ -14662,17 +13296,7 @@
           <w:sz w:val="24"/>
           <w:szCs w:val="24"/>
         </w:rPr>
-        <w:t>134</w:t>
-      </w:r>
-      <w:r>
-        <w:rPr>
-          <w:rFonts w:ascii="Times New Roman" w:hAnsi="Times New Roman" w:cs="Times New Roman"/>
-          <w:b/>
-          <w:bCs/>
-          <w:sz w:val="24"/>
-          <w:szCs w:val="24"/>
-        </w:rPr>
-        <w:t>. What is a "Correlation Subquery"?</w:t>
+        <w:t>134. What is a "Correlation Subquery"?</w:t>
       </w:r>
     </w:p>
     <w:p>
@@ -14719,141 +13343,56 @@
           <w:sz w:val="24"/>
           <w:szCs w:val="24"/>
         </w:rPr>
+        <w:t>135</w:t>
+      </w:r>
+      <w:r>
+        <w:rPr>
+          <w:rFonts w:ascii="Times New Roman" w:hAnsi="Times New Roman" w:cs="Times New Roman"/>
+          <w:b/>
+          <w:bCs/>
+          <w:sz w:val="24"/>
+          <w:szCs w:val="24"/>
+        </w:rPr>
+        <w:t>. Why is "Sargability" important?</w:t>
+      </w:r>
+    </w:p>
+    <w:p>
+      <w:pPr>
+        <w:rPr>
+          <w:rFonts w:ascii="Times New Roman" w:hAnsi="Times New Roman" w:cs="Times New Roman"/>
+          <w:sz w:val="24"/>
+          <w:szCs w:val="24"/>
+        </w:rPr>
+      </w:pPr>
+      <w:r>
+        <w:rPr>
+          <w:rFonts w:ascii="Times New Roman" w:hAnsi="Times New Roman" w:cs="Times New Roman"/>
+          <w:sz w:val="24"/>
+          <w:szCs w:val="24"/>
+        </w:rPr>
+        <w:t>Sargability (Search ARGument ABLE) refers to whether a query can utilize an index. A common "anti-pattern" that breaks sargability is wrapping a column in a function in the WHERE clause, such as WHERE LEFT(name, 1) = 'A', which prevents the database from using an index on the name column.</w:t>
+      </w:r>
+    </w:p>
+    <w:p>
+      <w:pPr>
+        <w:rPr>
+          <w:rFonts w:ascii="Times New Roman" w:hAnsi="Times New Roman" w:cs="Times New Roman"/>
+          <w:sz w:val="24"/>
+          <w:szCs w:val="24"/>
+        </w:rPr>
+      </w:pPr>
+      <w:r>
+        <w:rPr>
+          <w:rFonts w:ascii="Times New Roman" w:hAnsi="Times New Roman" w:cs="Times New Roman"/>
+          <w:noProof/>
+          <w:sz w:val="24"/>
+          <w:szCs w:val="24"/>
+        </w:rPr>
         <w:lastRenderedPageBreak/>
-        <w:t>135</w:t>
-      </w:r>
-      <w:r>
-        <w:rPr>
-          <w:rFonts w:ascii="Times New Roman" w:hAnsi="Times New Roman" w:cs="Times New Roman"/>
-          <w:b/>
-          <w:bCs/>
-          <w:sz w:val="24"/>
-          <w:szCs w:val="24"/>
-        </w:rPr>
-        <w:t>. Why is "</w:t>
-      </w:r>
-      <w:proofErr w:type="spellStart"/>
-      <w:r>
-        <w:rPr>
-          <w:rFonts w:ascii="Times New Roman" w:hAnsi="Times New Roman" w:cs="Times New Roman"/>
-          <w:b/>
-          <w:bCs/>
-          <w:sz w:val="24"/>
-          <w:szCs w:val="24"/>
-        </w:rPr>
-        <w:t>Sargability</w:t>
-      </w:r>
-      <w:proofErr w:type="spellEnd"/>
-      <w:r>
-        <w:rPr>
-          <w:rFonts w:ascii="Times New Roman" w:hAnsi="Times New Roman" w:cs="Times New Roman"/>
-          <w:b/>
-          <w:bCs/>
-          <w:sz w:val="24"/>
-          <w:szCs w:val="24"/>
-        </w:rPr>
-        <w:t>" important?</w:t>
-      </w:r>
-    </w:p>
-    <w:p>
-      <w:pPr>
-        <w:rPr>
-          <w:rFonts w:ascii="Times New Roman" w:hAnsi="Times New Roman" w:cs="Times New Roman"/>
-          <w:sz w:val="24"/>
-          <w:szCs w:val="24"/>
-        </w:rPr>
-      </w:pPr>
-      <w:proofErr w:type="spellStart"/>
-      <w:r>
-        <w:rPr>
-          <w:rFonts w:ascii="Times New Roman" w:hAnsi="Times New Roman" w:cs="Times New Roman"/>
-          <w:sz w:val="24"/>
-          <w:szCs w:val="24"/>
-        </w:rPr>
-        <w:t>Sargability</w:t>
-      </w:r>
-      <w:proofErr w:type="spellEnd"/>
-      <w:r>
-        <w:rPr>
-          <w:rFonts w:ascii="Times New Roman" w:hAnsi="Times New Roman" w:cs="Times New Roman"/>
-          <w:sz w:val="24"/>
-          <w:szCs w:val="24"/>
-        </w:rPr>
-        <w:t xml:space="preserve"> (Search </w:t>
-      </w:r>
-      <w:proofErr w:type="spellStart"/>
-      <w:r>
-        <w:rPr>
-          <w:rFonts w:ascii="Times New Roman" w:hAnsi="Times New Roman" w:cs="Times New Roman"/>
-          <w:sz w:val="24"/>
-          <w:szCs w:val="24"/>
-        </w:rPr>
-        <w:t>ARGument</w:t>
-      </w:r>
-      <w:proofErr w:type="spellEnd"/>
-      <w:r>
-        <w:rPr>
-          <w:rFonts w:ascii="Times New Roman" w:hAnsi="Times New Roman" w:cs="Times New Roman"/>
-          <w:sz w:val="24"/>
-          <w:szCs w:val="24"/>
-        </w:rPr>
-        <w:t xml:space="preserve"> ABLE) refers to whether a query can utilize an index. A common "anti-pattern" that breaks </w:t>
-      </w:r>
-      <w:proofErr w:type="spellStart"/>
-      <w:r>
-        <w:rPr>
-          <w:rFonts w:ascii="Times New Roman" w:hAnsi="Times New Roman" w:cs="Times New Roman"/>
-          <w:sz w:val="24"/>
-          <w:szCs w:val="24"/>
-        </w:rPr>
-        <w:t>sargability</w:t>
-      </w:r>
-      <w:proofErr w:type="spellEnd"/>
-      <w:r>
-        <w:rPr>
-          <w:rFonts w:ascii="Times New Roman" w:hAnsi="Times New Roman" w:cs="Times New Roman"/>
-          <w:sz w:val="24"/>
-          <w:szCs w:val="24"/>
-        </w:rPr>
-        <w:t xml:space="preserve"> is wrapping a column in a function in the WHERE clause, such as WHERE </w:t>
-      </w:r>
-      <w:proofErr w:type="gramStart"/>
-      <w:r>
-        <w:rPr>
-          <w:rFonts w:ascii="Times New Roman" w:hAnsi="Times New Roman" w:cs="Times New Roman"/>
-          <w:sz w:val="24"/>
-          <w:szCs w:val="24"/>
-        </w:rPr>
-        <w:t>LEFT(</w:t>
-      </w:r>
-      <w:proofErr w:type="gramEnd"/>
-      <w:r>
-        <w:rPr>
-          <w:rFonts w:ascii="Times New Roman" w:hAnsi="Times New Roman" w:cs="Times New Roman"/>
-          <w:sz w:val="24"/>
-          <w:szCs w:val="24"/>
-        </w:rPr>
-        <w:t>name, 1) = 'A', which prevents the database from using an index on the name column.</w:t>
-      </w:r>
-    </w:p>
-    <w:p>
-      <w:pPr>
-        <w:rPr>
-          <w:rFonts w:ascii="Times New Roman" w:hAnsi="Times New Roman" w:cs="Times New Roman"/>
-          <w:sz w:val="24"/>
-          <w:szCs w:val="24"/>
-        </w:rPr>
-      </w:pPr>
-      <w:r>
-        <w:rPr>
-          <w:rFonts w:ascii="Times New Roman" w:hAnsi="Times New Roman" w:cs="Times New Roman"/>
-          <w:sz w:val="24"/>
-          <w:szCs w:val="24"/>
-        </w:rPr>
         <w:drawing>
-          <wp:inline distT="0" distB="0" distL="0" distR="0" wp14:anchorId="1BE69020" wp14:editId="7733E115">
-            <wp:extent cx="6401355" cy="2690093"/>
-            <wp:effectExtent l="0" t="0" r="0" b="0"/>
+          <wp:inline distT="0" distB="0" distL="0" distR="0" wp14:anchorId="1BE69020" wp14:editId="38B31F38">
+            <wp:extent cx="4892040" cy="2055822"/>
+            <wp:effectExtent l="0" t="0" r="3810" b="1905"/>
             <wp:docPr id="1736589198" name="Picture 1"/>
             <wp:cNvGraphicFramePr>
               <a:graphicFrameLocks xmlns:a="http://schemas.openxmlformats.org/drawingml/2006/main" noChangeAspect="1"/>
@@ -14874,7 +13413,7 @@
                   <pic:spPr>
                     <a:xfrm>
                       <a:off x="0" y="0"/>
-                      <a:ext cx="6401355" cy="2690093"/>
+                      <a:ext cx="4900308" cy="2059297"/>
                     </a:xfrm>
                     <a:prstGeom prst="rect">
                       <a:avLst/>
@@ -14916,17 +13455,7 @@
           <w:sz w:val="24"/>
           <w:szCs w:val="24"/>
         </w:rPr>
-        <w:t xml:space="preserve">151. </w:t>
-      </w:r>
-      <w:r>
-        <w:rPr>
-          <w:rFonts w:ascii="Times New Roman" w:hAnsi="Times New Roman" w:cs="Times New Roman"/>
-          <w:b/>
-          <w:bCs/>
-          <w:sz w:val="24"/>
-          <w:szCs w:val="24"/>
-        </w:rPr>
-        <w:t>What happens if you SELECT a column not in the GROUP BY clause?</w:t>
+        <w:t>151. What happens if you SELECT a column not in the GROUP BY clause?</w:t>
       </w:r>
     </w:p>
     <w:p>
@@ -14957,12 +13486,13 @@
       <w:r>
         <w:rPr>
           <w:rFonts w:ascii="Times New Roman" w:hAnsi="Times New Roman" w:cs="Times New Roman"/>
+          <w:noProof/>
           <w:sz w:val="24"/>
           <w:szCs w:val="24"/>
         </w:rPr>
         <w:drawing>
-          <wp:inline distT="0" distB="0" distL="0" distR="0" wp14:anchorId="527D4940" wp14:editId="2B700FC0">
-            <wp:extent cx="5243014" cy="2248095"/>
+          <wp:inline distT="0" distB="0" distL="0" distR="0" wp14:anchorId="527D4940" wp14:editId="0C05BB4B">
+            <wp:extent cx="4312920" cy="1849290"/>
             <wp:effectExtent l="0" t="0" r="0" b="0"/>
             <wp:docPr id="1353455661" name="Picture 1"/>
             <wp:cNvGraphicFramePr>
@@ -14984,7 +13514,7 @@
                   <pic:spPr>
                     <a:xfrm>
                       <a:off x="0" y="0"/>
-                      <a:ext cx="5243014" cy="2248095"/>
+                      <a:ext cx="4319043" cy="1851915"/>
                     </a:xfrm>
                     <a:prstGeom prst="rect">
                       <a:avLst/>
@@ -15025,6 +13555,7 @@
       <w:r>
         <w:rPr>
           <w:rFonts w:ascii="Times New Roman" w:hAnsi="Times New Roman" w:cs="Times New Roman"/>
+          <w:noProof/>
           <w:sz w:val="24"/>
           <w:szCs w:val="24"/>
         </w:rPr>
@@ -15079,65 +13610,37 @@
           <w:sz w:val="24"/>
           <w:szCs w:val="24"/>
         </w:rPr>
-        <w:t xml:space="preserve">The result will be an error because </w:t>
-      </w:r>
-      <w:proofErr w:type="spellStart"/>
-      <w:r>
-        <w:rPr>
-          <w:rFonts w:ascii="Times New Roman" w:hAnsi="Times New Roman" w:cs="Times New Roman"/>
-          <w:sz w:val="24"/>
-          <w:szCs w:val="24"/>
-        </w:rPr>
-        <w:t>firstName</w:t>
-      </w:r>
-      <w:proofErr w:type="spellEnd"/>
-      <w:r>
-        <w:rPr>
-          <w:rFonts w:ascii="Times New Roman" w:hAnsi="Times New Roman" w:cs="Times New Roman"/>
-          <w:sz w:val="24"/>
-          <w:szCs w:val="24"/>
-        </w:rPr>
-        <w:t xml:space="preserve"> is not in the GROUP BY clause and not using an aggregate function.</w:t>
-      </w:r>
-    </w:p>
-    <w:p>
-      <w:pPr>
-        <w:rPr>
-          <w:rFonts w:ascii="Times New Roman" w:hAnsi="Times New Roman" w:cs="Times New Roman"/>
-          <w:sz w:val="24"/>
-          <w:szCs w:val="24"/>
-        </w:rPr>
-      </w:pPr>
-    </w:p>
-    <w:p>
-      <w:pPr>
-        <w:rPr>
-          <w:rFonts w:ascii="Times New Roman" w:hAnsi="Times New Roman" w:cs="Times New Roman"/>
-          <w:b/>
-          <w:bCs/>
-          <w:sz w:val="24"/>
-          <w:szCs w:val="24"/>
-        </w:rPr>
-      </w:pPr>
-      <w:r>
-        <w:rPr>
-          <w:rFonts w:ascii="Times New Roman" w:hAnsi="Times New Roman" w:cs="Times New Roman"/>
-          <w:b/>
-          <w:bCs/>
-          <w:sz w:val="24"/>
-          <w:szCs w:val="24"/>
-        </w:rPr>
-        <w:t xml:space="preserve">152. </w:t>
-      </w:r>
-      <w:r>
-        <w:rPr>
-          <w:rFonts w:ascii="Times New Roman" w:hAnsi="Times New Roman" w:cs="Times New Roman"/>
-          <w:b/>
-          <w:bCs/>
-          <w:sz w:val="24"/>
-          <w:szCs w:val="24"/>
-        </w:rPr>
-        <w:t>What is the difference between a subquery and a JOIN?</w:t>
+        <w:t>The result will be an error because firstName is not in the GROUP BY clause and not using an aggregate function.</w:t>
+      </w:r>
+    </w:p>
+    <w:p>
+      <w:pPr>
+        <w:rPr>
+          <w:rFonts w:ascii="Times New Roman" w:hAnsi="Times New Roman" w:cs="Times New Roman"/>
+          <w:sz w:val="24"/>
+          <w:szCs w:val="24"/>
+        </w:rPr>
+      </w:pPr>
+    </w:p>
+    <w:p>
+      <w:pPr>
+        <w:rPr>
+          <w:rFonts w:ascii="Times New Roman" w:hAnsi="Times New Roman" w:cs="Times New Roman"/>
+          <w:b/>
+          <w:bCs/>
+          <w:sz w:val="24"/>
+          <w:szCs w:val="24"/>
+        </w:rPr>
+      </w:pPr>
+      <w:r>
+        <w:rPr>
+          <w:rFonts w:ascii="Times New Roman" w:hAnsi="Times New Roman" w:cs="Times New Roman"/>
+          <w:b/>
+          <w:bCs/>
+          <w:sz w:val="24"/>
+          <w:szCs w:val="24"/>
+        </w:rPr>
+        <w:t>152. What is the difference between a subquery and a JOIN?</w:t>
       </w:r>
     </w:p>
     <w:p>
@@ -15168,12 +13671,13 @@
       <w:r>
         <w:rPr>
           <w:rFonts w:ascii="Times New Roman" w:hAnsi="Times New Roman" w:cs="Times New Roman"/>
+          <w:noProof/>
           <w:sz w:val="24"/>
           <w:szCs w:val="24"/>
         </w:rPr>
         <w:drawing>
-          <wp:inline distT="0" distB="0" distL="0" distR="0" wp14:anchorId="2A22930D" wp14:editId="0B701ECF">
-            <wp:extent cx="5761219" cy="3071126"/>
+          <wp:inline distT="0" distB="0" distL="0" distR="0" wp14:anchorId="2A22930D" wp14:editId="62A56F80">
+            <wp:extent cx="3543300" cy="1888823"/>
             <wp:effectExtent l="0" t="0" r="0" b="0"/>
             <wp:docPr id="1387937114" name="Picture 1"/>
             <wp:cNvGraphicFramePr>
@@ -15195,7 +13699,7 @@
                   <pic:spPr>
                     <a:xfrm>
                       <a:off x="0" y="0"/>
-                      <a:ext cx="5761219" cy="3071126"/>
+                      <a:ext cx="3550874" cy="1892861"/>
                     </a:xfrm>
                     <a:prstGeom prst="rect">
                       <a:avLst/>
@@ -15219,6 +13723,7 @@
       <w:r>
         <w:rPr>
           <w:rFonts w:ascii="Times New Roman" w:hAnsi="Times New Roman" w:cs="Times New Roman"/>
+          <w:noProof/>
           <w:sz w:val="24"/>
           <w:szCs w:val="24"/>
         </w:rPr>
@@ -15288,6 +13793,7 @@
       <w:r>
         <w:rPr>
           <w:rFonts w:ascii="Times New Roman" w:hAnsi="Times New Roman" w:cs="Times New Roman"/>
+          <w:noProof/>
           <w:sz w:val="24"/>
           <w:szCs w:val="24"/>
         </w:rPr>
@@ -15419,17 +13925,7 @@
           <w:sz w:val="24"/>
           <w:szCs w:val="24"/>
         </w:rPr>
-        <w:t xml:space="preserve">153. </w:t>
-      </w:r>
-      <w:r>
-        <w:rPr>
-          <w:rFonts w:ascii="Times New Roman" w:hAnsi="Times New Roman" w:cs="Times New Roman"/>
-          <w:b/>
-          <w:bCs/>
-          <w:sz w:val="24"/>
-          <w:szCs w:val="24"/>
-        </w:rPr>
-        <w:t>Explain how a correlated subquery works</w:t>
+        <w:t>153. Explain how a correlated subquery works</w:t>
       </w:r>
     </w:p>
     <w:p>
@@ -15466,6 +13962,7 @@
       <w:r>
         <w:rPr>
           <w:rFonts w:ascii="Times New Roman" w:hAnsi="Times New Roman" w:cs="Times New Roman"/>
+          <w:noProof/>
           <w:sz w:val="24"/>
           <w:szCs w:val="24"/>
         </w:rPr>
@@ -15573,43 +14070,7 @@
           <w:sz w:val="24"/>
           <w:szCs w:val="24"/>
         </w:rPr>
-        <w:t xml:space="preserve">Takes the </w:t>
-      </w:r>
-      <w:proofErr w:type="spellStart"/>
-      <w:r>
-        <w:rPr>
-          <w:rFonts w:ascii="Times New Roman" w:hAnsi="Times New Roman" w:cs="Times New Roman"/>
-          <w:sz w:val="24"/>
-          <w:szCs w:val="24"/>
-        </w:rPr>
-        <w:t>country_id</w:t>
-      </w:r>
-      <w:proofErr w:type="spellEnd"/>
-      <w:r>
-        <w:rPr>
-          <w:rFonts w:ascii="Times New Roman" w:hAnsi="Times New Roman" w:cs="Times New Roman"/>
-          <w:sz w:val="24"/>
-          <w:szCs w:val="24"/>
-        </w:rPr>
-        <w:t xml:space="preserve"> from the </w:t>
-      </w:r>
-      <w:proofErr w:type="gramStart"/>
-      <w:r>
-        <w:rPr>
-          <w:rFonts w:ascii="Times New Roman" w:hAnsi="Times New Roman" w:cs="Times New Roman"/>
-          <w:sz w:val="24"/>
-          <w:szCs w:val="24"/>
-        </w:rPr>
-        <w:t>employees</w:t>
-      </w:r>
-      <w:proofErr w:type="gramEnd"/>
-      <w:r>
-        <w:rPr>
-          <w:rFonts w:ascii="Times New Roman" w:hAnsi="Times New Roman" w:cs="Times New Roman"/>
-          <w:sz w:val="24"/>
-          <w:szCs w:val="24"/>
-        </w:rPr>
-        <w:t xml:space="preserve"> table.</w:t>
+        <w:t>Takes the country_id from the employees table.</w:t>
       </w:r>
     </w:p>
     <w:p>
@@ -15710,17 +14171,7 @@
           <w:sz w:val="24"/>
           <w:szCs w:val="24"/>
         </w:rPr>
-        <w:t xml:space="preserve">154. </w:t>
-      </w:r>
-      <w:r>
-        <w:rPr>
-          <w:rFonts w:ascii="Times New Roman" w:hAnsi="Times New Roman" w:cs="Times New Roman"/>
-          <w:b/>
-          <w:bCs/>
-          <w:sz w:val="24"/>
-          <w:szCs w:val="24"/>
-        </w:rPr>
-        <w:t>When should you use EXISTS instead of IN in a subquery?</w:t>
+        <w:t>154. When should you use EXISTS instead of IN in a subquery?</w:t>
       </w:r>
     </w:p>
     <w:p>
@@ -15880,6 +14331,7 @@
           <w:sz w:val="24"/>
           <w:szCs w:val="24"/>
         </w:rPr>
+        <w:lastRenderedPageBreak/>
         <w:t>When you are comparing a column to a list of values.</w:t>
       </w:r>
     </w:p>
@@ -15941,17 +14393,7 @@
           <w:sz w:val="24"/>
           <w:szCs w:val="24"/>
         </w:rPr>
-        <w:t>155.</w:t>
-      </w:r>
-      <w:r>
-        <w:rPr>
-          <w:rFonts w:ascii="Times New Roman" w:hAnsi="Times New Roman" w:cs="Times New Roman"/>
-          <w:b/>
-          <w:bCs/>
-          <w:sz w:val="24"/>
-          <w:szCs w:val="24"/>
-        </w:rPr>
-        <w:t>Can you nest subqueries multiple levels deep?</w:t>
+        <w:t>155.Can you nest subqueries multiple levels deep?</w:t>
       </w:r>
     </w:p>
     <w:p>
@@ -16001,17 +14443,7 @@
           <w:sz w:val="24"/>
           <w:szCs w:val="24"/>
         </w:rPr>
-        <w:t xml:space="preserve">156. </w:t>
-      </w:r>
-      <w:r>
-        <w:rPr>
-          <w:rFonts w:ascii="Times New Roman" w:hAnsi="Times New Roman" w:cs="Times New Roman"/>
-          <w:b/>
-          <w:bCs/>
-          <w:sz w:val="24"/>
-          <w:szCs w:val="24"/>
-        </w:rPr>
-        <w:t>What is a window function?</w:t>
+        <w:t>156. What is a window function?</w:t>
       </w:r>
     </w:p>
     <w:p>
@@ -16058,135 +14490,41 @@
           <w:sz w:val="24"/>
           <w:szCs w:val="24"/>
         </w:rPr>
-        <w:t xml:space="preserve">157. </w:t>
-      </w:r>
-      <w:r>
-        <w:rPr>
-          <w:rFonts w:ascii="Times New Roman" w:hAnsi="Times New Roman" w:cs="Times New Roman"/>
-          <w:b/>
-          <w:bCs/>
-          <w:sz w:val="24"/>
-          <w:szCs w:val="24"/>
-        </w:rPr>
-        <w:t xml:space="preserve">What is the difference between </w:t>
-      </w:r>
-      <w:proofErr w:type="gramStart"/>
-      <w:r>
-        <w:rPr>
-          <w:rFonts w:ascii="Times New Roman" w:hAnsi="Times New Roman" w:cs="Times New Roman"/>
-          <w:b/>
-          <w:bCs/>
-          <w:sz w:val="24"/>
-          <w:szCs w:val="24"/>
-        </w:rPr>
-        <w:t>RANK(</w:t>
-      </w:r>
-      <w:proofErr w:type="gramEnd"/>
-      <w:r>
-        <w:rPr>
-          <w:rFonts w:ascii="Times New Roman" w:hAnsi="Times New Roman" w:cs="Times New Roman"/>
-          <w:b/>
-          <w:bCs/>
-          <w:sz w:val="24"/>
-          <w:szCs w:val="24"/>
-        </w:rPr>
-        <w:t>), DENSE_</w:t>
-      </w:r>
-      <w:proofErr w:type="gramStart"/>
-      <w:r>
-        <w:rPr>
-          <w:rFonts w:ascii="Times New Roman" w:hAnsi="Times New Roman" w:cs="Times New Roman"/>
-          <w:b/>
-          <w:bCs/>
-          <w:sz w:val="24"/>
-          <w:szCs w:val="24"/>
-        </w:rPr>
-        <w:t>RANK(</w:t>
-      </w:r>
-      <w:proofErr w:type="gramEnd"/>
-      <w:r>
-        <w:rPr>
-          <w:rFonts w:ascii="Times New Roman" w:hAnsi="Times New Roman" w:cs="Times New Roman"/>
-          <w:b/>
-          <w:bCs/>
-          <w:sz w:val="24"/>
-          <w:szCs w:val="24"/>
-        </w:rPr>
-        <w:t>), and ROW_</w:t>
-      </w:r>
-      <w:proofErr w:type="gramStart"/>
-      <w:r>
-        <w:rPr>
-          <w:rFonts w:ascii="Times New Roman" w:hAnsi="Times New Roman" w:cs="Times New Roman"/>
-          <w:b/>
-          <w:bCs/>
-          <w:sz w:val="24"/>
-          <w:szCs w:val="24"/>
-        </w:rPr>
-        <w:t>NUMBER(</w:t>
-      </w:r>
-      <w:proofErr w:type="gramEnd"/>
-      <w:r>
-        <w:rPr>
-          <w:rFonts w:ascii="Times New Roman" w:hAnsi="Times New Roman" w:cs="Times New Roman"/>
-          <w:b/>
-          <w:bCs/>
-          <w:sz w:val="24"/>
-          <w:szCs w:val="24"/>
-        </w:rPr>
-        <w:t>)?</w:t>
-      </w:r>
-    </w:p>
-    <w:p>
-      <w:pPr>
-        <w:rPr>
-          <w:rFonts w:ascii="Times New Roman" w:hAnsi="Times New Roman" w:cs="Times New Roman"/>
-          <w:sz w:val="24"/>
-          <w:szCs w:val="24"/>
-        </w:rPr>
-      </w:pPr>
-      <w:r>
-        <w:rPr>
-          <w:rFonts w:ascii="Times New Roman" w:hAnsi="Times New Roman" w:cs="Times New Roman"/>
-          <w:sz w:val="24"/>
-          <w:szCs w:val="24"/>
-        </w:rPr>
-        <w:t xml:space="preserve">The </w:t>
-      </w:r>
-      <w:proofErr w:type="gramStart"/>
-      <w:r>
-        <w:rPr>
-          <w:rFonts w:ascii="Times New Roman" w:hAnsi="Times New Roman" w:cs="Times New Roman"/>
-          <w:sz w:val="24"/>
-          <w:szCs w:val="24"/>
-        </w:rPr>
-        <w:t>RANK(</w:t>
-      </w:r>
-      <w:proofErr w:type="gramEnd"/>
-      <w:r>
-        <w:rPr>
-          <w:rFonts w:ascii="Times New Roman" w:hAnsi="Times New Roman" w:cs="Times New Roman"/>
-          <w:sz w:val="24"/>
-          <w:szCs w:val="24"/>
-        </w:rPr>
-        <w:t>) function assigns each row a rank according to an ascending or descending order. If there are matching values, it assigns them the same position and then skips the next number for the next rank. For example, if two rows have equivalent values and are both assigned rank 1, the next rank would be 3 instead of 2.</w:t>
-      </w:r>
-    </w:p>
-    <w:p>
-      <w:pPr>
-        <w:rPr>
-          <w:rFonts w:ascii="Times New Roman" w:hAnsi="Times New Roman" w:cs="Times New Roman"/>
-          <w:sz w:val="24"/>
-          <w:szCs w:val="24"/>
-        </w:rPr>
-      </w:pPr>
-      <w:r>
-        <w:rPr>
-          <w:rFonts w:ascii="Times New Roman" w:hAnsi="Times New Roman" w:cs="Times New Roman"/>
-          <w:sz w:val="24"/>
-          <w:szCs w:val="24"/>
-        </w:rPr>
-        <w:lastRenderedPageBreak/>
+        <w:t>157. What is the difference between RANK(), DENSE_RANK(), and ROW_NUMBER()?</w:t>
+      </w:r>
+    </w:p>
+    <w:p>
+      <w:pPr>
+        <w:rPr>
+          <w:rFonts w:ascii="Times New Roman" w:hAnsi="Times New Roman" w:cs="Times New Roman"/>
+          <w:sz w:val="24"/>
+          <w:szCs w:val="24"/>
+        </w:rPr>
+      </w:pPr>
+      <w:r>
+        <w:rPr>
+          <w:rFonts w:ascii="Times New Roman" w:hAnsi="Times New Roman" w:cs="Times New Roman"/>
+          <w:sz w:val="24"/>
+          <w:szCs w:val="24"/>
+        </w:rPr>
+        <w:t>The RANK() function assigns each row a rank according to an ascending or descending order. If there are matching values, it assigns them the same position and then skips the next number for the next rank. For example, if two rows have equivalent values and are both assigned rank 1, the next rank would be 3 instead of 2.</w:t>
+      </w:r>
+    </w:p>
+    <w:p>
+      <w:pPr>
+        <w:rPr>
+          <w:rFonts w:ascii="Times New Roman" w:hAnsi="Times New Roman" w:cs="Times New Roman"/>
+          <w:sz w:val="24"/>
+          <w:szCs w:val="24"/>
+        </w:rPr>
+      </w:pPr>
+      <w:r>
+        <w:rPr>
+          <w:rFonts w:ascii="Times New Roman" w:hAnsi="Times New Roman" w:cs="Times New Roman"/>
+          <w:noProof/>
+          <w:sz w:val="24"/>
+          <w:szCs w:val="24"/>
+        </w:rPr>
         <w:drawing>
           <wp:inline distT="0" distB="0" distL="0" distR="0" wp14:anchorId="450C7443" wp14:editId="09D50077">
             <wp:extent cx="3962743" cy="1463167"/>
@@ -16238,56 +14576,21 @@
           <w:sz w:val="24"/>
           <w:szCs w:val="24"/>
         </w:rPr>
-        <w:t>DENSE_</w:t>
-      </w:r>
-      <w:proofErr w:type="gramStart"/>
-      <w:r>
-        <w:rPr>
-          <w:rFonts w:ascii="Times New Roman" w:hAnsi="Times New Roman" w:cs="Times New Roman"/>
-          <w:sz w:val="24"/>
-          <w:szCs w:val="24"/>
-        </w:rPr>
-        <w:t>RANK(</w:t>
-      </w:r>
-      <w:proofErr w:type="gramEnd"/>
-      <w:r>
-        <w:rPr>
-          <w:rFonts w:ascii="Times New Roman" w:hAnsi="Times New Roman" w:cs="Times New Roman"/>
-          <w:sz w:val="24"/>
-          <w:szCs w:val="24"/>
-        </w:rPr>
-        <w:t xml:space="preserve">) function is similar to </w:t>
-      </w:r>
-      <w:proofErr w:type="gramStart"/>
-      <w:r>
-        <w:rPr>
-          <w:rFonts w:ascii="Times New Roman" w:hAnsi="Times New Roman" w:cs="Times New Roman"/>
-          <w:sz w:val="24"/>
-          <w:szCs w:val="24"/>
-        </w:rPr>
-        <w:t>RANK(</w:t>
-      </w:r>
-      <w:proofErr w:type="gramEnd"/>
-      <w:r>
-        <w:rPr>
-          <w:rFonts w:ascii="Times New Roman" w:hAnsi="Times New Roman" w:cs="Times New Roman"/>
-          <w:sz w:val="24"/>
-          <w:szCs w:val="24"/>
-        </w:rPr>
-        <w:t>) in that it assigns ranks to rows, but the difference is that DENSE_RANK does not leave a gap when there are two or more equivalent values. Let's illustrate it with the Sales table from above. The query is shown below.</w:t>
-      </w:r>
-    </w:p>
-    <w:p>
-      <w:pPr>
-        <w:rPr>
-          <w:rFonts w:ascii="Times New Roman" w:hAnsi="Times New Roman" w:cs="Times New Roman"/>
-          <w:sz w:val="24"/>
-          <w:szCs w:val="24"/>
-        </w:rPr>
-      </w:pPr>
-      <w:r>
-        <w:rPr>
-          <w:rFonts w:ascii="Times New Roman" w:hAnsi="Times New Roman" w:cs="Times New Roman"/>
+        <w:t>DENSE_RANK() function is similar to RANK() in that it assigns ranks to rows, but the difference is that DENSE_RANK does not leave a gap when there are two or more equivalent values. Let's illustrate it with the Sales table from above. The query is shown below.</w:t>
+      </w:r>
+    </w:p>
+    <w:p>
+      <w:pPr>
+        <w:rPr>
+          <w:rFonts w:ascii="Times New Roman" w:hAnsi="Times New Roman" w:cs="Times New Roman"/>
+          <w:sz w:val="24"/>
+          <w:szCs w:val="24"/>
+        </w:rPr>
+      </w:pPr>
+      <w:r>
+        <w:rPr>
+          <w:rFonts w:ascii="Times New Roman" w:hAnsi="Times New Roman" w:cs="Times New Roman"/>
+          <w:noProof/>
           <w:sz w:val="24"/>
           <w:szCs w:val="24"/>
         </w:rPr>
@@ -16356,9 +14659,11 @@
       <w:r>
         <w:rPr>
           <w:rFonts w:ascii="Times New Roman" w:hAnsi="Times New Roman" w:cs="Times New Roman"/>
-          <w:sz w:val="24"/>
-          <w:szCs w:val="24"/>
-        </w:rPr>
+          <w:noProof/>
+          <w:sz w:val="24"/>
+          <w:szCs w:val="24"/>
+        </w:rPr>
+        <w:lastRenderedPageBreak/>
         <w:drawing>
           <wp:inline distT="0" distB="0" distL="0" distR="0" wp14:anchorId="548CC165" wp14:editId="36E41E8D">
             <wp:extent cx="4320914" cy="1539373"/>
@@ -16414,146 +14719,55 @@
           <w:sz w:val="24"/>
           <w:szCs w:val="24"/>
         </w:rPr>
-        <w:t xml:space="preserve">158. </w:t>
-      </w:r>
-      <w:r>
-        <w:rPr>
-          <w:rFonts w:ascii="Times New Roman" w:hAnsi="Times New Roman" w:cs="Times New Roman"/>
-          <w:b/>
-          <w:bCs/>
-          <w:sz w:val="24"/>
-          <w:szCs w:val="24"/>
-        </w:rPr>
-        <w:t xml:space="preserve">What is </w:t>
-      </w:r>
-      <w:proofErr w:type="gramStart"/>
-      <w:r>
-        <w:rPr>
-          <w:rFonts w:ascii="Times New Roman" w:hAnsi="Times New Roman" w:cs="Times New Roman"/>
-          <w:b/>
-          <w:bCs/>
-          <w:sz w:val="24"/>
-          <w:szCs w:val="24"/>
-        </w:rPr>
-        <w:t>LAG(</w:t>
-      </w:r>
-      <w:proofErr w:type="gramEnd"/>
-      <w:r>
-        <w:rPr>
-          <w:rFonts w:ascii="Times New Roman" w:hAnsi="Times New Roman" w:cs="Times New Roman"/>
-          <w:b/>
-          <w:bCs/>
-          <w:sz w:val="24"/>
-          <w:szCs w:val="24"/>
-        </w:rPr>
-        <w:t xml:space="preserve">) and </w:t>
-      </w:r>
-      <w:proofErr w:type="gramStart"/>
-      <w:r>
-        <w:rPr>
-          <w:rFonts w:ascii="Times New Roman" w:hAnsi="Times New Roman" w:cs="Times New Roman"/>
-          <w:b/>
-          <w:bCs/>
-          <w:sz w:val="24"/>
-          <w:szCs w:val="24"/>
-        </w:rPr>
-        <w:t>LEAD(</w:t>
-      </w:r>
-      <w:proofErr w:type="gramEnd"/>
-      <w:r>
-        <w:rPr>
-          <w:rFonts w:ascii="Times New Roman" w:hAnsi="Times New Roman" w:cs="Times New Roman"/>
-          <w:b/>
-          <w:bCs/>
-          <w:sz w:val="24"/>
-          <w:szCs w:val="24"/>
-        </w:rPr>
-        <w:t>) in SQL? Give an example use case</w:t>
-      </w:r>
-    </w:p>
-    <w:p>
-      <w:pPr>
-        <w:rPr>
-          <w:rFonts w:ascii="Times New Roman" w:hAnsi="Times New Roman" w:cs="Times New Roman"/>
-          <w:sz w:val="24"/>
-          <w:szCs w:val="24"/>
-        </w:rPr>
-      </w:pPr>
-      <w:proofErr w:type="gramStart"/>
-      <w:r>
-        <w:rPr>
-          <w:rFonts w:ascii="Times New Roman" w:hAnsi="Times New Roman" w:cs="Times New Roman"/>
-          <w:sz w:val="24"/>
-          <w:szCs w:val="24"/>
-        </w:rPr>
-        <w:t>LAG(</w:t>
-      </w:r>
-      <w:proofErr w:type="gramEnd"/>
-      <w:r>
-        <w:rPr>
-          <w:rFonts w:ascii="Times New Roman" w:hAnsi="Times New Roman" w:cs="Times New Roman"/>
-          <w:sz w:val="24"/>
-          <w:szCs w:val="24"/>
-        </w:rPr>
-        <w:t xml:space="preserve">) and </w:t>
-      </w:r>
-      <w:proofErr w:type="gramStart"/>
-      <w:r>
-        <w:rPr>
-          <w:rFonts w:ascii="Times New Roman" w:hAnsi="Times New Roman" w:cs="Times New Roman"/>
-          <w:sz w:val="24"/>
-          <w:szCs w:val="24"/>
-        </w:rPr>
-        <w:t>LEAD(</w:t>
-      </w:r>
-      <w:proofErr w:type="gramEnd"/>
-      <w:r>
-        <w:rPr>
-          <w:rFonts w:ascii="Times New Roman" w:hAnsi="Times New Roman" w:cs="Times New Roman"/>
-          <w:sz w:val="24"/>
-          <w:szCs w:val="24"/>
-        </w:rPr>
-        <w:t>) are window functions used to retrieve data from rows before and after a specified row. You can also refer to them as positional SQL functions.</w:t>
-      </w:r>
-    </w:p>
-    <w:p>
-      <w:pPr>
-        <w:rPr>
-          <w:rFonts w:ascii="Times New Roman" w:hAnsi="Times New Roman" w:cs="Times New Roman"/>
-          <w:sz w:val="24"/>
-          <w:szCs w:val="24"/>
-        </w:rPr>
-      </w:pPr>
-      <w:proofErr w:type="gramStart"/>
-      <w:r>
-        <w:rPr>
-          <w:rFonts w:ascii="Times New Roman" w:hAnsi="Times New Roman" w:cs="Times New Roman"/>
-          <w:sz w:val="24"/>
-          <w:szCs w:val="24"/>
-        </w:rPr>
-        <w:t>LAG(</w:t>
-      </w:r>
-      <w:proofErr w:type="gramEnd"/>
-      <w:r>
-        <w:rPr>
-          <w:rFonts w:ascii="Times New Roman" w:hAnsi="Times New Roman" w:cs="Times New Roman"/>
-          <w:sz w:val="24"/>
-          <w:szCs w:val="24"/>
-        </w:rPr>
-        <w:t>) allows you to access a value stored in rows before the current row. The row may be directly before or some rows before. Let's take a look at the syntax:</w:t>
-      </w:r>
-    </w:p>
-    <w:p>
-      <w:pPr>
-        <w:rPr>
-          <w:rFonts w:ascii="Times New Roman" w:hAnsi="Times New Roman" w:cs="Times New Roman"/>
-          <w:sz w:val="24"/>
-          <w:szCs w:val="24"/>
-        </w:rPr>
-      </w:pPr>
-      <w:r>
-        <w:rPr>
-          <w:rFonts w:ascii="Times New Roman" w:hAnsi="Times New Roman" w:cs="Times New Roman"/>
+        <w:t>158. What is LAG() and LEAD() in SQL? Give an example use case</w:t>
+      </w:r>
+    </w:p>
+    <w:p>
+      <w:pPr>
+        <w:rPr>
+          <w:rFonts w:ascii="Times New Roman" w:hAnsi="Times New Roman" w:cs="Times New Roman"/>
+          <w:sz w:val="24"/>
+          <w:szCs w:val="24"/>
+        </w:rPr>
+      </w:pPr>
+      <w:r>
+        <w:rPr>
+          <w:rFonts w:ascii="Times New Roman" w:hAnsi="Times New Roman" w:cs="Times New Roman"/>
+          <w:sz w:val="24"/>
+          <w:szCs w:val="24"/>
+        </w:rPr>
+        <w:t>LAG() and LEAD() are window functions used to retrieve data from rows before and after a specified row. You can also refer to them as positional SQL functions.</w:t>
+      </w:r>
+    </w:p>
+    <w:p>
+      <w:pPr>
+        <w:rPr>
+          <w:rFonts w:ascii="Times New Roman" w:hAnsi="Times New Roman" w:cs="Times New Roman"/>
+          <w:sz w:val="24"/>
+          <w:szCs w:val="24"/>
+        </w:rPr>
+      </w:pPr>
+      <w:r>
+        <w:rPr>
+          <w:rFonts w:ascii="Times New Roman" w:hAnsi="Times New Roman" w:cs="Times New Roman"/>
+          <w:sz w:val="24"/>
+          <w:szCs w:val="24"/>
+        </w:rPr>
+        <w:t>LAG() allows you to access a value stored in rows before the current row. The row may be directly before or some rows before. Let's take a look at the syntax:</w:t>
+      </w:r>
+    </w:p>
+    <w:p>
+      <w:pPr>
+        <w:rPr>
+          <w:rFonts w:ascii="Times New Roman" w:hAnsi="Times New Roman" w:cs="Times New Roman"/>
+          <w:sz w:val="24"/>
+          <w:szCs w:val="24"/>
+        </w:rPr>
+      </w:pPr>
+      <w:r>
+        <w:rPr>
+          <w:rFonts w:ascii="Times New Roman" w:hAnsi="Times New Roman" w:cs="Times New Roman"/>
+          <w:noProof/>
           <w:sz w:val="24"/>
           <w:szCs w:val="24"/>
         </w:rPr>
@@ -16624,23 +14838,13 @@
           <w:szCs w:val="24"/>
         </w:rPr>
       </w:pPr>
-      <w:proofErr w:type="spellStart"/>
-      <w:r>
-        <w:rPr>
-          <w:rFonts w:ascii="Times New Roman" w:hAnsi="Times New Roman" w:cs="Times New Roman"/>
-          <w:sz w:val="24"/>
-          <w:szCs w:val="24"/>
-        </w:rPr>
-        <w:t>column_name</w:t>
-      </w:r>
-      <w:proofErr w:type="spellEnd"/>
-      <w:r>
-        <w:rPr>
-          <w:rFonts w:ascii="Times New Roman" w:hAnsi="Times New Roman" w:cs="Times New Roman"/>
-          <w:sz w:val="24"/>
-          <w:szCs w:val="24"/>
-        </w:rPr>
-        <w:t>: This specifies the column to fetch from the previous row.</w:t>
+      <w:r>
+        <w:rPr>
+          <w:rFonts w:ascii="Times New Roman" w:hAnsi="Times New Roman" w:cs="Times New Roman"/>
+          <w:sz w:val="24"/>
+          <w:szCs w:val="24"/>
+        </w:rPr>
+        <w:t>column_name: This specifies the column to fetch from the previous row.</w:t>
       </w:r>
     </w:p>
     <w:p>
@@ -16678,23 +14882,13 @@
           <w:szCs w:val="24"/>
         </w:rPr>
       </w:pPr>
-      <w:proofErr w:type="spellStart"/>
-      <w:r>
-        <w:rPr>
-          <w:rFonts w:ascii="Times New Roman" w:hAnsi="Times New Roman" w:cs="Times New Roman"/>
-          <w:sz w:val="24"/>
-          <w:szCs w:val="24"/>
-        </w:rPr>
-        <w:t>default_value</w:t>
-      </w:r>
-      <w:proofErr w:type="spellEnd"/>
-      <w:r>
-        <w:rPr>
-          <w:rFonts w:ascii="Times New Roman" w:hAnsi="Times New Roman" w:cs="Times New Roman"/>
-          <w:sz w:val="24"/>
-          <w:szCs w:val="24"/>
-        </w:rPr>
-        <w:t>: This is the value to assign when no previous row exists. It is optional, and the default is NULL.</w:t>
+      <w:r>
+        <w:rPr>
+          <w:rFonts w:ascii="Times New Roman" w:hAnsi="Times New Roman" w:cs="Times New Roman"/>
+          <w:sz w:val="24"/>
+          <w:szCs w:val="24"/>
+        </w:rPr>
+        <w:t>default_value: This is the value to assign when no previous row exists. It is optional, and the default is NULL.</w:t>
       </w:r>
     </w:p>
     <w:p>
@@ -16711,13 +14905,14 @@
       <w:r>
         <w:rPr>
           <w:rFonts w:ascii="Times New Roman" w:hAnsi="Times New Roman" w:cs="Times New Roman"/>
+          <w:noProof/>
           <w:sz w:val="24"/>
           <w:szCs w:val="24"/>
         </w:rPr>
         <w:drawing>
-          <wp:inline distT="0" distB="0" distL="0" distR="0" wp14:anchorId="29406580" wp14:editId="26829B25">
-            <wp:extent cx="5410669" cy="3787468"/>
-            <wp:effectExtent l="0" t="0" r="0" b="3810"/>
+          <wp:inline distT="0" distB="0" distL="0" distR="0" wp14:anchorId="29406580" wp14:editId="69C1B3BC">
+            <wp:extent cx="3635829" cy="2545080"/>
+            <wp:effectExtent l="0" t="0" r="3175" b="7620"/>
             <wp:docPr id="1406961810" name="Picture 1"/>
             <wp:cNvGraphicFramePr>
               <a:graphicFrameLocks xmlns:a="http://schemas.openxmlformats.org/drawingml/2006/main" noChangeAspect="1"/>
@@ -16738,7 +14933,7 @@
                   <pic:spPr>
                     <a:xfrm>
                       <a:off x="0" y="0"/>
-                      <a:ext cx="5410669" cy="3787468"/>
+                      <a:ext cx="3639687" cy="2547781"/>
                     </a:xfrm>
                     <a:prstGeom prst="rect">
                       <a:avLst/>
@@ -16765,10 +14960,10 @@
       <w:r>
         <w:rPr>
           <w:rFonts w:ascii="Times New Roman" w:hAnsi="Times New Roman" w:cs="Times New Roman"/>
-          <w:sz w:val="24"/>
-          <w:szCs w:val="24"/>
-        </w:rPr>
-        <w:lastRenderedPageBreak/>
+          <w:noProof/>
+          <w:sz w:val="24"/>
+          <w:szCs w:val="24"/>
+        </w:rPr>
         <w:drawing>
           <wp:inline distT="0" distB="0" distL="0" distR="0" wp14:anchorId="47C89B24" wp14:editId="75F47F27">
             <wp:extent cx="4214225" cy="1341236"/>
@@ -16820,13 +15015,15 @@
       <w:r>
         <w:rPr>
           <w:rFonts w:ascii="Times New Roman" w:hAnsi="Times New Roman" w:cs="Times New Roman"/>
-          <w:sz w:val="24"/>
-          <w:szCs w:val="24"/>
-        </w:rPr>
+          <w:noProof/>
+          <w:sz w:val="24"/>
+          <w:szCs w:val="24"/>
+        </w:rPr>
+        <w:lastRenderedPageBreak/>
         <w:drawing>
-          <wp:inline distT="0" distB="0" distL="0" distR="0" wp14:anchorId="6643D007" wp14:editId="52909481">
-            <wp:extent cx="5395428" cy="3825572"/>
-            <wp:effectExtent l="0" t="0" r="0" b="3810"/>
+          <wp:inline distT="0" distB="0" distL="0" distR="0" wp14:anchorId="6643D007" wp14:editId="6B082A58">
+            <wp:extent cx="3460512" cy="2453640"/>
+            <wp:effectExtent l="0" t="0" r="6985" b="3810"/>
             <wp:docPr id="794429158" name="Picture 1"/>
             <wp:cNvGraphicFramePr>
               <a:graphicFrameLocks xmlns:a="http://schemas.openxmlformats.org/drawingml/2006/main" noChangeAspect="1"/>
@@ -16847,7 +15044,7 @@
                   <pic:spPr>
                     <a:xfrm>
                       <a:off x="0" y="0"/>
-                      <a:ext cx="5395428" cy="3825572"/>
+                      <a:ext cx="3465639" cy="2457275"/>
                     </a:xfrm>
                     <a:prstGeom prst="rect">
                       <a:avLst/>
@@ -16877,43 +15074,7 @@
           <w:sz w:val="24"/>
           <w:szCs w:val="24"/>
         </w:rPr>
-        <w:t xml:space="preserve">You use the </w:t>
-      </w:r>
-      <w:proofErr w:type="gramStart"/>
-      <w:r>
-        <w:rPr>
-          <w:rFonts w:ascii="Times New Roman" w:hAnsi="Times New Roman" w:cs="Times New Roman"/>
-          <w:sz w:val="24"/>
-          <w:szCs w:val="24"/>
-        </w:rPr>
-        <w:t>LEAD(</w:t>
-      </w:r>
-      <w:proofErr w:type="gramEnd"/>
-      <w:r>
-        <w:rPr>
-          <w:rFonts w:ascii="Times New Roman" w:hAnsi="Times New Roman" w:cs="Times New Roman"/>
-          <w:sz w:val="24"/>
-          <w:szCs w:val="24"/>
-        </w:rPr>
-        <w:t xml:space="preserve">) function to get data from rows after the current row. Its syntax is similar to that of the </w:t>
-      </w:r>
-      <w:proofErr w:type="gramStart"/>
-      <w:r>
-        <w:rPr>
-          <w:rFonts w:ascii="Times New Roman" w:hAnsi="Times New Roman" w:cs="Times New Roman"/>
-          <w:sz w:val="24"/>
-          <w:szCs w:val="24"/>
-        </w:rPr>
-        <w:t>LAG(</w:t>
-      </w:r>
-      <w:proofErr w:type="gramEnd"/>
-      <w:r>
-        <w:rPr>
-          <w:rFonts w:ascii="Times New Roman" w:hAnsi="Times New Roman" w:cs="Times New Roman"/>
-          <w:sz w:val="24"/>
-          <w:szCs w:val="24"/>
-        </w:rPr>
-        <w:t>) function. You can use it for forecasting future trends by looking ahead.</w:t>
+        <w:t>You use the LEAD() function to get data from rows after the current row. Its syntax is similar to that of the LAG() function. You can use it for forecasting future trends by looking ahead.</w:t>
       </w:r>
     </w:p>
     <w:p>
@@ -16933,25 +15094,7 @@
           <w:sz w:val="24"/>
           <w:szCs w:val="24"/>
         </w:rPr>
-        <w:t xml:space="preserve">The query using the </w:t>
-      </w:r>
-      <w:proofErr w:type="gramStart"/>
-      <w:r>
-        <w:rPr>
-          <w:rFonts w:ascii="Times New Roman" w:hAnsi="Times New Roman" w:cs="Times New Roman"/>
-          <w:sz w:val="24"/>
-          <w:szCs w:val="24"/>
-        </w:rPr>
-        <w:t>LEAD(</w:t>
-      </w:r>
-      <w:proofErr w:type="gramEnd"/>
-      <w:r>
-        <w:rPr>
-          <w:rFonts w:ascii="Times New Roman" w:hAnsi="Times New Roman" w:cs="Times New Roman"/>
-          <w:sz w:val="24"/>
-          <w:szCs w:val="24"/>
-        </w:rPr>
-        <w:t>) function is shown below.</w:t>
+        <w:t>The query using the LEAD() function is shown below.</w:t>
       </w:r>
     </w:p>
     <w:p>
@@ -16968,6 +15111,7 @@
       <w:r>
         <w:rPr>
           <w:rFonts w:ascii="Times New Roman" w:hAnsi="Times New Roman" w:cs="Times New Roman"/>
+          <w:noProof/>
           <w:sz w:val="24"/>
           <w:szCs w:val="24"/>
         </w:rPr>
@@ -17022,13 +15166,14 @@
       <w:r>
         <w:rPr>
           <w:rFonts w:ascii="Times New Roman" w:hAnsi="Times New Roman" w:cs="Times New Roman"/>
+          <w:noProof/>
           <w:sz w:val="24"/>
           <w:szCs w:val="24"/>
         </w:rPr>
         <w:drawing>
-          <wp:inline distT="0" distB="0" distL="0" distR="0" wp14:anchorId="6D8DB046" wp14:editId="6FB066F6">
-            <wp:extent cx="5646909" cy="3657917"/>
-            <wp:effectExtent l="0" t="0" r="0" b="0"/>
+          <wp:inline distT="0" distB="0" distL="0" distR="0" wp14:anchorId="6D8DB046" wp14:editId="0A83EB53">
+            <wp:extent cx="3576066" cy="2316480"/>
+            <wp:effectExtent l="0" t="0" r="5715" b="7620"/>
             <wp:docPr id="531584376" name="Picture 1"/>
             <wp:cNvGraphicFramePr>
               <a:graphicFrameLocks xmlns:a="http://schemas.openxmlformats.org/drawingml/2006/main" noChangeAspect="1"/>
@@ -17049,7 +15194,7 @@
                   <pic:spPr>
                     <a:xfrm>
                       <a:off x="0" y="0"/>
-                      <a:ext cx="5646909" cy="3657917"/>
+                      <a:ext cx="3580847" cy="2319577"/>
                     </a:xfrm>
                     <a:prstGeom prst="rect">
                       <a:avLst/>
@@ -17095,17 +15240,7 @@
           <w:sz w:val="24"/>
           <w:szCs w:val="24"/>
         </w:rPr>
-        <w:t xml:space="preserve">159. </w:t>
-      </w:r>
-      <w:r>
-        <w:rPr>
-          <w:rFonts w:ascii="Times New Roman" w:hAnsi="Times New Roman" w:cs="Times New Roman"/>
-          <w:b/>
-          <w:bCs/>
-          <w:sz w:val="24"/>
-          <w:szCs w:val="24"/>
-        </w:rPr>
-        <w:t>How will you detect gaps in a sequence of dates per user?</w:t>
+        <w:t>159. How will you detect gaps in a sequence of dates per user?</w:t>
       </w:r>
     </w:p>
     <w:p>
@@ -17125,25 +15260,7 @@
           <w:sz w:val="24"/>
           <w:szCs w:val="24"/>
         </w:rPr>
-        <w:t xml:space="preserve">You will use the </w:t>
-      </w:r>
-      <w:proofErr w:type="gramStart"/>
-      <w:r>
-        <w:rPr>
-          <w:rFonts w:ascii="Times New Roman" w:hAnsi="Times New Roman" w:cs="Times New Roman"/>
-          <w:sz w:val="24"/>
-          <w:szCs w:val="24"/>
-        </w:rPr>
-        <w:t>LAG(</w:t>
-      </w:r>
-      <w:proofErr w:type="gramEnd"/>
-      <w:r>
-        <w:rPr>
-          <w:rFonts w:ascii="Times New Roman" w:hAnsi="Times New Roman" w:cs="Times New Roman"/>
-          <w:sz w:val="24"/>
-          <w:szCs w:val="24"/>
-        </w:rPr>
-        <w:t>) function to detect gaps in a sequence of dates per user. You will compare each date with the previous one and check if the difference is greater than 1.</w:t>
+        <w:t>You will use the LAG() function to detect gaps in a sequence of dates per user. You will compare each date with the previous one and check if the difference is greater than 1.</w:t>
       </w:r>
     </w:p>
     <w:p>
@@ -17179,61 +15296,7 @@
           <w:sz w:val="24"/>
           <w:szCs w:val="24"/>
         </w:rPr>
-        <w:t xml:space="preserve">160. </w:t>
-      </w:r>
-      <w:r>
-        <w:rPr>
-          <w:rFonts w:ascii="Times New Roman" w:hAnsi="Times New Roman" w:cs="Times New Roman"/>
-          <w:b/>
-          <w:bCs/>
-          <w:sz w:val="24"/>
-          <w:szCs w:val="24"/>
-        </w:rPr>
-        <w:t xml:space="preserve">What does the </w:t>
-      </w:r>
-      <w:proofErr w:type="gramStart"/>
-      <w:r>
-        <w:rPr>
-          <w:rFonts w:ascii="Times New Roman" w:hAnsi="Times New Roman" w:cs="Times New Roman"/>
-          <w:b/>
-          <w:bCs/>
-          <w:sz w:val="24"/>
-          <w:szCs w:val="24"/>
-        </w:rPr>
-        <w:t>NTILE(</w:t>
-      </w:r>
-      <w:proofErr w:type="gramEnd"/>
-      <w:r>
-        <w:rPr>
-          <w:rFonts w:ascii="Times New Roman" w:hAnsi="Times New Roman" w:cs="Times New Roman"/>
-          <w:b/>
-          <w:bCs/>
-          <w:sz w:val="24"/>
-          <w:szCs w:val="24"/>
-        </w:rPr>
-        <w:t xml:space="preserve">) function do, and how might it be useful in </w:t>
-      </w:r>
-      <w:proofErr w:type="spellStart"/>
-      <w:r>
-        <w:rPr>
-          <w:rFonts w:ascii="Times New Roman" w:hAnsi="Times New Roman" w:cs="Times New Roman"/>
-          <w:b/>
-          <w:bCs/>
-          <w:sz w:val="24"/>
-          <w:szCs w:val="24"/>
-        </w:rPr>
-        <w:t>analyzing</w:t>
-      </w:r>
-      <w:proofErr w:type="spellEnd"/>
-      <w:r>
-        <w:rPr>
-          <w:rFonts w:ascii="Times New Roman" w:hAnsi="Times New Roman" w:cs="Times New Roman"/>
-          <w:b/>
-          <w:bCs/>
-          <w:sz w:val="24"/>
-          <w:szCs w:val="24"/>
-        </w:rPr>
-        <w:t xml:space="preserve"> data?</w:t>
+        <w:t>160. What does the NTILE() function do, and how might it be useful in analyzing data?</w:t>
       </w:r>
     </w:p>
     <w:p>
@@ -17247,42 +15310,13 @@
           <w:szCs w:val="24"/>
         </w:rPr>
       </w:pPr>
-      <w:proofErr w:type="gramStart"/>
-      <w:r>
-        <w:rPr>
-          <w:rFonts w:ascii="Times New Roman" w:hAnsi="Times New Roman" w:cs="Times New Roman"/>
-          <w:sz w:val="24"/>
-          <w:szCs w:val="24"/>
-        </w:rPr>
-        <w:lastRenderedPageBreak/>
-        <w:t>NTILE(</w:t>
-      </w:r>
-      <w:proofErr w:type="gramEnd"/>
-      <w:r>
-        <w:rPr>
-          <w:rFonts w:ascii="Times New Roman" w:hAnsi="Times New Roman" w:cs="Times New Roman"/>
-          <w:sz w:val="24"/>
-          <w:szCs w:val="24"/>
-        </w:rPr>
-        <w:t xml:space="preserve">) is a window function that divides rows into a pre-defined number of roughly equal groups. It's like breaking your data into different sets based on your defined criteria. For example, let's say you have some student scores from 1 to 100; you can use the </w:t>
-      </w:r>
-      <w:proofErr w:type="gramStart"/>
-      <w:r>
-        <w:rPr>
-          <w:rFonts w:ascii="Times New Roman" w:hAnsi="Times New Roman" w:cs="Times New Roman"/>
-          <w:sz w:val="24"/>
-          <w:szCs w:val="24"/>
-        </w:rPr>
-        <w:t>NTILE(</w:t>
-      </w:r>
-      <w:proofErr w:type="gramEnd"/>
-      <w:r>
-        <w:rPr>
-          <w:rFonts w:ascii="Times New Roman" w:hAnsi="Times New Roman" w:cs="Times New Roman"/>
-          <w:sz w:val="24"/>
-          <w:szCs w:val="24"/>
-        </w:rPr>
-        <w:t>) function to categorize the scores into different groups or buckets.</w:t>
+      <w:r>
+        <w:rPr>
+          <w:rFonts w:ascii="Times New Roman" w:hAnsi="Times New Roman" w:cs="Times New Roman"/>
+          <w:sz w:val="24"/>
+          <w:szCs w:val="24"/>
+        </w:rPr>
+        <w:t>NTILE() is a window function that divides rows into a pre-defined number of roughly equal groups. It's like breaking your data into different sets based on your defined criteria. For example, let's say you have some student scores from 1 to 100; you can use the NTILE() function to categorize the scores into different groups or buckets.</w:t>
       </w:r>
     </w:p>
     <w:p>
@@ -17302,25 +15336,8 @@
           <w:sz w:val="24"/>
           <w:szCs w:val="24"/>
         </w:rPr>
-        <w:t xml:space="preserve">The syntax of the </w:t>
-      </w:r>
-      <w:proofErr w:type="gramStart"/>
-      <w:r>
-        <w:rPr>
-          <w:rFonts w:ascii="Times New Roman" w:hAnsi="Times New Roman" w:cs="Times New Roman"/>
-          <w:sz w:val="24"/>
-          <w:szCs w:val="24"/>
-        </w:rPr>
-        <w:t>NTILE(</w:t>
-      </w:r>
-      <w:proofErr w:type="gramEnd"/>
-      <w:r>
-        <w:rPr>
-          <w:rFonts w:ascii="Times New Roman" w:hAnsi="Times New Roman" w:cs="Times New Roman"/>
-          <w:sz w:val="24"/>
-          <w:szCs w:val="24"/>
-        </w:rPr>
-        <w:t>) function is:</w:t>
+        <w:lastRenderedPageBreak/>
+        <w:t>The syntax of the NTILE() function is:</w:t>
       </w:r>
     </w:p>
     <w:p>
@@ -17337,6 +15354,7 @@
       <w:r>
         <w:rPr>
           <w:rFonts w:ascii="Times New Roman" w:hAnsi="Times New Roman" w:cs="Times New Roman"/>
+          <w:noProof/>
           <w:sz w:val="24"/>
           <w:szCs w:val="24"/>
         </w:rPr>
@@ -17441,6 +15459,7 @@
       <w:r>
         <w:rPr>
           <w:rFonts w:ascii="Times New Roman" w:hAnsi="Times New Roman" w:cs="Times New Roman"/>
+          <w:noProof/>
           <w:sz w:val="24"/>
           <w:szCs w:val="24"/>
         </w:rPr>
@@ -17498,25 +15517,7 @@
           <w:sz w:val="24"/>
           <w:szCs w:val="24"/>
         </w:rPr>
-        <w:t xml:space="preserve">The </w:t>
-      </w:r>
-      <w:proofErr w:type="gramStart"/>
-      <w:r>
-        <w:rPr>
-          <w:rFonts w:ascii="Times New Roman" w:hAnsi="Times New Roman" w:cs="Times New Roman"/>
-          <w:sz w:val="24"/>
-          <w:szCs w:val="24"/>
-        </w:rPr>
-        <w:t>NTILE(</w:t>
-      </w:r>
-      <w:proofErr w:type="gramEnd"/>
-      <w:r>
-        <w:rPr>
-          <w:rFonts w:ascii="Times New Roman" w:hAnsi="Times New Roman" w:cs="Times New Roman"/>
-          <w:sz w:val="24"/>
-          <w:szCs w:val="24"/>
-        </w:rPr>
-        <w:t>) function is useful in data analysis because it can detect outliers in a data set and create histograms of data. It can also create percentiles and quartiles for data distribution.</w:t>
+        <w:t>The NTILE() function is useful in data analysis because it can detect outliers in a data set and create histograms of data. It can also create percentiles and quartiles for data distribution.</w:t>
       </w:r>
     </w:p>
     <w:p>
@@ -17552,17 +15553,7 @@
           <w:sz w:val="24"/>
           <w:szCs w:val="24"/>
         </w:rPr>
-        <w:t xml:space="preserve">161. </w:t>
-      </w:r>
-      <w:r>
-        <w:rPr>
-          <w:rFonts w:ascii="Times New Roman" w:hAnsi="Times New Roman" w:cs="Times New Roman"/>
-          <w:b/>
-          <w:bCs/>
-          <w:sz w:val="24"/>
-          <w:szCs w:val="24"/>
-        </w:rPr>
-        <w:t>How would you optimize slow-running queries?</w:t>
+        <w:t>161. How would you optimize slow-running queries?</w:t>
       </w:r>
     </w:p>
     <w:p>
@@ -17587,25 +15578,7 @@
           <w:sz w:val="24"/>
           <w:szCs w:val="24"/>
         </w:rPr>
-        <w:t xml:space="preserve">To optimize slow-running queries, you need to </w:t>
-      </w:r>
-      <w:proofErr w:type="spellStart"/>
-      <w:r>
-        <w:rPr>
-          <w:rFonts w:ascii="Times New Roman" w:hAnsi="Times New Roman" w:cs="Times New Roman"/>
-          <w:sz w:val="24"/>
-          <w:szCs w:val="24"/>
-        </w:rPr>
-        <w:t>analyze</w:t>
-      </w:r>
-      <w:proofErr w:type="spellEnd"/>
-      <w:r>
-        <w:rPr>
-          <w:rFonts w:ascii="Times New Roman" w:hAnsi="Times New Roman" w:cs="Times New Roman"/>
-          <w:sz w:val="24"/>
-          <w:szCs w:val="24"/>
-        </w:rPr>
-        <w:t xml:space="preserve"> the query first to know what to optimize. You can perform different optimizations depending on the query. Some of the optimizations include:</w:t>
+        <w:t>To optimize slow-running queries, you need to analyze the query first to know what to optimize. You can perform different optimizations depending on the query. Some of the optimizations include:</w:t>
       </w:r>
     </w:p>
     <w:p>
@@ -17630,25 +15603,7 @@
           <w:sz w:val="24"/>
           <w:szCs w:val="24"/>
         </w:rPr>
-        <w:t xml:space="preserve">Using indexes effectively: Indexes speed up queries by enabling the database to find entries that fit specific criteria quickly. Indexing is the process of mapping the values of one or more columns to a unique value that makes it easy to search for rows that match a search </w:t>
-      </w:r>
-      <w:proofErr w:type="gramStart"/>
-      <w:r>
-        <w:rPr>
-          <w:rFonts w:ascii="Times New Roman" w:hAnsi="Times New Roman" w:cs="Times New Roman"/>
-          <w:sz w:val="24"/>
-          <w:szCs w:val="24"/>
-        </w:rPr>
-        <w:t>criteria</w:t>
-      </w:r>
-      <w:proofErr w:type="gramEnd"/>
-      <w:r>
-        <w:rPr>
-          <w:rFonts w:ascii="Times New Roman" w:hAnsi="Times New Roman" w:cs="Times New Roman"/>
-          <w:sz w:val="24"/>
-          <w:szCs w:val="24"/>
-        </w:rPr>
-        <w:t>. You can create indexes on columns used frequently in the WHERE, JOIN, and ORDER BY clauses. However, note that creating too many indexes can slow down inserts, updates, and deletions.</w:t>
+        <w:t>Using indexes effectively: Indexes speed up queries by enabling the database to find entries that fit specific criteria quickly. Indexing is the process of mapping the values of one or more columns to a unique value that makes it easy to search for rows that match a search criteria. You can create indexes on columns used frequently in the WHERE, JOIN, and ORDER BY clauses. However, note that creating too many indexes can slow down inserts, updates, and deletions.</w:t>
       </w:r>
     </w:p>
     <w:p>
@@ -17673,43 +15628,7 @@
           <w:sz w:val="24"/>
           <w:szCs w:val="24"/>
         </w:rPr>
-        <w:t>**Avoid SELECT **</w:t>
-      </w:r>
-      <w:proofErr w:type="gramStart"/>
-      <w:r>
-        <w:rPr>
-          <w:rFonts w:ascii="Times New Roman" w:hAnsi="Times New Roman" w:cs="Times New Roman"/>
-          <w:sz w:val="24"/>
-          <w:szCs w:val="24"/>
-        </w:rPr>
-        <w:t>* :</w:t>
-      </w:r>
-      <w:proofErr w:type="gramEnd"/>
-      <w:r>
-        <w:rPr>
-          <w:rFonts w:ascii="Times New Roman" w:hAnsi="Times New Roman" w:cs="Times New Roman"/>
-          <w:sz w:val="24"/>
-          <w:szCs w:val="24"/>
-        </w:rPr>
-        <w:t xml:space="preserve"> Using the SELECT ***** statement can slow down your query performance because it returns all the columns in a table including the ones not needed for the query. You should select only the columns that you need for a query for optimal performance. </w:t>
-      </w:r>
-      <w:proofErr w:type="gramStart"/>
-      <w:r>
-        <w:rPr>
-          <w:rFonts w:ascii="Times New Roman" w:hAnsi="Times New Roman" w:cs="Times New Roman"/>
-          <w:sz w:val="24"/>
-          <w:szCs w:val="24"/>
-        </w:rPr>
-        <w:t>So</w:t>
-      </w:r>
-      <w:proofErr w:type="gramEnd"/>
-      <w:r>
-        <w:rPr>
-          <w:rFonts w:ascii="Times New Roman" w:hAnsi="Times New Roman" w:cs="Times New Roman"/>
-          <w:sz w:val="24"/>
-          <w:szCs w:val="24"/>
-        </w:rPr>
-        <w:t xml:space="preserve"> when you see a query that selects all columns, you should check if all the columns are really needed and used further down the query chain.</w:t>
+        <w:t>**Avoid SELECT *** : Using the SELECT ***** statement can slow down your query performance because it returns all the columns in a table including the ones not needed for the query. You should select only the columns that you need for a query for optimal performance. So when you see a query that selects all columns, you should check if all the columns are really needed and used further down the query chain.</w:t>
       </w:r>
     </w:p>
     <w:p>
@@ -17795,17 +15714,7 @@
           <w:sz w:val="24"/>
           <w:szCs w:val="24"/>
         </w:rPr>
-        <w:t xml:space="preserve">162. </w:t>
-      </w:r>
-      <w:r>
-        <w:rPr>
-          <w:rFonts w:ascii="Times New Roman" w:hAnsi="Times New Roman" w:cs="Times New Roman"/>
-          <w:b/>
-          <w:bCs/>
-          <w:sz w:val="24"/>
-          <w:szCs w:val="24"/>
-        </w:rPr>
-        <w:t>Why should you avoid SELECT * in production code?</w:t>
+        <w:t>162. Why should you avoid SELECT * in production code?</w:t>
       </w:r>
     </w:p>
     <w:p>
@@ -17900,6 +15809,7 @@
           <w:sz w:val="24"/>
           <w:szCs w:val="24"/>
         </w:rPr>
+        <w:lastRenderedPageBreak/>
         <w:t>More application memory: The return of a lot of data would make your application require more memory to hold the unnecessary data which might you might not use and this impacts application performance.</w:t>
       </w:r>
     </w:p>
@@ -17961,17 +15871,7 @@
           <w:sz w:val="24"/>
           <w:szCs w:val="24"/>
         </w:rPr>
-        <w:t xml:space="preserve">163. </w:t>
-      </w:r>
-      <w:r>
-        <w:rPr>
-          <w:rFonts w:ascii="Times New Roman" w:hAnsi="Times New Roman" w:cs="Times New Roman"/>
-          <w:b/>
-          <w:bCs/>
-          <w:sz w:val="24"/>
-          <w:szCs w:val="24"/>
-        </w:rPr>
-        <w:t>What is the impact of missing indexes?</w:t>
+        <w:t>163. What is the impact of missing indexes?</w:t>
       </w:r>
     </w:p>
     <w:p>
@@ -18127,39 +16027,7 @@
           <w:sz w:val="24"/>
           <w:szCs w:val="24"/>
         </w:rPr>
-        <w:t>164.</w:t>
-      </w:r>
-      <w:r>
-        <w:rPr>
-          <w:rFonts w:ascii="Times New Roman" w:hAnsi="Times New Roman" w:cs="Times New Roman"/>
-          <w:b/>
-          <w:bCs/>
-          <w:sz w:val="24"/>
-          <w:szCs w:val="24"/>
-        </w:rPr>
-        <w:t xml:space="preserve">What is a </w:t>
-      </w:r>
-      <w:proofErr w:type="spellStart"/>
-      <w:r>
-        <w:rPr>
-          <w:rFonts w:ascii="Times New Roman" w:hAnsi="Times New Roman" w:cs="Times New Roman"/>
-          <w:b/>
-          <w:bCs/>
-          <w:sz w:val="24"/>
-          <w:szCs w:val="24"/>
-        </w:rPr>
-        <w:t>SARGable</w:t>
-      </w:r>
-      <w:proofErr w:type="spellEnd"/>
-      <w:r>
-        <w:rPr>
-          <w:rFonts w:ascii="Times New Roman" w:hAnsi="Times New Roman" w:cs="Times New Roman"/>
-          <w:b/>
-          <w:bCs/>
-          <w:sz w:val="24"/>
-          <w:szCs w:val="24"/>
-        </w:rPr>
-        <w:t xml:space="preserve"> query?</w:t>
+        <w:t>164.What is a SARGable query?</w:t>
       </w:r>
     </w:p>
     <w:p>
@@ -18173,59 +16041,13 @@
           <w:szCs w:val="24"/>
         </w:rPr>
       </w:pPr>
-      <w:proofErr w:type="spellStart"/>
-      <w:r>
-        <w:rPr>
-          <w:rFonts w:ascii="Times New Roman" w:hAnsi="Times New Roman" w:cs="Times New Roman"/>
-          <w:sz w:val="24"/>
-          <w:szCs w:val="24"/>
-        </w:rPr>
-        <w:t>SARGable</w:t>
-      </w:r>
-      <w:proofErr w:type="spellEnd"/>
-      <w:r>
-        <w:rPr>
-          <w:rFonts w:ascii="Times New Roman" w:hAnsi="Times New Roman" w:cs="Times New Roman"/>
-          <w:sz w:val="24"/>
-          <w:szCs w:val="24"/>
-        </w:rPr>
-        <w:t xml:space="preserve"> stands for Search </w:t>
-      </w:r>
-      <w:proofErr w:type="spellStart"/>
-      <w:r>
-        <w:rPr>
-          <w:rFonts w:ascii="Times New Roman" w:hAnsi="Times New Roman" w:cs="Times New Roman"/>
-          <w:sz w:val="24"/>
-          <w:szCs w:val="24"/>
-        </w:rPr>
-        <w:t>Argumentable</w:t>
-      </w:r>
-      <w:proofErr w:type="spellEnd"/>
-      <w:r>
-        <w:rPr>
-          <w:rFonts w:ascii="Times New Roman" w:hAnsi="Times New Roman" w:cs="Times New Roman"/>
-          <w:sz w:val="24"/>
-          <w:szCs w:val="24"/>
-        </w:rPr>
-        <w:t xml:space="preserve"> query, which uses indexes and leads to efficient queries. If a query is </w:t>
-      </w:r>
-      <w:proofErr w:type="spellStart"/>
-      <w:r>
-        <w:rPr>
-          <w:rFonts w:ascii="Times New Roman" w:hAnsi="Times New Roman" w:cs="Times New Roman"/>
-          <w:sz w:val="24"/>
-          <w:szCs w:val="24"/>
-        </w:rPr>
-        <w:t>SARGable</w:t>
-      </w:r>
-      <w:proofErr w:type="spellEnd"/>
-      <w:r>
-        <w:rPr>
-          <w:rFonts w:ascii="Times New Roman" w:hAnsi="Times New Roman" w:cs="Times New Roman"/>
-          <w:sz w:val="24"/>
-          <w:szCs w:val="24"/>
-        </w:rPr>
-        <w:t>, the database engine quickly locates rows using indexes, avoids scanning the whole table, and improves query performance.</w:t>
+      <w:r>
+        <w:rPr>
+          <w:rFonts w:ascii="Times New Roman" w:hAnsi="Times New Roman" w:cs="Times New Roman"/>
+          <w:sz w:val="24"/>
+          <w:szCs w:val="24"/>
+        </w:rPr>
+        <w:t>SARGable stands for Search Argumentable query, which uses indexes and leads to efficient queries. If a query is SARGable, the database engine quickly locates rows using indexes, avoids scanning the whole table, and improves query performance.</w:t>
       </w:r>
     </w:p>
     <w:p>
@@ -18261,18 +16083,7 @@
           <w:sz w:val="24"/>
           <w:szCs w:val="24"/>
         </w:rPr>
-        <w:lastRenderedPageBreak/>
-        <w:t>165.</w:t>
-      </w:r>
-      <w:r>
-        <w:rPr>
-          <w:rFonts w:ascii="Times New Roman" w:hAnsi="Times New Roman" w:cs="Times New Roman"/>
-          <w:b/>
-          <w:bCs/>
-          <w:sz w:val="24"/>
-          <w:szCs w:val="24"/>
-        </w:rPr>
-        <w:t>What are some common mistakes when using GROUP BY?</w:t>
+        <w:t>165.What are some common mistakes when using GROUP BY?</w:t>
       </w:r>
     </w:p>
     <w:p>
@@ -18334,6 +16145,7 @@
       <w:r>
         <w:rPr>
           <w:rFonts w:ascii="Times New Roman" w:hAnsi="Times New Roman" w:cs="Times New Roman"/>
+          <w:noProof/>
           <w:sz w:val="24"/>
           <w:szCs w:val="24"/>
         </w:rPr>
@@ -18408,6 +16220,7 @@
       <w:r>
         <w:rPr>
           <w:rFonts w:ascii="Times New Roman" w:hAnsi="Times New Roman" w:cs="Times New Roman"/>
+          <w:noProof/>
           <w:sz w:val="24"/>
           <w:szCs w:val="24"/>
         </w:rPr>
@@ -18528,17 +16341,7 @@
           <w:sz w:val="24"/>
           <w:szCs w:val="24"/>
         </w:rPr>
-        <w:t xml:space="preserve">166. </w:t>
-      </w:r>
-      <w:r>
-        <w:rPr>
-          <w:rFonts w:ascii="Times New Roman" w:hAnsi="Times New Roman" w:cs="Times New Roman"/>
-          <w:b/>
-          <w:bCs/>
-          <w:sz w:val="24"/>
-          <w:szCs w:val="24"/>
-        </w:rPr>
-        <w:t>Why can NOT IN lead to unexpected results with NULLS?</w:t>
+        <w:t>166. Why can NOT IN lead to unexpected results with NULLS?</w:t>
       </w:r>
     </w:p>
     <w:p>
@@ -18594,17 +16397,7 @@
           <w:sz w:val="24"/>
           <w:szCs w:val="24"/>
         </w:rPr>
-        <w:t>167.</w:t>
-      </w:r>
-      <w:r>
-        <w:rPr>
-          <w:rFonts w:ascii="Times New Roman" w:hAnsi="Times New Roman" w:cs="Times New Roman"/>
-          <w:b/>
-          <w:bCs/>
-          <w:sz w:val="24"/>
-          <w:szCs w:val="24"/>
-        </w:rPr>
-        <w:t>SQL Query to find the second highest salary of Employee</w:t>
+        <w:t>167.SQL Query to find the second highest salary of Employee</w:t>
       </w:r>
     </w:p>
     <w:p>
@@ -18676,29 +16469,7 @@
           <w:sz w:val="24"/>
           <w:szCs w:val="24"/>
         </w:rPr>
-        <w:t>F</w:t>
-      </w:r>
-      <w:r>
-        <w:rPr>
-          <w:rFonts w:ascii="Times New Roman" w:hAnsi="Times New Roman" w:cs="Times New Roman"/>
-          <w:b/>
-          <w:bCs/>
-          <w:color w:val="EE0000"/>
-          <w:sz w:val="24"/>
-          <w:szCs w:val="24"/>
-        </w:rPr>
-        <w:t>R</w:t>
-      </w:r>
-      <w:r>
-        <w:rPr>
-          <w:rFonts w:ascii="Times New Roman" w:hAnsi="Times New Roman" w:cs="Times New Roman"/>
-          <w:b/>
-          <w:bCs/>
-          <w:color w:val="EE0000"/>
-          <w:sz w:val="24"/>
-          <w:szCs w:val="24"/>
-        </w:rPr>
-        <w:t xml:space="preserve">OM Employee </w:t>
+        <w:t xml:space="preserve">FROM Employee </w:t>
       </w:r>
     </w:p>
     <w:p>
@@ -18724,31 +16495,7 @@
           <w:sz w:val="24"/>
           <w:szCs w:val="24"/>
         </w:rPr>
-        <w:t xml:space="preserve">WHERE Salary NOT IN (select MAX(Salary) from </w:t>
-      </w:r>
-      <w:proofErr w:type="gramStart"/>
-      <w:r>
-        <w:rPr>
-          <w:rFonts w:ascii="Times New Roman" w:hAnsi="Times New Roman" w:cs="Times New Roman"/>
-          <w:b/>
-          <w:bCs/>
-          <w:color w:val="EE0000"/>
-          <w:sz w:val="24"/>
-          <w:szCs w:val="24"/>
-        </w:rPr>
-        <w:t>Employee )</w:t>
-      </w:r>
-      <w:proofErr w:type="gramEnd"/>
-      <w:r>
-        <w:rPr>
-          <w:rFonts w:ascii="Times New Roman" w:hAnsi="Times New Roman" w:cs="Times New Roman"/>
-          <w:b/>
-          <w:bCs/>
-          <w:color w:val="EE0000"/>
-          <w:sz w:val="24"/>
-          <w:szCs w:val="24"/>
-        </w:rPr>
-        <w:t xml:space="preserve">; </w:t>
+        <w:t xml:space="preserve">WHERE Salary NOT IN (select MAX(Salary) from Employee ); </w:t>
       </w:r>
     </w:p>
     <w:p>
@@ -18784,17 +16531,7 @@
           <w:sz w:val="24"/>
           <w:szCs w:val="24"/>
         </w:rPr>
-        <w:t>168.</w:t>
-      </w:r>
-      <w:r>
-        <w:rPr>
-          <w:rFonts w:ascii="Times New Roman" w:hAnsi="Times New Roman" w:cs="Times New Roman"/>
-          <w:b/>
-          <w:bCs/>
-          <w:sz w:val="24"/>
-          <w:szCs w:val="24"/>
-        </w:rPr>
-        <w:t>SQL Query to find Max Salary from each department.</w:t>
+        <w:t>168.SQL Query to find Max Salary from each department.</w:t>
       </w:r>
     </w:p>
     <w:p>
@@ -18814,43 +16551,7 @@
           <w:sz w:val="24"/>
           <w:szCs w:val="24"/>
         </w:rPr>
-        <w:t xml:space="preserve">Answer: You can find the maximum salary for each department by grouping all records by </w:t>
-      </w:r>
-      <w:proofErr w:type="spellStart"/>
-      <w:r>
-        <w:rPr>
-          <w:rFonts w:ascii="Times New Roman" w:hAnsi="Times New Roman" w:cs="Times New Roman"/>
-          <w:sz w:val="24"/>
-          <w:szCs w:val="24"/>
-        </w:rPr>
-        <w:t>DeptId</w:t>
-      </w:r>
-      <w:proofErr w:type="spellEnd"/>
-      <w:r>
-        <w:rPr>
-          <w:rFonts w:ascii="Times New Roman" w:hAnsi="Times New Roman" w:cs="Times New Roman"/>
-          <w:sz w:val="24"/>
-          <w:szCs w:val="24"/>
-        </w:rPr>
-        <w:t xml:space="preserve"> and then using </w:t>
-      </w:r>
-      <w:proofErr w:type="gramStart"/>
-      <w:r>
-        <w:rPr>
-          <w:rFonts w:ascii="Times New Roman" w:hAnsi="Times New Roman" w:cs="Times New Roman"/>
-          <w:sz w:val="24"/>
-          <w:szCs w:val="24"/>
-        </w:rPr>
-        <w:t>MAX(</w:t>
-      </w:r>
-      <w:proofErr w:type="gramEnd"/>
-      <w:r>
-        <w:rPr>
-          <w:rFonts w:ascii="Times New Roman" w:hAnsi="Times New Roman" w:cs="Times New Roman"/>
-          <w:sz w:val="24"/>
-          <w:szCs w:val="24"/>
-        </w:rPr>
-        <w:t>) function to calculate the maximum salary in each group or each department.</w:t>
+        <w:t>Answer: You can find the maximum salary for each department by grouping all records by DeptId and then using MAX() function to calculate the maximum salary in each group or each department.</w:t>
       </w:r>
     </w:p>
     <w:p>
@@ -18876,31 +16577,7 @@
           <w:sz w:val="24"/>
           <w:szCs w:val="24"/>
         </w:rPr>
-        <w:t xml:space="preserve">SELECT </w:t>
-      </w:r>
-      <w:proofErr w:type="spellStart"/>
-      <w:r>
-        <w:rPr>
-          <w:rFonts w:ascii="Times New Roman" w:hAnsi="Times New Roman" w:cs="Times New Roman"/>
-          <w:b/>
-          <w:bCs/>
-          <w:color w:val="EE0000"/>
-          <w:sz w:val="24"/>
-          <w:szCs w:val="24"/>
-        </w:rPr>
-        <w:t>DeptID</w:t>
-      </w:r>
-      <w:proofErr w:type="spellEnd"/>
-      <w:r>
-        <w:rPr>
-          <w:rFonts w:ascii="Times New Roman" w:hAnsi="Times New Roman" w:cs="Times New Roman"/>
-          <w:b/>
-          <w:bCs/>
-          <w:color w:val="EE0000"/>
-          <w:sz w:val="24"/>
-          <w:szCs w:val="24"/>
-        </w:rPr>
-        <w:t xml:space="preserve">, MAX(Salary) </w:t>
+        <w:t xml:space="preserve">SELECT DeptID, MAX(Salary) </w:t>
       </w:r>
     </w:p>
     <w:p>
@@ -18952,31 +16629,7 @@
           <w:sz w:val="24"/>
           <w:szCs w:val="24"/>
         </w:rPr>
-        <w:t xml:space="preserve">GROUP BY </w:t>
-      </w:r>
-      <w:proofErr w:type="spellStart"/>
-      <w:r>
-        <w:rPr>
-          <w:rFonts w:ascii="Times New Roman" w:hAnsi="Times New Roman" w:cs="Times New Roman"/>
-          <w:b/>
-          <w:bCs/>
-          <w:color w:val="EE0000"/>
-          <w:sz w:val="24"/>
-          <w:szCs w:val="24"/>
-        </w:rPr>
-        <w:t>DeptID</w:t>
-      </w:r>
-      <w:proofErr w:type="spellEnd"/>
-      <w:r>
-        <w:rPr>
-          <w:rFonts w:ascii="Times New Roman" w:hAnsi="Times New Roman" w:cs="Times New Roman"/>
-          <w:b/>
-          <w:bCs/>
-          <w:color w:val="EE0000"/>
-          <w:sz w:val="24"/>
-          <w:szCs w:val="24"/>
-        </w:rPr>
-        <w:t>.</w:t>
+        <w:t>GROUP BY DeptID.</w:t>
       </w:r>
     </w:p>
     <w:p>
@@ -18996,25 +16649,7 @@
           <w:sz w:val="24"/>
           <w:szCs w:val="24"/>
         </w:rPr>
-        <w:t xml:space="preserve">These questions become more interesting if the Interviewer will ask you to print the department name instead of the department id, in that case, you need to join the Employee table with Department using the foreign key </w:t>
-      </w:r>
-      <w:proofErr w:type="spellStart"/>
-      <w:r>
-        <w:rPr>
-          <w:rFonts w:ascii="Times New Roman" w:hAnsi="Times New Roman" w:cs="Times New Roman"/>
-          <w:sz w:val="24"/>
-          <w:szCs w:val="24"/>
-        </w:rPr>
-        <w:t>DeptID</w:t>
-      </w:r>
-      <w:proofErr w:type="spellEnd"/>
-      <w:r>
-        <w:rPr>
-          <w:rFonts w:ascii="Times New Roman" w:hAnsi="Times New Roman" w:cs="Times New Roman"/>
-          <w:sz w:val="24"/>
-          <w:szCs w:val="24"/>
-        </w:rPr>
-        <w:t xml:space="preserve">, make sure you do LEFT or RIGHT OUTER JOIN to include departments without any employee as well. </w:t>
+        <w:t xml:space="preserve">These questions become more interesting if the Interviewer will ask you to print the department name instead of the department id, in that case, you need to join the Employee table with Department using the foreign key DeptID, make sure you do LEFT or RIGHT OUTER JOIN to include departments without any employee as well. </w:t>
       </w:r>
     </w:p>
     <w:p>
@@ -19060,31 +16695,7 @@
           <w:sz w:val="24"/>
           <w:szCs w:val="24"/>
         </w:rPr>
-        <w:t xml:space="preserve">SELECT </w:t>
-      </w:r>
-      <w:proofErr w:type="spellStart"/>
-      <w:r>
-        <w:rPr>
-          <w:rFonts w:ascii="Times New Roman" w:hAnsi="Times New Roman" w:cs="Times New Roman"/>
-          <w:b/>
-          <w:bCs/>
-          <w:color w:val="EE0000"/>
-          <w:sz w:val="24"/>
-          <w:szCs w:val="24"/>
-        </w:rPr>
-        <w:t>DeptName</w:t>
-      </w:r>
-      <w:proofErr w:type="spellEnd"/>
-      <w:r>
-        <w:rPr>
-          <w:rFonts w:ascii="Times New Roman" w:hAnsi="Times New Roman" w:cs="Times New Roman"/>
-          <w:b/>
-          <w:bCs/>
-          <w:color w:val="EE0000"/>
-          <w:sz w:val="24"/>
-          <w:szCs w:val="24"/>
-        </w:rPr>
-        <w:t xml:space="preserve">, MAX(Salary) </w:t>
+        <w:t xml:space="preserve">SELECT DeptName, MAX(Salary) </w:t>
       </w:r>
     </w:p>
     <w:p>
@@ -19136,59 +16747,7 @@
           <w:sz w:val="24"/>
           <w:szCs w:val="24"/>
         </w:rPr>
-        <w:t xml:space="preserve">ON </w:t>
-      </w:r>
-      <w:proofErr w:type="spellStart"/>
-      <w:proofErr w:type="gramStart"/>
-      <w:r>
-        <w:rPr>
-          <w:rFonts w:ascii="Times New Roman" w:hAnsi="Times New Roman" w:cs="Times New Roman"/>
-          <w:b/>
-          <w:bCs/>
-          <w:color w:val="EE0000"/>
-          <w:sz w:val="24"/>
-          <w:szCs w:val="24"/>
-        </w:rPr>
-        <w:t>e.DeptId</w:t>
-      </w:r>
-      <w:proofErr w:type="spellEnd"/>
-      <w:proofErr w:type="gramEnd"/>
-      <w:r>
-        <w:rPr>
-          <w:rFonts w:ascii="Times New Roman" w:hAnsi="Times New Roman" w:cs="Times New Roman"/>
-          <w:b/>
-          <w:bCs/>
-          <w:color w:val="EE0000"/>
-          <w:sz w:val="24"/>
-          <w:szCs w:val="24"/>
-        </w:rPr>
-        <w:t xml:space="preserve"> = </w:t>
-      </w:r>
-      <w:proofErr w:type="spellStart"/>
-      <w:proofErr w:type="gramStart"/>
-      <w:r>
-        <w:rPr>
-          <w:rFonts w:ascii="Times New Roman" w:hAnsi="Times New Roman" w:cs="Times New Roman"/>
-          <w:b/>
-          <w:bCs/>
-          <w:color w:val="EE0000"/>
-          <w:sz w:val="24"/>
-          <w:szCs w:val="24"/>
-        </w:rPr>
-        <w:t>d.DeptID</w:t>
-      </w:r>
-      <w:proofErr w:type="spellEnd"/>
-      <w:proofErr w:type="gramEnd"/>
-      <w:r>
-        <w:rPr>
-          <w:rFonts w:ascii="Times New Roman" w:hAnsi="Times New Roman" w:cs="Times New Roman"/>
-          <w:b/>
-          <w:bCs/>
-          <w:color w:val="EE0000"/>
-          <w:sz w:val="24"/>
-          <w:szCs w:val="24"/>
-        </w:rPr>
-        <w:t xml:space="preserve"> </w:t>
+        <w:t xml:space="preserve">ON e.DeptId = d.DeptID </w:t>
       </w:r>
     </w:p>
     <w:p>
@@ -19214,31 +16773,7 @@
           <w:sz w:val="24"/>
           <w:szCs w:val="24"/>
         </w:rPr>
-        <w:t xml:space="preserve">GROUP BY </w:t>
-      </w:r>
-      <w:proofErr w:type="spellStart"/>
-      <w:r>
-        <w:rPr>
-          <w:rFonts w:ascii="Times New Roman" w:hAnsi="Times New Roman" w:cs="Times New Roman"/>
-          <w:b/>
-          <w:bCs/>
-          <w:color w:val="EE0000"/>
-          <w:sz w:val="24"/>
-          <w:szCs w:val="24"/>
-        </w:rPr>
-        <w:t>DeptName</w:t>
-      </w:r>
-      <w:proofErr w:type="spellEnd"/>
-      <w:r>
-        <w:rPr>
-          <w:rFonts w:ascii="Times New Roman" w:hAnsi="Times New Roman" w:cs="Times New Roman"/>
-          <w:b/>
-          <w:bCs/>
-          <w:color w:val="EE0000"/>
-          <w:sz w:val="24"/>
-          <w:szCs w:val="24"/>
-        </w:rPr>
-        <w:t>;</w:t>
+        <w:t>GROUP BY DeptName;</w:t>
       </w:r>
     </w:p>
     <w:p>
@@ -19274,17 +16809,7 @@
           <w:sz w:val="24"/>
           <w:szCs w:val="24"/>
         </w:rPr>
-        <w:t>169.</w:t>
-      </w:r>
-      <w:r>
-        <w:rPr>
-          <w:rFonts w:ascii="Times New Roman" w:hAnsi="Times New Roman" w:cs="Times New Roman"/>
-          <w:b/>
-          <w:bCs/>
-          <w:sz w:val="24"/>
-          <w:szCs w:val="24"/>
-        </w:rPr>
-        <w:t xml:space="preserve"> Write SQL Query to display the current date?</w:t>
+        <w:t>169. Write SQL Query to display the current date?</w:t>
       </w:r>
     </w:p>
     <w:p>
@@ -19304,35 +16829,7 @@
           <w:sz w:val="24"/>
           <w:szCs w:val="24"/>
         </w:rPr>
-        <w:t xml:space="preserve">Answer: SQL has built-in function called </w:t>
-      </w:r>
-      <w:proofErr w:type="spellStart"/>
-      <w:proofErr w:type="gramStart"/>
-      <w:r>
-        <w:rPr>
-          <w:rFonts w:ascii="Times New Roman" w:hAnsi="Times New Roman" w:cs="Times New Roman"/>
-          <w:sz w:val="24"/>
-          <w:szCs w:val="24"/>
-        </w:rPr>
-        <w:t>GetDate</w:t>
-      </w:r>
-      <w:proofErr w:type="spellEnd"/>
-      <w:r>
-        <w:rPr>
-          <w:rFonts w:ascii="Times New Roman" w:hAnsi="Times New Roman" w:cs="Times New Roman"/>
-          <w:sz w:val="24"/>
-          <w:szCs w:val="24"/>
-        </w:rPr>
-        <w:t>(</w:t>
-      </w:r>
-      <w:proofErr w:type="gramEnd"/>
-      <w:r>
-        <w:rPr>
-          <w:rFonts w:ascii="Times New Roman" w:hAnsi="Times New Roman" w:cs="Times New Roman"/>
-          <w:sz w:val="24"/>
-          <w:szCs w:val="24"/>
-        </w:rPr>
-        <w:t>) which returns the current timestamp. This will work in Microsoft SQL Server, other vendors like Oracle and MySQL also have equivalent functions.</w:t>
+        <w:t>Answer: SQL has built-in function called GetDate() which returns the current timestamp. This will work in Microsoft SQL Server, other vendors like Oracle and MySQL also have equivalent functions.</w:t>
       </w:r>
     </w:p>
     <w:p>
@@ -19358,44 +16855,7 @@
           <w:sz w:val="24"/>
           <w:szCs w:val="24"/>
         </w:rPr>
-        <w:t xml:space="preserve">SELECT </w:t>
-      </w:r>
-      <w:proofErr w:type="spellStart"/>
-      <w:proofErr w:type="gramStart"/>
-      <w:r>
-        <w:rPr>
-          <w:rFonts w:ascii="Times New Roman" w:hAnsi="Times New Roman" w:cs="Times New Roman"/>
-          <w:b/>
-          <w:bCs/>
-          <w:color w:val="EE0000"/>
-          <w:sz w:val="24"/>
-          <w:szCs w:val="24"/>
-        </w:rPr>
-        <w:t>GetDate</w:t>
-      </w:r>
-      <w:proofErr w:type="spellEnd"/>
-      <w:r>
-        <w:rPr>
-          <w:rFonts w:ascii="Times New Roman" w:hAnsi="Times New Roman" w:cs="Times New Roman"/>
-          <w:b/>
-          <w:bCs/>
-          <w:color w:val="EE0000"/>
-          <w:sz w:val="24"/>
-          <w:szCs w:val="24"/>
-        </w:rPr>
-        <w:t>(</w:t>
-      </w:r>
-      <w:proofErr w:type="gramEnd"/>
-      <w:r>
-        <w:rPr>
-          <w:rFonts w:ascii="Times New Roman" w:hAnsi="Times New Roman" w:cs="Times New Roman"/>
-          <w:b/>
-          <w:bCs/>
-          <w:color w:val="EE0000"/>
-          <w:sz w:val="24"/>
-          <w:szCs w:val="24"/>
-        </w:rPr>
-        <w:t xml:space="preserve">); </w:t>
+        <w:t xml:space="preserve">SELECT GetDate(); </w:t>
       </w:r>
     </w:p>
     <w:p>
@@ -19423,26 +16883,6 @@
           <w:szCs w:val="24"/>
         </w:rPr>
       </w:pPr>
-      <w:r>
-        <w:rPr>
-          <w:rFonts w:ascii="Times New Roman" w:hAnsi="Times New Roman" w:cs="Times New Roman"/>
-          <w:b/>
-          <w:bCs/>
-          <w:sz w:val="24"/>
-          <w:szCs w:val="24"/>
-        </w:rPr>
-        <w:t>170.</w:t>
-      </w:r>
-      <w:r>
-        <w:rPr>
-          <w:rFonts w:ascii="Times New Roman" w:hAnsi="Times New Roman" w:cs="Times New Roman"/>
-          <w:b/>
-          <w:bCs/>
-          <w:sz w:val="24"/>
-          <w:szCs w:val="24"/>
-        </w:rPr>
-        <w:t xml:space="preserve"> Write an SQL Query to check whether the date passed to Query is the date of the given format or not?</w:t>
-      </w:r>
     </w:p>
     <w:p>
       <w:pPr>
@@ -19451,64 +16891,12 @@
         </w:tabs>
         <w:rPr>
           <w:rFonts w:ascii="Times New Roman" w:hAnsi="Times New Roman" w:cs="Times New Roman"/>
-          <w:sz w:val="24"/>
-          <w:szCs w:val="24"/>
-        </w:rPr>
-      </w:pPr>
-      <w:r>
-        <w:rPr>
-          <w:rFonts w:ascii="Times New Roman" w:hAnsi="Times New Roman" w:cs="Times New Roman"/>
-          <w:sz w:val="24"/>
-          <w:szCs w:val="24"/>
-        </w:rPr>
-        <w:t xml:space="preserve">Answer: SQL has </w:t>
-      </w:r>
-      <w:proofErr w:type="spellStart"/>
-      <w:proofErr w:type="gramStart"/>
-      <w:r>
-        <w:rPr>
-          <w:rFonts w:ascii="Times New Roman" w:hAnsi="Times New Roman" w:cs="Times New Roman"/>
-          <w:sz w:val="24"/>
-          <w:szCs w:val="24"/>
-        </w:rPr>
-        <w:t>IsDate</w:t>
-      </w:r>
-      <w:proofErr w:type="spellEnd"/>
-      <w:r>
-        <w:rPr>
-          <w:rFonts w:ascii="Times New Roman" w:hAnsi="Times New Roman" w:cs="Times New Roman"/>
-          <w:sz w:val="24"/>
-          <w:szCs w:val="24"/>
-        </w:rPr>
-        <w:t>(</w:t>
-      </w:r>
-      <w:proofErr w:type="gramEnd"/>
-      <w:r>
-        <w:rPr>
-          <w:rFonts w:ascii="Times New Roman" w:hAnsi="Times New Roman" w:cs="Times New Roman"/>
-          <w:sz w:val="24"/>
-          <w:szCs w:val="24"/>
-        </w:rPr>
-        <w:t xml:space="preserve">) function which is used to check passed value is a date or not of specified format, it returns 1(true) or 0(false) accordingly. Remember the </w:t>
-      </w:r>
-      <w:proofErr w:type="gramStart"/>
-      <w:r>
-        <w:rPr>
-          <w:rFonts w:ascii="Times New Roman" w:hAnsi="Times New Roman" w:cs="Times New Roman"/>
-          <w:sz w:val="24"/>
-          <w:szCs w:val="24"/>
-        </w:rPr>
-        <w:t>ISDATE(</w:t>
-      </w:r>
-      <w:proofErr w:type="gramEnd"/>
-      <w:r>
-        <w:rPr>
-          <w:rFonts w:ascii="Times New Roman" w:hAnsi="Times New Roman" w:cs="Times New Roman"/>
-          <w:sz w:val="24"/>
-          <w:szCs w:val="24"/>
-        </w:rPr>
-        <w:t>) is an MSSQL function and it may not work on Oracle, MySQL, or any other database but there would be something similar.</w:t>
-      </w:r>
+          <w:b/>
+          <w:bCs/>
+          <w:sz w:val="24"/>
+          <w:szCs w:val="24"/>
+        </w:rPr>
+      </w:pPr>
     </w:p>
     <w:p>
       <w:pPr>
@@ -19517,10 +16905,23 @@
         </w:tabs>
         <w:rPr>
           <w:rFonts w:ascii="Times New Roman" w:hAnsi="Times New Roman" w:cs="Times New Roman"/>
-          <w:sz w:val="24"/>
-          <w:szCs w:val="24"/>
-        </w:rPr>
-      </w:pPr>
+          <w:b/>
+          <w:bCs/>
+          <w:sz w:val="24"/>
+          <w:szCs w:val="24"/>
+        </w:rPr>
+      </w:pPr>
+      <w:r>
+        <w:rPr>
+          <w:rFonts w:ascii="Times New Roman" w:hAnsi="Times New Roman" w:cs="Times New Roman"/>
+          <w:b/>
+          <w:bCs/>
+          <w:sz w:val="24"/>
+          <w:szCs w:val="24"/>
+        </w:rPr>
+        <w:lastRenderedPageBreak/>
+        <w:t>170. Write an SQL Query to check whether the date passed to Query is the date of the given format or not?</w:t>
+      </w:r>
     </w:p>
     <w:p>
       <w:pPr>
@@ -19529,48 +16930,17 @@
         </w:tabs>
         <w:rPr>
           <w:rFonts w:ascii="Times New Roman" w:hAnsi="Times New Roman" w:cs="Times New Roman"/>
-          <w:b/>
-          <w:bCs/>
-          <w:color w:val="EE0000"/>
-          <w:sz w:val="24"/>
-          <w:szCs w:val="24"/>
-        </w:rPr>
-      </w:pPr>
-      <w:r>
-        <w:rPr>
-          <w:rFonts w:ascii="Times New Roman" w:hAnsi="Times New Roman" w:cs="Times New Roman"/>
-          <w:b/>
-          <w:bCs/>
-          <w:color w:val="EE0000"/>
-          <w:sz w:val="24"/>
-          <w:szCs w:val="24"/>
-        </w:rPr>
-        <w:lastRenderedPageBreak/>
-        <w:t xml:space="preserve">SELECT </w:t>
-      </w:r>
-      <w:proofErr w:type="gramStart"/>
-      <w:r>
-        <w:rPr>
-          <w:rFonts w:ascii="Times New Roman" w:hAnsi="Times New Roman" w:cs="Times New Roman"/>
-          <w:b/>
-          <w:bCs/>
-          <w:color w:val="EE0000"/>
-          <w:sz w:val="24"/>
-          <w:szCs w:val="24"/>
-        </w:rPr>
-        <w:t>ISDATE(</w:t>
-      </w:r>
-      <w:proofErr w:type="gramEnd"/>
-      <w:r>
-        <w:rPr>
-          <w:rFonts w:ascii="Times New Roman" w:hAnsi="Times New Roman" w:cs="Times New Roman"/>
-          <w:b/>
-          <w:bCs/>
-          <w:color w:val="EE0000"/>
-          <w:sz w:val="24"/>
-          <w:szCs w:val="24"/>
-        </w:rPr>
-        <w:t xml:space="preserve">'1/08/13') AS "MM/DD/YY"; </w:t>
+          <w:sz w:val="24"/>
+          <w:szCs w:val="24"/>
+        </w:rPr>
+      </w:pPr>
+      <w:r>
+        <w:rPr>
+          <w:rFonts w:ascii="Times New Roman" w:hAnsi="Times New Roman" w:cs="Times New Roman"/>
+          <w:sz w:val="24"/>
+          <w:szCs w:val="24"/>
+        </w:rPr>
+        <w:t>Answer: SQL has IsDate() function which is used to check passed value is a date or not of specified format, it returns 1(true) or 0(false) accordingly. Remember the ISDATE() is an MSSQL function and it may not work on Oracle, MySQL, or any other database but there would be something similar.</w:t>
       </w:r>
     </w:p>
     <w:p>
@@ -19584,14 +16954,6 @@
           <w:szCs w:val="24"/>
         </w:rPr>
       </w:pPr>
-      <w:r>
-        <w:rPr>
-          <w:rFonts w:ascii="Times New Roman" w:hAnsi="Times New Roman" w:cs="Times New Roman"/>
-          <w:sz w:val="24"/>
-          <w:szCs w:val="24"/>
-        </w:rPr>
-        <w:t>It will return 0 because the passed date is not in the correct format.</w:t>
-      </w:r>
     </w:p>
     <w:p>
       <w:pPr>
@@ -19602,10 +16964,22 @@
           <w:rFonts w:ascii="Times New Roman" w:hAnsi="Times New Roman" w:cs="Times New Roman"/>
           <w:b/>
           <w:bCs/>
-          <w:sz w:val="24"/>
-          <w:szCs w:val="24"/>
-        </w:rPr>
-      </w:pPr>
+          <w:color w:val="EE0000"/>
+          <w:sz w:val="24"/>
+          <w:szCs w:val="24"/>
+        </w:rPr>
+      </w:pPr>
+      <w:r>
+        <w:rPr>
+          <w:rFonts w:ascii="Times New Roman" w:hAnsi="Times New Roman" w:cs="Times New Roman"/>
+          <w:b/>
+          <w:bCs/>
+          <w:color w:val="EE0000"/>
+          <w:sz w:val="24"/>
+          <w:szCs w:val="24"/>
+        </w:rPr>
+        <w:t xml:space="preserve">SELECT ISDATE('1/08/13') AS "MM/DD/YY"; </w:t>
+      </w:r>
     </w:p>
     <w:p>
       <w:pPr>
@@ -19614,41 +16988,17 @@
         </w:tabs>
         <w:rPr>
           <w:rFonts w:ascii="Times New Roman" w:hAnsi="Times New Roman" w:cs="Times New Roman"/>
-          <w:b/>
-          <w:bCs/>
-          <w:sz w:val="24"/>
-          <w:szCs w:val="24"/>
-        </w:rPr>
-      </w:pPr>
-      <w:r>
-        <w:rPr>
-          <w:rFonts w:ascii="Times New Roman" w:hAnsi="Times New Roman" w:cs="Times New Roman"/>
-          <w:b/>
-          <w:bCs/>
-          <w:sz w:val="24"/>
-          <w:szCs w:val="24"/>
-        </w:rPr>
-        <w:t>171</w:t>
-      </w:r>
-      <w:r>
-        <w:rPr>
-          <w:rFonts w:ascii="Times New Roman" w:hAnsi="Times New Roman" w:cs="Times New Roman"/>
-          <w:b/>
-          <w:bCs/>
-          <w:sz w:val="24"/>
-          <w:szCs w:val="24"/>
-        </w:rPr>
-        <w:t>.</w:t>
-      </w:r>
-      <w:r>
-        <w:rPr>
-          <w:rFonts w:ascii="Times New Roman" w:hAnsi="Times New Roman" w:cs="Times New Roman"/>
-          <w:b/>
-          <w:bCs/>
-          <w:sz w:val="24"/>
-          <w:szCs w:val="24"/>
-        </w:rPr>
-        <w:t xml:space="preserve"> Write an SQL Query to print the name of the distinct employee whose DOB is between 01/01/1960 to 31/12/1975.</w:t>
+          <w:sz w:val="24"/>
+          <w:szCs w:val="24"/>
+        </w:rPr>
+      </w:pPr>
+      <w:r>
+        <w:rPr>
+          <w:rFonts w:ascii="Times New Roman" w:hAnsi="Times New Roman" w:cs="Times New Roman"/>
+          <w:sz w:val="24"/>
+          <w:szCs w:val="24"/>
+        </w:rPr>
+        <w:t>It will return 0 because the passed date is not in the correct format.</w:t>
       </w:r>
     </w:p>
     <w:p>
@@ -19658,18 +17008,12 @@
         </w:tabs>
         <w:rPr>
           <w:rFonts w:ascii="Times New Roman" w:hAnsi="Times New Roman" w:cs="Times New Roman"/>
-          <w:sz w:val="24"/>
-          <w:szCs w:val="24"/>
-        </w:rPr>
-      </w:pPr>
-      <w:r>
-        <w:rPr>
-          <w:rFonts w:ascii="Times New Roman" w:hAnsi="Times New Roman" w:cs="Times New Roman"/>
-          <w:sz w:val="24"/>
-          <w:szCs w:val="24"/>
-        </w:rPr>
-        <w:t>Answer: This SQL query is tricky, but you can use BETWEEN clause to get all records whose dates fall between two dates.</w:t>
-      </w:r>
+          <w:b/>
+          <w:bCs/>
+          <w:sz w:val="24"/>
+          <w:szCs w:val="24"/>
+        </w:rPr>
+      </w:pPr>
     </w:p>
     <w:p>
       <w:pPr>
@@ -19680,45 +17024,39 @@
           <w:rFonts w:ascii="Times New Roman" w:hAnsi="Times New Roman" w:cs="Times New Roman"/>
           <w:b/>
           <w:bCs/>
-          <w:color w:val="EE0000"/>
-          <w:sz w:val="24"/>
-          <w:szCs w:val="24"/>
-        </w:rPr>
-      </w:pPr>
-      <w:r>
-        <w:rPr>
-          <w:rFonts w:ascii="Times New Roman" w:hAnsi="Times New Roman" w:cs="Times New Roman"/>
-          <w:b/>
-          <w:bCs/>
-          <w:color w:val="EE0000"/>
-          <w:sz w:val="24"/>
-          <w:szCs w:val="24"/>
-        </w:rPr>
-        <w:t xml:space="preserve">SELECT DISTINCT </w:t>
-      </w:r>
-      <w:proofErr w:type="spellStart"/>
-      <w:r>
-        <w:rPr>
-          <w:rFonts w:ascii="Times New Roman" w:hAnsi="Times New Roman" w:cs="Times New Roman"/>
-          <w:b/>
-          <w:bCs/>
-          <w:color w:val="EE0000"/>
-          <w:sz w:val="24"/>
-          <w:szCs w:val="24"/>
-        </w:rPr>
-        <w:t>EmpName</w:t>
-      </w:r>
-      <w:proofErr w:type="spellEnd"/>
-      <w:r>
-        <w:rPr>
-          <w:rFonts w:ascii="Times New Roman" w:hAnsi="Times New Roman" w:cs="Times New Roman"/>
-          <w:b/>
-          <w:bCs/>
-          <w:color w:val="EE0000"/>
-          <w:sz w:val="24"/>
-          <w:szCs w:val="24"/>
-        </w:rPr>
-        <w:t xml:space="preserve"> </w:t>
+          <w:sz w:val="24"/>
+          <w:szCs w:val="24"/>
+        </w:rPr>
+      </w:pPr>
+      <w:r>
+        <w:rPr>
+          <w:rFonts w:ascii="Times New Roman" w:hAnsi="Times New Roman" w:cs="Times New Roman"/>
+          <w:b/>
+          <w:bCs/>
+          <w:sz w:val="24"/>
+          <w:szCs w:val="24"/>
+        </w:rPr>
+        <w:t>171</w:t>
+      </w:r>
+      <w:r>
+        <w:rPr>
+          <w:rFonts w:ascii="Times New Roman" w:hAnsi="Times New Roman" w:cs="Times New Roman"/>
+          <w:b/>
+          <w:bCs/>
+          <w:sz w:val="24"/>
+          <w:szCs w:val="24"/>
+        </w:rPr>
+        <w:t>.</w:t>
+      </w:r>
+      <w:r>
+        <w:rPr>
+          <w:rFonts w:ascii="Times New Roman" w:hAnsi="Times New Roman" w:cs="Times New Roman"/>
+          <w:b/>
+          <w:bCs/>
+          <w:sz w:val="24"/>
+          <w:szCs w:val="24"/>
+        </w:rPr>
+        <w:t xml:space="preserve"> Write an SQL Query to print the name of the distinct employee whose DOB is between 01/01/1960 to 31/12/1975.</w:t>
       </w:r>
     </w:p>
     <w:p>
@@ -19728,23 +17066,17 @@
         </w:tabs>
         <w:rPr>
           <w:rFonts w:ascii="Times New Roman" w:hAnsi="Times New Roman" w:cs="Times New Roman"/>
-          <w:b/>
-          <w:bCs/>
-          <w:color w:val="EE0000"/>
-          <w:sz w:val="24"/>
-          <w:szCs w:val="24"/>
-        </w:rPr>
-      </w:pPr>
-      <w:r>
-        <w:rPr>
-          <w:rFonts w:ascii="Times New Roman" w:hAnsi="Times New Roman" w:cs="Times New Roman"/>
-          <w:b/>
-          <w:bCs/>
-          <w:color w:val="EE0000"/>
-          <w:sz w:val="24"/>
-          <w:szCs w:val="24"/>
-        </w:rPr>
-        <w:t xml:space="preserve">FROM Employees </w:t>
+          <w:sz w:val="24"/>
+          <w:szCs w:val="24"/>
+        </w:rPr>
+      </w:pPr>
+      <w:r>
+        <w:rPr>
+          <w:rFonts w:ascii="Times New Roman" w:hAnsi="Times New Roman" w:cs="Times New Roman"/>
+          <w:sz w:val="24"/>
+          <w:szCs w:val="24"/>
+        </w:rPr>
+        <w:t>Answer: This SQL query is tricky, but you can use BETWEEN clause to get all records whose dates fall between two dates.</w:t>
       </w:r>
     </w:p>
     <w:p>
@@ -19770,7 +17102,7 @@
           <w:sz w:val="24"/>
           <w:szCs w:val="24"/>
         </w:rPr>
-        <w:t>WHERE DOB BETWEEN ‘01/01/1960’ AND ‘31/12/1975’;</w:t>
+        <w:t xml:space="preserve">SELECT DISTINCT EmpName </w:t>
       </w:r>
     </w:p>
     <w:p>
@@ -19780,10 +17112,24 @@
         </w:tabs>
         <w:rPr>
           <w:rFonts w:ascii="Times New Roman" w:hAnsi="Times New Roman" w:cs="Times New Roman"/>
-          <w:sz w:val="24"/>
-          <w:szCs w:val="24"/>
-        </w:rPr>
-      </w:pPr>
+          <w:b/>
+          <w:bCs/>
+          <w:color w:val="EE0000"/>
+          <w:sz w:val="24"/>
+          <w:szCs w:val="24"/>
+        </w:rPr>
+      </w:pPr>
+      <w:r>
+        <w:rPr>
+          <w:rFonts w:ascii="Times New Roman" w:hAnsi="Times New Roman" w:cs="Times New Roman"/>
+          <w:b/>
+          <w:bCs/>
+          <w:color w:val="EE0000"/>
+          <w:sz w:val="24"/>
+          <w:szCs w:val="24"/>
+        </w:rPr>
+        <w:t xml:space="preserve">FROM Employees </w:t>
+      </w:r>
     </w:p>
     <w:p>
       <w:pPr>
@@ -19794,32 +17140,21 @@
           <w:rFonts w:ascii="Times New Roman" w:hAnsi="Times New Roman" w:cs="Times New Roman"/>
           <w:b/>
           <w:bCs/>
-          <w:color w:val="000000" w:themeColor="text1"/>
-          <w:sz w:val="24"/>
-          <w:szCs w:val="24"/>
-        </w:rPr>
-      </w:pPr>
-      <w:r>
-        <w:rPr>
-          <w:rFonts w:ascii="Times New Roman" w:hAnsi="Times New Roman" w:cs="Times New Roman"/>
-          <w:b/>
-          <w:bCs/>
-          <w:color w:val="000000" w:themeColor="text1"/>
-          <w:sz w:val="24"/>
-          <w:szCs w:val="24"/>
-        </w:rPr>
-        <w:t>172.</w:t>
-      </w:r>
-      <w:r>
-        <w:rPr>
-          <w:rFonts w:ascii="Times New Roman" w:hAnsi="Times New Roman" w:cs="Times New Roman"/>
-          <w:b/>
-          <w:bCs/>
-          <w:color w:val="000000" w:themeColor="text1"/>
-          <w:sz w:val="24"/>
-          <w:szCs w:val="24"/>
-        </w:rPr>
-        <w:t xml:space="preserve"> Write an SQL Query to find the number of employees according to gender whose DOB is between 01/01/1960 to 31/12/1975.</w:t>
+          <w:color w:val="EE0000"/>
+          <w:sz w:val="24"/>
+          <w:szCs w:val="24"/>
+        </w:rPr>
+      </w:pPr>
+      <w:r>
+        <w:rPr>
+          <w:rFonts w:ascii="Times New Roman" w:hAnsi="Times New Roman" w:cs="Times New Roman"/>
+          <w:b/>
+          <w:bCs/>
+          <w:color w:val="EE0000"/>
+          <w:sz w:val="24"/>
+          <w:szCs w:val="24"/>
+        </w:rPr>
+        <w:t>WHERE DOB BETWEEN ‘01/01/1960’ AND ‘31/12/1975’;</w:t>
       </w:r>
     </w:p>
     <w:p>
@@ -19833,24 +17168,6 @@
           <w:szCs w:val="24"/>
         </w:rPr>
       </w:pPr>
-      <w:proofErr w:type="gramStart"/>
-      <w:r>
-        <w:rPr>
-          <w:rFonts w:ascii="Times New Roman" w:hAnsi="Times New Roman" w:cs="Times New Roman"/>
-          <w:sz w:val="24"/>
-          <w:szCs w:val="24"/>
-        </w:rPr>
-        <w:t>Answer :</w:t>
-      </w:r>
-      <w:proofErr w:type="gramEnd"/>
-      <w:r>
-        <w:rPr>
-          <w:rFonts w:ascii="Times New Roman" w:hAnsi="Times New Roman" w:cs="Times New Roman"/>
-          <w:sz w:val="24"/>
-          <w:szCs w:val="24"/>
-        </w:rPr>
-        <w:t xml:space="preserve"> </w:t>
-      </w:r>
     </w:p>
     <w:p>
       <w:pPr>
@@ -19861,45 +17178,21 @@
           <w:rFonts w:ascii="Times New Roman" w:hAnsi="Times New Roman" w:cs="Times New Roman"/>
           <w:b/>
           <w:bCs/>
-          <w:color w:val="EE0000"/>
-          <w:sz w:val="24"/>
-          <w:szCs w:val="24"/>
-        </w:rPr>
-      </w:pPr>
-      <w:r>
-        <w:rPr>
-          <w:rFonts w:ascii="Times New Roman" w:hAnsi="Times New Roman" w:cs="Times New Roman"/>
-          <w:b/>
-          <w:bCs/>
-          <w:color w:val="EE0000"/>
-          <w:sz w:val="24"/>
-          <w:szCs w:val="24"/>
-        </w:rPr>
-        <w:t xml:space="preserve">SELECT </w:t>
-      </w:r>
-      <w:proofErr w:type="gramStart"/>
-      <w:r>
-        <w:rPr>
-          <w:rFonts w:ascii="Times New Roman" w:hAnsi="Times New Roman" w:cs="Times New Roman"/>
-          <w:b/>
-          <w:bCs/>
-          <w:color w:val="EE0000"/>
-          <w:sz w:val="24"/>
-          <w:szCs w:val="24"/>
-        </w:rPr>
-        <w:t>COUNT(</w:t>
-      </w:r>
-      <w:proofErr w:type="gramEnd"/>
-      <w:r>
-        <w:rPr>
-          <w:rFonts w:ascii="Times New Roman" w:hAnsi="Times New Roman" w:cs="Times New Roman"/>
-          <w:b/>
-          <w:bCs/>
-          <w:color w:val="EE0000"/>
-          <w:sz w:val="24"/>
-          <w:szCs w:val="24"/>
-        </w:rPr>
-        <w:t xml:space="preserve">*), sex </w:t>
+          <w:color w:val="000000" w:themeColor="text1"/>
+          <w:sz w:val="24"/>
+          <w:szCs w:val="24"/>
+        </w:rPr>
+      </w:pPr>
+      <w:r>
+        <w:rPr>
+          <w:rFonts w:ascii="Times New Roman" w:hAnsi="Times New Roman" w:cs="Times New Roman"/>
+          <w:b/>
+          <w:bCs/>
+          <w:color w:val="000000" w:themeColor="text1"/>
+          <w:sz w:val="24"/>
+          <w:szCs w:val="24"/>
+        </w:rPr>
+        <w:t>172. Write an SQL Query to find the number of employees according to gender whose DOB is between 01/01/1960 to 31/12/1975.</w:t>
       </w:r>
     </w:p>
     <w:p>
@@ -19909,23 +17202,17 @@
         </w:tabs>
         <w:rPr>
           <w:rFonts w:ascii="Times New Roman" w:hAnsi="Times New Roman" w:cs="Times New Roman"/>
-          <w:b/>
-          <w:bCs/>
-          <w:color w:val="EE0000"/>
-          <w:sz w:val="24"/>
-          <w:szCs w:val="24"/>
-        </w:rPr>
-      </w:pPr>
-      <w:r>
-        <w:rPr>
-          <w:rFonts w:ascii="Times New Roman" w:hAnsi="Times New Roman" w:cs="Times New Roman"/>
-          <w:b/>
-          <w:bCs/>
-          <w:color w:val="EE0000"/>
-          <w:sz w:val="24"/>
-          <w:szCs w:val="24"/>
-        </w:rPr>
-        <w:t xml:space="preserve">FROM Employees </w:t>
+          <w:sz w:val="24"/>
+          <w:szCs w:val="24"/>
+        </w:rPr>
+      </w:pPr>
+      <w:r>
+        <w:rPr>
+          <w:rFonts w:ascii="Times New Roman" w:hAnsi="Times New Roman" w:cs="Times New Roman"/>
+          <w:sz w:val="24"/>
+          <w:szCs w:val="24"/>
+        </w:rPr>
+        <w:t xml:space="preserve">Answer : </w:t>
       </w:r>
     </w:p>
     <w:p>
@@ -19951,7 +17238,7 @@
           <w:sz w:val="24"/>
           <w:szCs w:val="24"/>
         </w:rPr>
-        <w:t xml:space="preserve">WHERE DOB BETWEEN '01/01/1960' AND '31/12/1975' </w:t>
+        <w:t xml:space="preserve">SELECT COUNT(*), sex </w:t>
       </w:r>
     </w:p>
     <w:p>
@@ -19977,7 +17264,7 @@
           <w:sz w:val="24"/>
           <w:szCs w:val="24"/>
         </w:rPr>
-        <w:t>GROUP BY sex;</w:t>
+        <w:t xml:space="preserve">FROM Employees </w:t>
       </w:r>
     </w:p>
     <w:p>
@@ -19987,10 +17274,24 @@
         </w:tabs>
         <w:rPr>
           <w:rFonts w:ascii="Times New Roman" w:hAnsi="Times New Roman" w:cs="Times New Roman"/>
-          <w:sz w:val="24"/>
-          <w:szCs w:val="24"/>
-        </w:rPr>
-      </w:pPr>
+          <w:b/>
+          <w:bCs/>
+          <w:color w:val="EE0000"/>
+          <w:sz w:val="24"/>
+          <w:szCs w:val="24"/>
+        </w:rPr>
+      </w:pPr>
+      <w:r>
+        <w:rPr>
+          <w:rFonts w:ascii="Times New Roman" w:hAnsi="Times New Roman" w:cs="Times New Roman"/>
+          <w:b/>
+          <w:bCs/>
+          <w:color w:val="EE0000"/>
+          <w:sz w:val="24"/>
+          <w:szCs w:val="24"/>
+        </w:rPr>
+        <w:t xml:space="preserve">WHERE DOB BETWEEN '01/01/1960' AND '31/12/1975' </w:t>
+      </w:r>
     </w:p>
     <w:p>
       <w:pPr>
@@ -20001,29 +17302,21 @@
           <w:rFonts w:ascii="Times New Roman" w:hAnsi="Times New Roman" w:cs="Times New Roman"/>
           <w:b/>
           <w:bCs/>
-          <w:sz w:val="24"/>
-          <w:szCs w:val="24"/>
-        </w:rPr>
-      </w:pPr>
-      <w:r>
-        <w:rPr>
-          <w:rFonts w:ascii="Times New Roman" w:hAnsi="Times New Roman" w:cs="Times New Roman"/>
-          <w:b/>
-          <w:bCs/>
-          <w:sz w:val="24"/>
-          <w:szCs w:val="24"/>
-        </w:rPr>
-        <w:t>173.</w:t>
-      </w:r>
-      <w:r>
-        <w:rPr>
-          <w:rFonts w:ascii="Times New Roman" w:hAnsi="Times New Roman" w:cs="Times New Roman"/>
-          <w:b/>
-          <w:bCs/>
-          <w:sz w:val="24"/>
-          <w:szCs w:val="24"/>
-        </w:rPr>
-        <w:t xml:space="preserve"> Write an SQL Query to find an employee whose salary is equal to or greater than 10000.</w:t>
+          <w:color w:val="EE0000"/>
+          <w:sz w:val="24"/>
+          <w:szCs w:val="24"/>
+        </w:rPr>
+      </w:pPr>
+      <w:r>
+        <w:rPr>
+          <w:rFonts w:ascii="Times New Roman" w:hAnsi="Times New Roman" w:cs="Times New Roman"/>
+          <w:b/>
+          <w:bCs/>
+          <w:color w:val="EE0000"/>
+          <w:sz w:val="24"/>
+          <w:szCs w:val="24"/>
+        </w:rPr>
+        <w:t>GROUP BY sex;</w:t>
       </w:r>
     </w:p>
     <w:p>
@@ -20037,24 +17330,6 @@
           <w:szCs w:val="24"/>
         </w:rPr>
       </w:pPr>
-      <w:proofErr w:type="gramStart"/>
-      <w:r>
-        <w:rPr>
-          <w:rFonts w:ascii="Times New Roman" w:hAnsi="Times New Roman" w:cs="Times New Roman"/>
-          <w:sz w:val="24"/>
-          <w:szCs w:val="24"/>
-        </w:rPr>
-        <w:t>Answer :</w:t>
-      </w:r>
-      <w:proofErr w:type="gramEnd"/>
-      <w:r>
-        <w:rPr>
-          <w:rFonts w:ascii="Times New Roman" w:hAnsi="Times New Roman" w:cs="Times New Roman"/>
-          <w:sz w:val="24"/>
-          <w:szCs w:val="24"/>
-        </w:rPr>
-        <w:t xml:space="preserve"> </w:t>
-      </w:r>
     </w:p>
     <w:p>
       <w:pPr>
@@ -20065,45 +17340,19 @@
           <w:rFonts w:ascii="Times New Roman" w:hAnsi="Times New Roman" w:cs="Times New Roman"/>
           <w:b/>
           <w:bCs/>
-          <w:color w:val="EE0000"/>
-          <w:sz w:val="24"/>
-          <w:szCs w:val="24"/>
-        </w:rPr>
-      </w:pPr>
-      <w:r>
-        <w:rPr>
-          <w:rFonts w:ascii="Times New Roman" w:hAnsi="Times New Roman" w:cs="Times New Roman"/>
-          <w:b/>
-          <w:bCs/>
-          <w:color w:val="EE0000"/>
-          <w:sz w:val="24"/>
-          <w:szCs w:val="24"/>
-        </w:rPr>
-        <w:t xml:space="preserve">SELECT </w:t>
-      </w:r>
-      <w:proofErr w:type="spellStart"/>
-      <w:r>
-        <w:rPr>
-          <w:rFonts w:ascii="Times New Roman" w:hAnsi="Times New Roman" w:cs="Times New Roman"/>
-          <w:b/>
-          <w:bCs/>
-          <w:color w:val="EE0000"/>
-          <w:sz w:val="24"/>
-          <w:szCs w:val="24"/>
-        </w:rPr>
-        <w:t>EmpName</w:t>
-      </w:r>
-      <w:proofErr w:type="spellEnd"/>
-      <w:r>
-        <w:rPr>
-          <w:rFonts w:ascii="Times New Roman" w:hAnsi="Times New Roman" w:cs="Times New Roman"/>
-          <w:b/>
-          <w:bCs/>
-          <w:color w:val="EE0000"/>
-          <w:sz w:val="24"/>
-          <w:szCs w:val="24"/>
-        </w:rPr>
-        <w:t xml:space="preserve"> FROM Employees WHERE Salary&gt;=10000;</w:t>
+          <w:sz w:val="24"/>
+          <w:szCs w:val="24"/>
+        </w:rPr>
+      </w:pPr>
+      <w:r>
+        <w:rPr>
+          <w:rFonts w:ascii="Times New Roman" w:hAnsi="Times New Roman" w:cs="Times New Roman"/>
+          <w:b/>
+          <w:bCs/>
+          <w:sz w:val="24"/>
+          <w:szCs w:val="24"/>
+        </w:rPr>
+        <w:t>173. Write an SQL Query to find an employee whose salary is equal to or greater than 10000.</w:t>
       </w:r>
     </w:p>
     <w:p>
@@ -20117,6 +17366,14 @@
           <w:szCs w:val="24"/>
         </w:rPr>
       </w:pPr>
+      <w:r>
+        <w:rPr>
+          <w:rFonts w:ascii="Times New Roman" w:hAnsi="Times New Roman" w:cs="Times New Roman"/>
+          <w:sz w:val="24"/>
+          <w:szCs w:val="24"/>
+        </w:rPr>
+        <w:t xml:space="preserve">Answer : </w:t>
+      </w:r>
     </w:p>
     <w:p>
       <w:pPr>
@@ -20127,29 +17384,21 @@
           <w:rFonts w:ascii="Times New Roman" w:hAnsi="Times New Roman" w:cs="Times New Roman"/>
           <w:b/>
           <w:bCs/>
-          <w:sz w:val="24"/>
-          <w:szCs w:val="24"/>
-        </w:rPr>
-      </w:pPr>
-      <w:r>
-        <w:rPr>
-          <w:rFonts w:ascii="Times New Roman" w:hAnsi="Times New Roman" w:cs="Times New Roman"/>
-          <w:b/>
-          <w:bCs/>
-          <w:sz w:val="24"/>
-          <w:szCs w:val="24"/>
-        </w:rPr>
-        <w:t>174.</w:t>
-      </w:r>
-      <w:r>
-        <w:rPr>
-          <w:rFonts w:ascii="Times New Roman" w:hAnsi="Times New Roman" w:cs="Times New Roman"/>
-          <w:b/>
-          <w:bCs/>
-          <w:sz w:val="24"/>
-          <w:szCs w:val="24"/>
-        </w:rPr>
-        <w:t xml:space="preserve"> Write an SQL Query to find the name of an employee whose name Start with ‘M’</w:t>
+          <w:color w:val="EE0000"/>
+          <w:sz w:val="24"/>
+          <w:szCs w:val="24"/>
+        </w:rPr>
+      </w:pPr>
+      <w:r>
+        <w:rPr>
+          <w:rFonts w:ascii="Times New Roman" w:hAnsi="Times New Roman" w:cs="Times New Roman"/>
+          <w:b/>
+          <w:bCs/>
+          <w:color w:val="EE0000"/>
+          <w:sz w:val="24"/>
+          <w:szCs w:val="24"/>
+        </w:rPr>
+        <w:t>SELECT EmpName FROM Employees WHERE Salary&gt;=10000;</w:t>
       </w:r>
     </w:p>
     <w:p>
@@ -20163,24 +17412,6 @@
           <w:szCs w:val="24"/>
         </w:rPr>
       </w:pPr>
-      <w:proofErr w:type="gramStart"/>
-      <w:r>
-        <w:rPr>
-          <w:rFonts w:ascii="Times New Roman" w:hAnsi="Times New Roman" w:cs="Times New Roman"/>
-          <w:sz w:val="24"/>
-          <w:szCs w:val="24"/>
-        </w:rPr>
-        <w:t>Answer :</w:t>
-      </w:r>
-      <w:proofErr w:type="gramEnd"/>
-      <w:r>
-        <w:rPr>
-          <w:rFonts w:ascii="Times New Roman" w:hAnsi="Times New Roman" w:cs="Times New Roman"/>
-          <w:sz w:val="24"/>
-          <w:szCs w:val="24"/>
-        </w:rPr>
-        <w:t xml:space="preserve"> </w:t>
-      </w:r>
     </w:p>
     <w:p>
       <w:pPr>
@@ -20200,35 +17431,10 @@
           <w:rFonts w:ascii="Times New Roman" w:hAnsi="Times New Roman" w:cs="Times New Roman"/>
           <w:b/>
           <w:bCs/>
-          <w:color w:val="EE0000"/>
-          <w:sz w:val="24"/>
-          <w:szCs w:val="24"/>
-        </w:rPr>
-        <w:t xml:space="preserve">SELECT * FROM Employees WHERE </w:t>
-      </w:r>
-      <w:proofErr w:type="spellStart"/>
-      <w:r>
-        <w:rPr>
-          <w:rFonts w:ascii="Times New Roman" w:hAnsi="Times New Roman" w:cs="Times New Roman"/>
-          <w:b/>
-          <w:bCs/>
-          <w:color w:val="EE0000"/>
-          <w:sz w:val="24"/>
-          <w:szCs w:val="24"/>
-        </w:rPr>
-        <w:t>EmpName</w:t>
-      </w:r>
-      <w:proofErr w:type="spellEnd"/>
-      <w:r>
-        <w:rPr>
-          <w:rFonts w:ascii="Times New Roman" w:hAnsi="Times New Roman" w:cs="Times New Roman"/>
-          <w:b/>
-          <w:bCs/>
-          <w:color w:val="EE0000"/>
-          <w:sz w:val="24"/>
-          <w:szCs w:val="24"/>
-        </w:rPr>
-        <w:t xml:space="preserve"> like 'M%';</w:t>
+          <w:sz w:val="24"/>
+          <w:szCs w:val="24"/>
+        </w:rPr>
+        <w:t>174. Write an SQL Query to find the name of an employee whose name Start with ‘M’</w:t>
       </w:r>
     </w:p>
     <w:p>
@@ -20242,6 +17448,14 @@
           <w:szCs w:val="24"/>
         </w:rPr>
       </w:pPr>
+      <w:r>
+        <w:rPr>
+          <w:rFonts w:ascii="Times New Roman" w:hAnsi="Times New Roman" w:cs="Times New Roman"/>
+          <w:sz w:val="24"/>
+          <w:szCs w:val="24"/>
+        </w:rPr>
+        <w:t xml:space="preserve">Answer : </w:t>
+      </w:r>
     </w:p>
     <w:p>
       <w:pPr>
@@ -20261,20 +17475,11 @@
           <w:rFonts w:ascii="Times New Roman" w:hAnsi="Times New Roman" w:cs="Times New Roman"/>
           <w:b/>
           <w:bCs/>
-          <w:sz w:val="24"/>
-          <w:szCs w:val="24"/>
-        </w:rPr>
-        <w:t>175.</w:t>
-      </w:r>
-      <w:r>
-        <w:rPr>
-          <w:rFonts w:ascii="Times New Roman" w:hAnsi="Times New Roman" w:cs="Times New Roman"/>
-          <w:b/>
-          <w:bCs/>
-          <w:sz w:val="24"/>
-          <w:szCs w:val="24"/>
-        </w:rPr>
-        <w:t xml:space="preserve"> find all Employee records containing the word "Joe", regardless of whether it was stored as JOE, Joe, or joe.</w:t>
+          <w:color w:val="EE0000"/>
+          <w:sz w:val="24"/>
+          <w:szCs w:val="24"/>
+        </w:rPr>
+        <w:t>SELECT * FROM Employees WHERE EmpName like 'M%';</w:t>
       </w:r>
     </w:p>
     <w:p>
@@ -20288,16 +17493,6 @@
           <w:szCs w:val="24"/>
         </w:rPr>
       </w:pPr>
-      <w:proofErr w:type="gramStart"/>
-      <w:r>
-        <w:rPr>
-          <w:rFonts w:ascii="Times New Roman" w:hAnsi="Times New Roman" w:cs="Times New Roman"/>
-          <w:sz w:val="24"/>
-          <w:szCs w:val="24"/>
-        </w:rPr>
-        <w:t>Answer :</w:t>
-      </w:r>
-      <w:proofErr w:type="gramEnd"/>
     </w:p>
     <w:p>
       <w:pPr>
@@ -20308,45 +17503,19 @@
           <w:rFonts w:ascii="Times New Roman" w:hAnsi="Times New Roman" w:cs="Times New Roman"/>
           <w:b/>
           <w:bCs/>
-          <w:color w:val="EE0000"/>
-          <w:sz w:val="24"/>
-          <w:szCs w:val="24"/>
-        </w:rPr>
-      </w:pPr>
-      <w:r>
-        <w:rPr>
-          <w:rFonts w:ascii="Times New Roman" w:hAnsi="Times New Roman" w:cs="Times New Roman"/>
-          <w:b/>
-          <w:bCs/>
-          <w:color w:val="EE0000"/>
-          <w:sz w:val="24"/>
-          <w:szCs w:val="24"/>
-        </w:rPr>
-        <w:t>SELECT * from Employees WHERE UPPER(</w:t>
-      </w:r>
-      <w:proofErr w:type="spellStart"/>
-      <w:r>
-        <w:rPr>
-          <w:rFonts w:ascii="Times New Roman" w:hAnsi="Times New Roman" w:cs="Times New Roman"/>
-          <w:b/>
-          <w:bCs/>
-          <w:color w:val="EE0000"/>
-          <w:sz w:val="24"/>
-          <w:szCs w:val="24"/>
-        </w:rPr>
-        <w:t>EmpName</w:t>
-      </w:r>
-      <w:proofErr w:type="spellEnd"/>
-      <w:r>
-        <w:rPr>
-          <w:rFonts w:ascii="Times New Roman" w:hAnsi="Times New Roman" w:cs="Times New Roman"/>
-          <w:b/>
-          <w:bCs/>
-          <w:color w:val="EE0000"/>
-          <w:sz w:val="24"/>
-          <w:szCs w:val="24"/>
-        </w:rPr>
-        <w:t>) like '%JOE%';</w:t>
+          <w:sz w:val="24"/>
+          <w:szCs w:val="24"/>
+        </w:rPr>
+      </w:pPr>
+      <w:r>
+        <w:rPr>
+          <w:rFonts w:ascii="Times New Roman" w:hAnsi="Times New Roman" w:cs="Times New Roman"/>
+          <w:b/>
+          <w:bCs/>
+          <w:sz w:val="24"/>
+          <w:szCs w:val="24"/>
+        </w:rPr>
+        <w:t>175. find all Employee records containing the word "Joe", regardless of whether it was stored as JOE, Joe, or joe.</w:t>
       </w:r>
     </w:p>
     <w:p>
@@ -20360,6 +17529,17 @@
           <w:szCs w:val="24"/>
         </w:rPr>
       </w:pPr>
+      <w:r>
+        <w:rPr>
+          <w:rFonts w:ascii="Times New Roman" w:hAnsi="Times New Roman" w:cs="Times New Roman"/>
+          <w:b/>
+          <w:bCs/>
+          <w:color w:val="EE0000"/>
+          <w:sz w:val="24"/>
+          <w:szCs w:val="24"/>
+        </w:rPr>
+        <w:t>SELECT * from Employees WHERE UPPER(EmpName) like '%JOE%';</w:t>
+      </w:r>
     </w:p>
     <w:p>
       <w:pPr>
@@ -20368,32 +17548,10 @@
         </w:tabs>
         <w:rPr>
           <w:rFonts w:ascii="Times New Roman" w:hAnsi="Times New Roman" w:cs="Times New Roman"/>
-          <w:b/>
-          <w:bCs/>
-          <w:sz w:val="24"/>
-          <w:szCs w:val="24"/>
-        </w:rPr>
-      </w:pPr>
-      <w:r>
-        <w:rPr>
-          <w:rFonts w:ascii="Times New Roman" w:hAnsi="Times New Roman" w:cs="Times New Roman"/>
-          <w:b/>
-          <w:bCs/>
-          <w:sz w:val="24"/>
-          <w:szCs w:val="24"/>
-        </w:rPr>
-        <w:t>176.</w:t>
-      </w:r>
-      <w:r>
-        <w:rPr>
-          <w:rFonts w:ascii="Times New Roman" w:hAnsi="Times New Roman" w:cs="Times New Roman"/>
-          <w:b/>
-          <w:bCs/>
-          <w:sz w:val="24"/>
-          <w:szCs w:val="24"/>
-        </w:rPr>
-        <w:t xml:space="preserve"> Write an SQL Query to find the year from date.</w:t>
-      </w:r>
+          <w:sz w:val="24"/>
+          <w:szCs w:val="24"/>
+        </w:rPr>
+      </w:pPr>
     </w:p>
     <w:p>
       <w:pPr>
@@ -20402,17 +17560,21 @@
         </w:tabs>
         <w:rPr>
           <w:rFonts w:ascii="Times New Roman" w:hAnsi="Times New Roman" w:cs="Times New Roman"/>
-          <w:sz w:val="24"/>
-          <w:szCs w:val="24"/>
-        </w:rPr>
-      </w:pPr>
-      <w:r>
-        <w:rPr>
-          <w:rFonts w:ascii="Times New Roman" w:hAnsi="Times New Roman" w:cs="Times New Roman"/>
-          <w:sz w:val="24"/>
-          <w:szCs w:val="24"/>
-        </w:rPr>
-        <w:t xml:space="preserve">Answer: Here is how you can find Year from a Date in SQL Server 2008 </w:t>
+          <w:b/>
+          <w:bCs/>
+          <w:sz w:val="24"/>
+          <w:szCs w:val="24"/>
+        </w:rPr>
+      </w:pPr>
+      <w:r>
+        <w:rPr>
+          <w:rFonts w:ascii="Times New Roman" w:hAnsi="Times New Roman" w:cs="Times New Roman"/>
+          <w:b/>
+          <w:bCs/>
+          <w:sz w:val="24"/>
+          <w:szCs w:val="24"/>
+        </w:rPr>
+        <w:t>176. Write an SQL Query to find the year from date.</w:t>
       </w:r>
     </w:p>
     <w:p>
@@ -20422,6 +17584,26 @@
         </w:tabs>
         <w:rPr>
           <w:rFonts w:ascii="Times New Roman" w:hAnsi="Times New Roman" w:cs="Times New Roman"/>
+          <w:sz w:val="24"/>
+          <w:szCs w:val="24"/>
+        </w:rPr>
+      </w:pPr>
+      <w:r>
+        <w:rPr>
+          <w:rFonts w:ascii="Times New Roman" w:hAnsi="Times New Roman" w:cs="Times New Roman"/>
+          <w:sz w:val="24"/>
+          <w:szCs w:val="24"/>
+        </w:rPr>
+        <w:t xml:space="preserve">Answer: Here is how you can find Year from a Date in SQL Server 2008 </w:t>
+      </w:r>
+    </w:p>
+    <w:p>
+      <w:pPr>
+        <w:tabs>
+          <w:tab w:val="left" w:pos="924"/>
+        </w:tabs>
+        <w:rPr>
+          <w:rFonts w:ascii="Times New Roman" w:hAnsi="Times New Roman" w:cs="Times New Roman"/>
           <w:b/>
           <w:bCs/>
           <w:color w:val="EE0000"/>
@@ -20438,36 +17620,12 @@
           <w:sz w:val="24"/>
           <w:szCs w:val="24"/>
         </w:rPr>
-        <w:t>SELECT YEAR(</w:t>
-      </w:r>
-      <w:proofErr w:type="gramStart"/>
-      <w:r>
-        <w:rPr>
-          <w:rFonts w:ascii="Times New Roman" w:hAnsi="Times New Roman" w:cs="Times New Roman"/>
-          <w:b/>
-          <w:bCs/>
-          <w:color w:val="EE0000"/>
-          <w:sz w:val="24"/>
-          <w:szCs w:val="24"/>
-        </w:rPr>
-        <w:t>GETDATE(</w:t>
-      </w:r>
-      <w:proofErr w:type="gramEnd"/>
-      <w:r>
-        <w:rPr>
-          <w:rFonts w:ascii="Times New Roman" w:hAnsi="Times New Roman" w:cs="Times New Roman"/>
-          <w:b/>
-          <w:bCs/>
-          <w:color w:val="EE0000"/>
-          <w:sz w:val="24"/>
-          <w:szCs w:val="24"/>
-        </w:rPr>
-        <w:t>)) as "Year";</w:t>
+        <w:t>SELECT YEAR(GETDATE()) as "Year";</w:t>
       </w:r>
     </w:p>
     <w:sectPr>
-      <w:pgSz w:w="16838" w:h="23811" w:code="8"/>
-      <w:pgMar w:top="1440" w:right="1080" w:bottom="1440" w:left="1080" w:header="708" w:footer="708" w:gutter="0"/>
+      <w:pgSz w:w="11906" w:h="16838" w:code="9"/>
+      <w:pgMar w:top="720" w:right="720" w:bottom="720" w:left="720" w:header="708" w:footer="708" w:gutter="0"/>
       <w:cols w:space="708"/>
       <w:docGrid w:linePitch="360"/>
     </w:sectPr>
@@ -22173,6 +19331,119 @@
     </w:lvl>
   </w:abstractNum>
   <w:abstractNum w:abstractNumId="15" w15:restartNumberingAfterBreak="0">
+    <w:nsid w:val="2C5163F0"/>
+    <w:multiLevelType w:val="hybridMultilevel"/>
+    <w:tmpl w:val="5A8C282E"/>
+    <w:lvl w:ilvl="0" w:tplc="40090001">
+      <w:start w:val="1"/>
+      <w:numFmt w:val="bullet"/>
+      <w:lvlText w:val=""/>
+      <w:lvlJc w:val="left"/>
+      <w:pPr>
+        <w:ind w:left="720" w:hanging="360"/>
+      </w:pPr>
+      <w:rPr>
+        <w:rFonts w:ascii="Symbol" w:hAnsi="Symbol" w:hint="default"/>
+      </w:rPr>
+    </w:lvl>
+    <w:lvl w:ilvl="1" w:tplc="40090003" w:tentative="1">
+      <w:start w:val="1"/>
+      <w:numFmt w:val="bullet"/>
+      <w:lvlText w:val="o"/>
+      <w:lvlJc w:val="left"/>
+      <w:pPr>
+        <w:ind w:left="1440" w:hanging="360"/>
+      </w:pPr>
+      <w:rPr>
+        <w:rFonts w:ascii="Courier New" w:hAnsi="Courier New" w:cs="Courier New" w:hint="default"/>
+      </w:rPr>
+    </w:lvl>
+    <w:lvl w:ilvl="2" w:tplc="40090005" w:tentative="1">
+      <w:start w:val="1"/>
+      <w:numFmt w:val="bullet"/>
+      <w:lvlText w:val=""/>
+      <w:lvlJc w:val="left"/>
+      <w:pPr>
+        <w:ind w:left="2160" w:hanging="360"/>
+      </w:pPr>
+      <w:rPr>
+        <w:rFonts w:ascii="Wingdings" w:hAnsi="Wingdings" w:hint="default"/>
+      </w:rPr>
+    </w:lvl>
+    <w:lvl w:ilvl="3" w:tplc="40090001" w:tentative="1">
+      <w:start w:val="1"/>
+      <w:numFmt w:val="bullet"/>
+      <w:lvlText w:val=""/>
+      <w:lvlJc w:val="left"/>
+      <w:pPr>
+        <w:ind w:left="2880" w:hanging="360"/>
+      </w:pPr>
+      <w:rPr>
+        <w:rFonts w:ascii="Symbol" w:hAnsi="Symbol" w:hint="default"/>
+      </w:rPr>
+    </w:lvl>
+    <w:lvl w:ilvl="4" w:tplc="40090003" w:tentative="1">
+      <w:start w:val="1"/>
+      <w:numFmt w:val="bullet"/>
+      <w:lvlText w:val="o"/>
+      <w:lvlJc w:val="left"/>
+      <w:pPr>
+        <w:ind w:left="3600" w:hanging="360"/>
+      </w:pPr>
+      <w:rPr>
+        <w:rFonts w:ascii="Courier New" w:hAnsi="Courier New" w:cs="Courier New" w:hint="default"/>
+      </w:rPr>
+    </w:lvl>
+    <w:lvl w:ilvl="5" w:tplc="40090005" w:tentative="1">
+      <w:start w:val="1"/>
+      <w:numFmt w:val="bullet"/>
+      <w:lvlText w:val=""/>
+      <w:lvlJc w:val="left"/>
+      <w:pPr>
+        <w:ind w:left="4320" w:hanging="360"/>
+      </w:pPr>
+      <w:rPr>
+        <w:rFonts w:ascii="Wingdings" w:hAnsi="Wingdings" w:hint="default"/>
+      </w:rPr>
+    </w:lvl>
+    <w:lvl w:ilvl="6" w:tplc="40090001" w:tentative="1">
+      <w:start w:val="1"/>
+      <w:numFmt w:val="bullet"/>
+      <w:lvlText w:val=""/>
+      <w:lvlJc w:val="left"/>
+      <w:pPr>
+        <w:ind w:left="5040" w:hanging="360"/>
+      </w:pPr>
+      <w:rPr>
+        <w:rFonts w:ascii="Symbol" w:hAnsi="Symbol" w:hint="default"/>
+      </w:rPr>
+    </w:lvl>
+    <w:lvl w:ilvl="7" w:tplc="40090003" w:tentative="1">
+      <w:start w:val="1"/>
+      <w:numFmt w:val="bullet"/>
+      <w:lvlText w:val="o"/>
+      <w:lvlJc w:val="left"/>
+      <w:pPr>
+        <w:ind w:left="5760" w:hanging="360"/>
+      </w:pPr>
+      <w:rPr>
+        <w:rFonts w:ascii="Courier New" w:hAnsi="Courier New" w:cs="Courier New" w:hint="default"/>
+      </w:rPr>
+    </w:lvl>
+    <w:lvl w:ilvl="8" w:tplc="40090005" w:tentative="1">
+      <w:start w:val="1"/>
+      <w:numFmt w:val="bullet"/>
+      <w:lvlText w:val=""/>
+      <w:lvlJc w:val="left"/>
+      <w:pPr>
+        <w:ind w:left="6480" w:hanging="360"/>
+      </w:pPr>
+      <w:rPr>
+        <w:rFonts w:ascii="Wingdings" w:hAnsi="Wingdings" w:hint="default"/>
+      </w:rPr>
+    </w:lvl>
+  </w:abstractNum>
+  <w:abstractNum w:abstractNumId="16" w15:restartNumberingAfterBreak="0">
     <w:nsid w:val="2CCE0655"/>
     <w:multiLevelType w:val="hybridMultilevel"/>
     <w:tmpl w:val="2D5EBBC8"/>
@@ -22285,7 +19556,7 @@
       </w:rPr>
     </w:lvl>
   </w:abstractNum>
-  <w:abstractNum w:abstractNumId="16" w15:restartNumberingAfterBreak="0">
+  <w:abstractNum w:abstractNumId="17" w15:restartNumberingAfterBreak="0">
     <w:nsid w:val="2FF21ACE"/>
     <w:multiLevelType w:val="hybridMultilevel"/>
     <w:tmpl w:val="195E862A"/>
@@ -22398,7 +19669,120 @@
       </w:rPr>
     </w:lvl>
   </w:abstractNum>
-  <w:abstractNum w:abstractNumId="17" w15:restartNumberingAfterBreak="0">
+  <w:abstractNum w:abstractNumId="18" w15:restartNumberingAfterBreak="0">
+    <w:nsid w:val="31067CC0"/>
+    <w:multiLevelType w:val="hybridMultilevel"/>
+    <w:tmpl w:val="63F413D8"/>
+    <w:lvl w:ilvl="0" w:tplc="40090001">
+      <w:start w:val="1"/>
+      <w:numFmt w:val="bullet"/>
+      <w:lvlText w:val=""/>
+      <w:lvlJc w:val="left"/>
+      <w:pPr>
+        <w:ind w:left="720" w:hanging="360"/>
+      </w:pPr>
+      <w:rPr>
+        <w:rFonts w:ascii="Symbol" w:hAnsi="Symbol" w:hint="default"/>
+      </w:rPr>
+    </w:lvl>
+    <w:lvl w:ilvl="1" w:tplc="40090003" w:tentative="1">
+      <w:start w:val="1"/>
+      <w:numFmt w:val="bullet"/>
+      <w:lvlText w:val="o"/>
+      <w:lvlJc w:val="left"/>
+      <w:pPr>
+        <w:ind w:left="1440" w:hanging="360"/>
+      </w:pPr>
+      <w:rPr>
+        <w:rFonts w:ascii="Courier New" w:hAnsi="Courier New" w:cs="Courier New" w:hint="default"/>
+      </w:rPr>
+    </w:lvl>
+    <w:lvl w:ilvl="2" w:tplc="40090005" w:tentative="1">
+      <w:start w:val="1"/>
+      <w:numFmt w:val="bullet"/>
+      <w:lvlText w:val=""/>
+      <w:lvlJc w:val="left"/>
+      <w:pPr>
+        <w:ind w:left="2160" w:hanging="360"/>
+      </w:pPr>
+      <w:rPr>
+        <w:rFonts w:ascii="Wingdings" w:hAnsi="Wingdings" w:hint="default"/>
+      </w:rPr>
+    </w:lvl>
+    <w:lvl w:ilvl="3" w:tplc="40090001" w:tentative="1">
+      <w:start w:val="1"/>
+      <w:numFmt w:val="bullet"/>
+      <w:lvlText w:val=""/>
+      <w:lvlJc w:val="left"/>
+      <w:pPr>
+        <w:ind w:left="2880" w:hanging="360"/>
+      </w:pPr>
+      <w:rPr>
+        <w:rFonts w:ascii="Symbol" w:hAnsi="Symbol" w:hint="default"/>
+      </w:rPr>
+    </w:lvl>
+    <w:lvl w:ilvl="4" w:tplc="40090003" w:tentative="1">
+      <w:start w:val="1"/>
+      <w:numFmt w:val="bullet"/>
+      <w:lvlText w:val="o"/>
+      <w:lvlJc w:val="left"/>
+      <w:pPr>
+        <w:ind w:left="3600" w:hanging="360"/>
+      </w:pPr>
+      <w:rPr>
+        <w:rFonts w:ascii="Courier New" w:hAnsi="Courier New" w:cs="Courier New" w:hint="default"/>
+      </w:rPr>
+    </w:lvl>
+    <w:lvl w:ilvl="5" w:tplc="40090005" w:tentative="1">
+      <w:start w:val="1"/>
+      <w:numFmt w:val="bullet"/>
+      <w:lvlText w:val=""/>
+      <w:lvlJc w:val="left"/>
+      <w:pPr>
+        <w:ind w:left="4320" w:hanging="360"/>
+      </w:pPr>
+      <w:rPr>
+        <w:rFonts w:ascii="Wingdings" w:hAnsi="Wingdings" w:hint="default"/>
+      </w:rPr>
+    </w:lvl>
+    <w:lvl w:ilvl="6" w:tplc="40090001" w:tentative="1">
+      <w:start w:val="1"/>
+      <w:numFmt w:val="bullet"/>
+      <w:lvlText w:val=""/>
+      <w:lvlJc w:val="left"/>
+      <w:pPr>
+        <w:ind w:left="5040" w:hanging="360"/>
+      </w:pPr>
+      <w:rPr>
+        <w:rFonts w:ascii="Symbol" w:hAnsi="Symbol" w:hint="default"/>
+      </w:rPr>
+    </w:lvl>
+    <w:lvl w:ilvl="7" w:tplc="40090003" w:tentative="1">
+      <w:start w:val="1"/>
+      <w:numFmt w:val="bullet"/>
+      <w:lvlText w:val="o"/>
+      <w:lvlJc w:val="left"/>
+      <w:pPr>
+        <w:ind w:left="5760" w:hanging="360"/>
+      </w:pPr>
+      <w:rPr>
+        <w:rFonts w:ascii="Courier New" w:hAnsi="Courier New" w:cs="Courier New" w:hint="default"/>
+      </w:rPr>
+    </w:lvl>
+    <w:lvl w:ilvl="8" w:tplc="40090005" w:tentative="1">
+      <w:start w:val="1"/>
+      <w:numFmt w:val="bullet"/>
+      <w:lvlText w:val=""/>
+      <w:lvlJc w:val="left"/>
+      <w:pPr>
+        <w:ind w:left="6480" w:hanging="360"/>
+      </w:pPr>
+      <w:rPr>
+        <w:rFonts w:ascii="Wingdings" w:hAnsi="Wingdings" w:hint="default"/>
+      </w:rPr>
+    </w:lvl>
+  </w:abstractNum>
+  <w:abstractNum w:abstractNumId="19" w15:restartNumberingAfterBreak="0">
     <w:nsid w:val="36366A9C"/>
     <w:multiLevelType w:val="hybridMultilevel"/>
     <w:tmpl w:val="6A5E30A6"/>
@@ -22511,7 +19895,7 @@
       </w:rPr>
     </w:lvl>
   </w:abstractNum>
-  <w:abstractNum w:abstractNumId="18" w15:restartNumberingAfterBreak="0">
+  <w:abstractNum w:abstractNumId="20" w15:restartNumberingAfterBreak="0">
     <w:nsid w:val="3B683C6B"/>
     <w:multiLevelType w:val="hybridMultilevel"/>
     <w:tmpl w:val="4008C508"/>
@@ -22624,7 +20008,7 @@
       </w:rPr>
     </w:lvl>
   </w:abstractNum>
-  <w:abstractNum w:abstractNumId="19" w15:restartNumberingAfterBreak="0">
+  <w:abstractNum w:abstractNumId="21" w15:restartNumberingAfterBreak="0">
     <w:nsid w:val="403D2FE6"/>
     <w:multiLevelType w:val="hybridMultilevel"/>
     <w:tmpl w:val="A98AC0EC"/>
@@ -22737,7 +20121,7 @@
       </w:rPr>
     </w:lvl>
   </w:abstractNum>
-  <w:abstractNum w:abstractNumId="20" w15:restartNumberingAfterBreak="0">
+  <w:abstractNum w:abstractNumId="22" w15:restartNumberingAfterBreak="0">
     <w:nsid w:val="42CF3FB4"/>
     <w:multiLevelType w:val="hybridMultilevel"/>
     <w:tmpl w:val="24789756"/>
@@ -22850,7 +20234,7 @@
       </w:rPr>
     </w:lvl>
   </w:abstractNum>
-  <w:abstractNum w:abstractNumId="21" w15:restartNumberingAfterBreak="0">
+  <w:abstractNum w:abstractNumId="23" w15:restartNumberingAfterBreak="0">
     <w:nsid w:val="495E5FE3"/>
     <w:multiLevelType w:val="hybridMultilevel"/>
     <w:tmpl w:val="8766EDB6"/>
@@ -22963,7 +20347,7 @@
       </w:rPr>
     </w:lvl>
   </w:abstractNum>
-  <w:abstractNum w:abstractNumId="22" w15:restartNumberingAfterBreak="0">
+  <w:abstractNum w:abstractNumId="24" w15:restartNumberingAfterBreak="0">
     <w:nsid w:val="4A585095"/>
     <w:multiLevelType w:val="hybridMultilevel"/>
     <w:tmpl w:val="4866CC6E"/>
@@ -23076,7 +20460,7 @@
       </w:rPr>
     </w:lvl>
   </w:abstractNum>
-  <w:abstractNum w:abstractNumId="23" w15:restartNumberingAfterBreak="0">
+  <w:abstractNum w:abstractNumId="25" w15:restartNumberingAfterBreak="0">
     <w:nsid w:val="4B096206"/>
     <w:multiLevelType w:val="hybridMultilevel"/>
     <w:tmpl w:val="9A96F7C6"/>
@@ -23189,7 +20573,7 @@
       </w:rPr>
     </w:lvl>
   </w:abstractNum>
-  <w:abstractNum w:abstractNumId="24" w15:restartNumberingAfterBreak="0">
+  <w:abstractNum w:abstractNumId="26" w15:restartNumberingAfterBreak="0">
     <w:nsid w:val="4B565BE1"/>
     <w:multiLevelType w:val="hybridMultilevel"/>
     <w:tmpl w:val="346A554E"/>
@@ -23302,7 +20686,7 @@
       </w:rPr>
     </w:lvl>
   </w:abstractNum>
-  <w:abstractNum w:abstractNumId="25" w15:restartNumberingAfterBreak="0">
+  <w:abstractNum w:abstractNumId="27" w15:restartNumberingAfterBreak="0">
     <w:nsid w:val="4C7142AC"/>
     <w:multiLevelType w:val="hybridMultilevel"/>
     <w:tmpl w:val="1CA2D11A"/>
@@ -23415,7 +20799,7 @@
       </w:rPr>
     </w:lvl>
   </w:abstractNum>
-  <w:abstractNum w:abstractNumId="26" w15:restartNumberingAfterBreak="0">
+  <w:abstractNum w:abstractNumId="28" w15:restartNumberingAfterBreak="0">
     <w:nsid w:val="54864F92"/>
     <w:multiLevelType w:val="hybridMultilevel"/>
     <w:tmpl w:val="BC72E9E0"/>
@@ -23528,7 +20912,7 @@
       </w:rPr>
     </w:lvl>
   </w:abstractNum>
-  <w:abstractNum w:abstractNumId="27" w15:restartNumberingAfterBreak="0">
+  <w:abstractNum w:abstractNumId="29" w15:restartNumberingAfterBreak="0">
     <w:nsid w:val="55542F7E"/>
     <w:multiLevelType w:val="hybridMultilevel"/>
     <w:tmpl w:val="5F3E41EA"/>
@@ -23641,7 +21025,7 @@
       </w:rPr>
     </w:lvl>
   </w:abstractNum>
-  <w:abstractNum w:abstractNumId="28" w15:restartNumberingAfterBreak="0">
+  <w:abstractNum w:abstractNumId="30" w15:restartNumberingAfterBreak="0">
     <w:nsid w:val="5754675A"/>
     <w:multiLevelType w:val="hybridMultilevel"/>
     <w:tmpl w:val="83ACE040"/>
@@ -23754,7 +21138,7 @@
       </w:rPr>
     </w:lvl>
   </w:abstractNum>
-  <w:abstractNum w:abstractNumId="29" w15:restartNumberingAfterBreak="0">
+  <w:abstractNum w:abstractNumId="31" w15:restartNumberingAfterBreak="0">
     <w:nsid w:val="58B845B7"/>
     <w:multiLevelType w:val="hybridMultilevel"/>
     <w:tmpl w:val="9714824A"/>
@@ -23867,7 +21251,7 @@
       </w:rPr>
     </w:lvl>
   </w:abstractNum>
-  <w:abstractNum w:abstractNumId="30" w15:restartNumberingAfterBreak="0">
+  <w:abstractNum w:abstractNumId="32" w15:restartNumberingAfterBreak="0">
     <w:nsid w:val="5BBD2F1E"/>
     <w:multiLevelType w:val="hybridMultilevel"/>
     <w:tmpl w:val="B24C8148"/>
@@ -23980,7 +21364,7 @@
       </w:rPr>
     </w:lvl>
   </w:abstractNum>
-  <w:abstractNum w:abstractNumId="31" w15:restartNumberingAfterBreak="0">
+  <w:abstractNum w:abstractNumId="33" w15:restartNumberingAfterBreak="0">
     <w:nsid w:val="5DF42C6C"/>
     <w:multiLevelType w:val="hybridMultilevel"/>
     <w:tmpl w:val="DFBA9C62"/>
@@ -24093,7 +21477,7 @@
       </w:rPr>
     </w:lvl>
   </w:abstractNum>
-  <w:abstractNum w:abstractNumId="32" w15:restartNumberingAfterBreak="0">
+  <w:abstractNum w:abstractNumId="34" w15:restartNumberingAfterBreak="0">
     <w:nsid w:val="611C3525"/>
     <w:multiLevelType w:val="hybridMultilevel"/>
     <w:tmpl w:val="2B9EA286"/>
@@ -24206,7 +21590,7 @@
       </w:rPr>
     </w:lvl>
   </w:abstractNum>
-  <w:abstractNum w:abstractNumId="33" w15:restartNumberingAfterBreak="0">
+  <w:abstractNum w:abstractNumId="35" w15:restartNumberingAfterBreak="0">
     <w:nsid w:val="62C7448A"/>
     <w:multiLevelType w:val="hybridMultilevel"/>
     <w:tmpl w:val="2DC8AF28"/>
@@ -24319,7 +21703,7 @@
       </w:rPr>
     </w:lvl>
   </w:abstractNum>
-  <w:abstractNum w:abstractNumId="34" w15:restartNumberingAfterBreak="0">
+  <w:abstractNum w:abstractNumId="36" w15:restartNumberingAfterBreak="0">
     <w:nsid w:val="63876CD5"/>
     <w:multiLevelType w:val="hybridMultilevel"/>
     <w:tmpl w:val="DB0E6182"/>
@@ -24432,7 +21816,7 @@
       </w:rPr>
     </w:lvl>
   </w:abstractNum>
-  <w:abstractNum w:abstractNumId="35" w15:restartNumberingAfterBreak="0">
+  <w:abstractNum w:abstractNumId="37" w15:restartNumberingAfterBreak="0">
     <w:nsid w:val="6A74444D"/>
     <w:multiLevelType w:val="hybridMultilevel"/>
     <w:tmpl w:val="F5B4B92C"/>
@@ -24545,7 +21929,7 @@
       </w:rPr>
     </w:lvl>
   </w:abstractNum>
-  <w:abstractNum w:abstractNumId="36" w15:restartNumberingAfterBreak="0">
+  <w:abstractNum w:abstractNumId="38" w15:restartNumberingAfterBreak="0">
     <w:nsid w:val="6B170E1C"/>
     <w:multiLevelType w:val="hybridMultilevel"/>
     <w:tmpl w:val="E544FA2A"/>
@@ -24658,7 +22042,7 @@
       </w:rPr>
     </w:lvl>
   </w:abstractNum>
-  <w:abstractNum w:abstractNumId="37" w15:restartNumberingAfterBreak="0">
+  <w:abstractNum w:abstractNumId="39" w15:restartNumberingAfterBreak="0">
     <w:nsid w:val="70233309"/>
     <w:multiLevelType w:val="hybridMultilevel"/>
     <w:tmpl w:val="162AB9EC"/>
@@ -24771,7 +22155,7 @@
       </w:rPr>
     </w:lvl>
   </w:abstractNum>
-  <w:abstractNum w:abstractNumId="38" w15:restartNumberingAfterBreak="0">
+  <w:abstractNum w:abstractNumId="40" w15:restartNumberingAfterBreak="0">
     <w:nsid w:val="76641B9F"/>
     <w:multiLevelType w:val="hybridMultilevel"/>
     <w:tmpl w:val="D7624802"/>
@@ -24884,7 +22268,7 @@
       </w:rPr>
     </w:lvl>
   </w:abstractNum>
-  <w:abstractNum w:abstractNumId="39" w15:restartNumberingAfterBreak="0">
+  <w:abstractNum w:abstractNumId="41" w15:restartNumberingAfterBreak="0">
     <w:nsid w:val="773A4073"/>
     <w:multiLevelType w:val="hybridMultilevel"/>
     <w:tmpl w:val="56DC9A60"/>
@@ -24997,7 +22381,7 @@
       </w:rPr>
     </w:lvl>
   </w:abstractNum>
-  <w:abstractNum w:abstractNumId="40" w15:restartNumberingAfterBreak="0">
+  <w:abstractNum w:abstractNumId="42" w15:restartNumberingAfterBreak="0">
     <w:nsid w:val="77610600"/>
     <w:multiLevelType w:val="hybridMultilevel"/>
     <w:tmpl w:val="B76C2FB6"/>
@@ -25110,7 +22494,7 @@
       </w:rPr>
     </w:lvl>
   </w:abstractNum>
-  <w:abstractNum w:abstractNumId="41" w15:restartNumberingAfterBreak="0">
+  <w:abstractNum w:abstractNumId="43" w15:restartNumberingAfterBreak="0">
     <w:nsid w:val="79D47A5B"/>
     <w:multiLevelType w:val="hybridMultilevel"/>
     <w:tmpl w:val="A8ECFDBC"/>
@@ -25223,7 +22607,7 @@
       </w:rPr>
     </w:lvl>
   </w:abstractNum>
-  <w:abstractNum w:abstractNumId="42" w15:restartNumberingAfterBreak="0">
+  <w:abstractNum w:abstractNumId="44" w15:restartNumberingAfterBreak="0">
     <w:nsid w:val="7A0B4FDE"/>
     <w:multiLevelType w:val="hybridMultilevel"/>
     <w:tmpl w:val="84A8BE92"/>
@@ -25336,7 +22720,7 @@
       </w:rPr>
     </w:lvl>
   </w:abstractNum>
-  <w:abstractNum w:abstractNumId="43" w15:restartNumberingAfterBreak="0">
+  <w:abstractNum w:abstractNumId="45" w15:restartNumberingAfterBreak="0">
     <w:nsid w:val="7A863709"/>
     <w:multiLevelType w:val="hybridMultilevel"/>
     <w:tmpl w:val="11D220C6"/>
@@ -25459,55 +22843,55 @@
     <w:abstractNumId w:val="3"/>
   </w:num>
   <w:num w:numId="4" w16cid:durableId="113520858">
-    <w:abstractNumId w:val="21"/>
+    <w:abstractNumId w:val="23"/>
   </w:num>
   <w:num w:numId="5" w16cid:durableId="1460995401">
-    <w:abstractNumId w:val="42"/>
+    <w:abstractNumId w:val="44"/>
   </w:num>
   <w:num w:numId="6" w16cid:durableId="410154171">
-    <w:abstractNumId w:val="35"/>
+    <w:abstractNumId w:val="37"/>
   </w:num>
   <w:num w:numId="7" w16cid:durableId="1306472746">
-    <w:abstractNumId w:val="34"/>
+    <w:abstractNumId w:val="36"/>
   </w:num>
   <w:num w:numId="8" w16cid:durableId="1385762029">
     <w:abstractNumId w:val="2"/>
   </w:num>
   <w:num w:numId="9" w16cid:durableId="957418501">
-    <w:abstractNumId w:val="26"/>
+    <w:abstractNumId w:val="28"/>
   </w:num>
   <w:num w:numId="10" w16cid:durableId="617293285">
-    <w:abstractNumId w:val="40"/>
+    <w:abstractNumId w:val="42"/>
   </w:num>
   <w:num w:numId="11" w16cid:durableId="2120375417">
-    <w:abstractNumId w:val="25"/>
+    <w:abstractNumId w:val="27"/>
   </w:num>
   <w:num w:numId="12" w16cid:durableId="1661538834">
+    <w:abstractNumId w:val="33"/>
+  </w:num>
+  <w:num w:numId="13" w16cid:durableId="1392924797">
+    <w:abstractNumId w:val="38"/>
+  </w:num>
+  <w:num w:numId="14" w16cid:durableId="1700475705">
     <w:abstractNumId w:val="31"/>
   </w:num>
-  <w:num w:numId="13" w16cid:durableId="1392924797">
-    <w:abstractNumId w:val="36"/>
-  </w:num>
-  <w:num w:numId="14" w16cid:durableId="1700475705">
-    <w:abstractNumId w:val="29"/>
-  </w:num>
   <w:num w:numId="15" w16cid:durableId="1356540211">
-    <w:abstractNumId w:val="22"/>
+    <w:abstractNumId w:val="24"/>
   </w:num>
   <w:num w:numId="16" w16cid:durableId="763264304">
-    <w:abstractNumId w:val="33"/>
+    <w:abstractNumId w:val="35"/>
   </w:num>
   <w:num w:numId="17" w16cid:durableId="1762220629">
-    <w:abstractNumId w:val="15"/>
+    <w:abstractNumId w:val="16"/>
   </w:num>
   <w:num w:numId="18" w16cid:durableId="77100921">
-    <w:abstractNumId w:val="18"/>
+    <w:abstractNumId w:val="20"/>
   </w:num>
   <w:num w:numId="19" w16cid:durableId="42993611">
     <w:abstractNumId w:val="14"/>
   </w:num>
   <w:num w:numId="20" w16cid:durableId="1488670296">
-    <w:abstractNumId w:val="28"/>
+    <w:abstractNumId w:val="30"/>
   </w:num>
   <w:num w:numId="21" w16cid:durableId="933823474">
     <w:abstractNumId w:val="5"/>
@@ -25516,28 +22900,28 @@
     <w:abstractNumId w:val="0"/>
   </w:num>
   <w:num w:numId="23" w16cid:durableId="1043093304">
+    <w:abstractNumId w:val="21"/>
+  </w:num>
+  <w:num w:numId="24" w16cid:durableId="925267413">
+    <w:abstractNumId w:val="22"/>
+  </w:num>
+  <w:num w:numId="25" w16cid:durableId="528687674">
     <w:abstractNumId w:val="19"/>
   </w:num>
-  <w:num w:numId="24" w16cid:durableId="925267413">
-    <w:abstractNumId w:val="20"/>
-  </w:num>
-  <w:num w:numId="25" w16cid:durableId="528687674">
+  <w:num w:numId="26" w16cid:durableId="1924483568">
     <w:abstractNumId w:val="17"/>
   </w:num>
-  <w:num w:numId="26" w16cid:durableId="1924483568">
-    <w:abstractNumId w:val="16"/>
-  </w:num>
   <w:num w:numId="27" w16cid:durableId="1401563878">
-    <w:abstractNumId w:val="39"/>
+    <w:abstractNumId w:val="41"/>
   </w:num>
   <w:num w:numId="28" w16cid:durableId="442312953">
     <w:abstractNumId w:val="12"/>
   </w:num>
   <w:num w:numId="29" w16cid:durableId="209998708">
-    <w:abstractNumId w:val="27"/>
+    <w:abstractNumId w:val="29"/>
   </w:num>
   <w:num w:numId="30" w16cid:durableId="2058165859">
-    <w:abstractNumId w:val="43"/>
+    <w:abstractNumId w:val="45"/>
   </w:num>
   <w:num w:numId="31" w16cid:durableId="213278009">
     <w:abstractNumId w:val="11"/>
@@ -25546,10 +22930,10 @@
     <w:abstractNumId w:val="1"/>
   </w:num>
   <w:num w:numId="33" w16cid:durableId="1621910643">
-    <w:abstractNumId w:val="23"/>
+    <w:abstractNumId w:val="25"/>
   </w:num>
   <w:num w:numId="34" w16cid:durableId="1269511216">
-    <w:abstractNumId w:val="24"/>
+    <w:abstractNumId w:val="26"/>
   </w:num>
   <w:num w:numId="35" w16cid:durableId="2013799803">
     <w:abstractNumId w:val="6"/>
@@ -25558,28 +22942,34 @@
     <w:abstractNumId w:val="9"/>
   </w:num>
   <w:num w:numId="37" w16cid:durableId="536431980">
-    <w:abstractNumId w:val="32"/>
+    <w:abstractNumId w:val="34"/>
   </w:num>
   <w:num w:numId="38" w16cid:durableId="846335820">
     <w:abstractNumId w:val="4"/>
   </w:num>
   <w:num w:numId="39" w16cid:durableId="1238172110">
-    <w:abstractNumId w:val="41"/>
+    <w:abstractNumId w:val="43"/>
   </w:num>
   <w:num w:numId="40" w16cid:durableId="622031279">
     <w:abstractNumId w:val="7"/>
   </w:num>
   <w:num w:numId="41" w16cid:durableId="1397048790">
-    <w:abstractNumId w:val="38"/>
+    <w:abstractNumId w:val="40"/>
   </w:num>
   <w:num w:numId="42" w16cid:durableId="1841266095">
-    <w:abstractNumId w:val="37"/>
+    <w:abstractNumId w:val="39"/>
   </w:num>
   <w:num w:numId="43" w16cid:durableId="1006594522">
     <w:abstractNumId w:val="10"/>
   </w:num>
   <w:num w:numId="44" w16cid:durableId="469908425">
-    <w:abstractNumId w:val="30"/>
+    <w:abstractNumId w:val="32"/>
+  </w:num>
+  <w:num w:numId="45" w16cid:durableId="282230276">
+    <w:abstractNumId w:val="18"/>
+  </w:num>
+  <w:num w:numId="46" w16cid:durableId="894313334">
+    <w:abstractNumId w:val="15"/>
   </w:num>
 </w:numbering>
 </file>
